--- a/实验报告.docx
+++ b/实验报告.docx
@@ -43,7 +43,7 @@
           <w:i/>
           <w:sz w:val="24"/>
         </w:rPr>
-        <w:t>—— 基于回归预测的缓存块驱逐策略</w:t>
+        <w:t>—— 基于回归预测的缓存块驱逐策略（v1→v5 完整迭代）</w:t>
       </w:r>
     </w:p>
     <w:p>
@@ -56,7 +56,7 @@
           <w:rFonts w:ascii="Times New Roman" w:hAnsi="Times New Roman" w:eastAsia="宋体"/>
           <w:sz w:val="22"/>
         </w:rPr>
-        <w:t>版本：v3.0</w:t>
+        <w:t>版本：v5.0 (Final)</w:t>
       </w:r>
     </w:p>
     <w:p>
@@ -82,7 +82,7 @@
           <w:rFonts w:ascii="Times New Roman" w:hAnsi="Times New Roman" w:eastAsia="宋体"/>
           <w:sz w:val="20"/>
         </w:rPr>
-        <w:t>环境：Tesla V100S 32GB / Ubuntu 22.04 / vLLM 0.5.0</w:t>
+        <w:t>环境：Tesla V100S 32GB / Ubuntu 22.04 / vLLM 0.5.0 / Qwen2.5-7B-Instruct</w:t>
       </w:r>
     </w:p>
     <w:p>
@@ -109,7 +109,7 @@
           <w:rFonts w:ascii="Times New Roman" w:hAnsi="Times New Roman" w:eastAsia="宋体"/>
           <w:sz w:val="20"/>
         </w:rPr>
-        <w:t>大型语言模型推理中，KV Cache 显存占用是限制吞吐量的核心瓶颈。本文提出一种基于轻量回归预测器的学习型 KV Cache 替换策略，通过预测每个缓存块的"剩余访问次数"来指导驱逐决策。在 vLLM 0.5.0 + Qwen2.5-7B-Instruct + ShareGPT 数据集上，经过 v1→v2→v3 三轮迭代改进，预测器达到 R²≈0.585。仿真结果表明，在受限缓存容量下（≤500 blocks），学习型策略的命中率显著超越 LRU 基线（100 blocks: 20.24% vs 14.76%，200 blocks: 39.21% vs 34.40%，500 blocks: 90.31% vs 78.85%），首次证明了学习型方法在该场景下的有效性。</w:t>
+        <w:t>大型语言模型推理中，KV Cache 显存占用是限制吞吐量的核心瓶颈。本文提出一种基于轻量回归预测器的学习型 KV Cache 替换策略，通过预测每个缓存块的"剩余访问次数"来指导驱逐决策。项目历经 v1 至 v5 共五轮迭代，从二分类基线（AUC≈0.5）起步，逐步修复了回归目标无方差、训练/评估特征不一致、未来信息泄露、free 事件统计偏差等关键问题。最终 v5 版本在 Qwen2.5-7B-Instruct + ShareGPT + V100S 环境下，学习型策略在受限缓存容量下全面超越 LRU 基线：100 blocks: 19.73% vs 14.76%（+33.7%），200 blocks: 38.28% vs 34.40%（+11.3%），500 blocks: 86.88% vs 78.85%（+10.2%），首次系统性地证明了学习型方法在 KV Cache 替换场景下的有效性。</w:t>
       </w:r>
     </w:p>
     <w:p>
@@ -130,24 +130,13 @@
     </w:p>
     <w:p>
       <w:pPr>
-        <w:spacing w:after="160"/>
+        <w:spacing w:after="120"/>
       </w:pPr>
       <w:r>
         <w:rPr>
           <w:rFonts w:ascii="Times New Roman" w:hAnsi="Times New Roman" w:eastAsia="宋体"/>
         </w:rPr>
-        <w:t>大型语言模型（LLM）在自回归解码过程中，需在 GPU 显存中缓存所有已计算的 Key-Value（KV）向量，以避免重复计算。随着请求并发度和序列长度增长，KV Cache 已成为显存的主要消费者。例如，Qwen2.5-7B-Instruct 在 4096 token 上下文、32 层、128 头配置下，单个请求的 KV Cache 需约 2GB 显存。当物理显存不足以容纳所有活跃请求的 KV Cache 时，需要驱逐策略决定哪些缓存块应被丢弃。</w:t>
-      </w:r>
-    </w:p>
-    <w:p>
-      <w:pPr>
-        <w:spacing w:after="160"/>
-      </w:pPr>
-      <w:r>
-        <w:rPr>
-          <w:rFonts w:ascii="Times New Roman" w:hAnsi="Times New Roman" w:eastAsia="宋体"/>
-        </w:rPr>
-        <w:t>传统的 LRU（Least Recently Used）策略利用了数据访问的时序局部性，但无法感知缓存块的"未来价值"。例如，一个刚被访问但即将被释放的块，在 LRU 下会被保留，而一个虽稍早访问但还将被使用数百次的块可能被驱逐。本文尝试通过学习型方法——训练一个轻量预测器估计每个缓存块的"剩余访问次数"——来做出更优的驱逐决策。</w:t>
+        <w:t>大型语言模型（LLM）在自回归解码过程中，需在 GPU 显存中缓存所有已计算的 Key-Value（KV）向量，以避免重复计算。随着请求并发度和序列长度增长，KV Cache 已成为显存的主要消费者。例如，Qwen2.5-7B-Instruct 在 4096 token 上下文、32 层配置下，单个请求的 KV Cache 需约 2GB 显存。当物理显存不足以容纳所有活跃请求的 KV Cache 时，需要驱逐策略决定哪些缓存块应被丢弃。</w:t>
       </w:r>
     </w:p>
     <w:p>
@@ -158,7 +147,12 @@
         <w:rPr>
           <w:rFonts w:ascii="Times New Roman" w:hAnsi="Times New Roman" w:eastAsia="宋体"/>
         </w:rPr>
-        <w:t>项目共经历三轮迭代：v1 使用二分类预测"未来 N 步内是否重用"但遭遇严重类别不平衡（AUC≈0.5, 99.6% 正样本）；v2 改为回归预测"下次访问间隔"但存在训练/评估特征不一致 Bug；v3 系统性地修复了所有问题：将回归目标改为"剩余访问次数"，统一训练评估特征计算，升级模型架构，首次实现了 Learned &gt; LRU。</w:t>
+        <w:t>传统的 LRU（Least Recently Used）策略利用数据访问的时序局部性，但无法感知缓存块的"未来价值"。本项目通过训练一个轻量预测器估计每个缓存块的"剩余访问次数"，并以此指导驱逐决策。项目共经历 v1→v2→v3→v4→v5 五轮迭代，每轮解决上一轮的关键问题。</w:t>
+      </w:r>
+    </w:p>
+    <w:p>
+      <w:r>
+        <w:br w:type="page"/>
       </w:r>
     </w:p>
     <w:p>
@@ -258,7 +252,7 @@
                 <w:rFonts w:ascii="Times New Roman" w:hAnsi="Times New Roman"/>
                 <w:sz w:val="18"/>
               </w:rPr>
-              <w:t>Ubuntu 22.04.3 LTS, Kernel 5.15.0-86-generic</w:t>
+              <w:t>Ubuntu 22.04.3 LTS (Kernel 5.15.0-86)</w:t>
             </w:r>
           </w:p>
         </w:tc>
@@ -298,7 +292,7 @@
                 <w:rFonts w:ascii="Times New Roman" w:hAnsi="Times New Roman"/>
                 <w:sz w:val="18"/>
               </w:rPr>
-              <w:t>Tesla V100S-PCIE-32GB (Compute Capability 7.0, 32GB VRAM)</w:t>
+              <w:t>Tesla V100S-PCIE-32GB (CC 7.0, 32GB VRAM)</w:t>
             </w:r>
           </w:p>
         </w:tc>
@@ -396,7 +390,7 @@
                 <w:rFonts w:ascii="Times New Roman" w:hAnsi="Times New Roman"/>
                 <w:sz w:val="18"/>
               </w:rPr>
-              <w:t>深度学习框架</w:t>
+              <w:t>深度学习</w:t>
             </w:r>
           </w:p>
         </w:tc>
@@ -435,7 +429,7 @@
                 <w:rFonts w:ascii="Times New Roman" w:hAnsi="Times New Roman"/>
                 <w:sz w:val="18"/>
               </w:rPr>
-              <w:t>模型</w:t>
+              <w:t>LLM 模型</w:t>
             </w:r>
           </w:p>
         </w:tc>
@@ -454,7 +448,7 @@
                 <w:rFonts w:ascii="Times New Roman" w:hAnsi="Times New Roman"/>
                 <w:sz w:val="18"/>
               </w:rPr>
-              <w:t>Qwen2.5-7B-Instruct (15GB, float16)</w:t>
+              <w:t>Qwen2.5-7B-Instruct (float16, ~15GB)</w:t>
             </w:r>
           </w:p>
         </w:tc>
@@ -513,7 +507,7 @@
                 <w:rFonts w:ascii="Times New Roman" w:hAnsi="Times New Roman"/>
                 <w:sz w:val="18"/>
               </w:rPr>
-              <w:t>工作目录</w:t>
+              <w:t>Trace 规模</w:t>
             </w:r>
           </w:p>
         </w:tc>
@@ -532,7 +526,7 @@
                 <w:rFonts w:ascii="Times New Roman" w:hAnsi="Times New Roman"/>
                 <w:sz w:val="18"/>
               </w:rPr>
-              <w:t>/root/autodl-tmp/</w:t>
+              <w:t>317,380 事件 (718 blocks, 100 seqs)</w:t>
             </w:r>
           </w:p>
         </w:tc>
@@ -547,7 +541,7 @@
         <w:rPr>
           <w:rFonts w:ascii="Times New Roman" w:hAnsi="Times New Roman" w:eastAsia="黑体"/>
         </w:rPr>
-        <w:t>2.1 依赖版本</w:t>
+        <w:t>2.1 关键依赖</w:t>
       </w:r>
     </w:p>
     <w:tbl>
@@ -675,7 +669,7 @@
                 <w:rFonts w:ascii="Times New Roman" w:hAnsi="Times New Roman"/>
                 <w:sz w:val="18"/>
               </w:rPr>
-              <w:t>推理框架（含 BlockSpaceManagerV1 Hook）</w:t>
+              <w:t>BlockSpaceManagerV1 Hook</w:t>
             </w:r>
           </w:p>
         </w:tc>
@@ -790,7 +784,7 @@
                 <w:rFonts w:ascii="Times New Roman" w:hAnsi="Times New Roman"/>
                 <w:sz w:val="18"/>
               </w:rPr>
-              <w:t>&lt; 4.45 以兼容 lm-format-enforcer</w:t>
+              <w:t>&lt;4.45 兼容 lm-format-enforcer</w:t>
             </w:r>
           </w:p>
         </w:tc>
@@ -849,7 +843,7 @@
                 <w:rFonts w:ascii="Times New Roman" w:hAnsi="Times New Roman"/>
                 <w:sz w:val="18"/>
               </w:rPr>
-              <w:t>&lt; 0.1 以兼容 vLLM 0.5.0</w:t>
+              <w:t>&lt;0.1 兼容 vLLM 0.5.0</w:t>
             </w:r>
           </w:p>
         </w:tc>
@@ -905,237 +899,7 @@
                 <w:rFonts w:ascii="Times New Roman" w:hAnsi="Times New Roman"/>
                 <w:sz w:val="18"/>
               </w:rPr>
-              <w:t>vLLM guided decoding 依赖</w:t>
-            </w:r>
-          </w:p>
-        </w:tc>
-      </w:tr>
-      <w:tr>
-        <w:tc>
-          <w:tcPr>
-            <w:tcW w:type="dxa" w:w="2268"/>
-            <w:shd w:fill="F2F2F2"/>
-          </w:tcPr>
-          <w:p>
-            <w:pPr>
-              <w:jc w:val="center"/>
-            </w:pPr>
-            <w:r/>
-            <w:r>
-              <w:rPr>
-                <w:rFonts w:ascii="Times New Roman" w:hAnsi="Times New Roman"/>
-                <w:sz w:val="18"/>
-              </w:rPr>
-              <w:t>numpy</w:t>
-            </w:r>
-          </w:p>
-        </w:tc>
-        <w:tc>
-          <w:tcPr>
-            <w:tcW w:type="dxa" w:w="1701"/>
-            <w:shd w:fill="F2F2F2"/>
-          </w:tcPr>
-          <w:p>
-            <w:pPr>
-              <w:jc w:val="center"/>
-            </w:pPr>
-            <w:r/>
-            <w:r>
-              <w:rPr>
-                <w:rFonts w:ascii="Times New Roman" w:hAnsi="Times New Roman"/>
-                <w:sz w:val="18"/>
-              </w:rPr>
-              <w:t>1.26.4</w:t>
-            </w:r>
-          </w:p>
-        </w:tc>
-        <w:tc>
-          <w:tcPr>
-            <w:tcW w:type="dxa" w:w="5102"/>
-            <w:shd w:fill="F2F2F2"/>
-          </w:tcPr>
-          <w:p>
-            <w:pPr>
-              <w:jc w:val="center"/>
-            </w:pPr>
-            <w:r/>
-            <w:r>
-              <w:rPr>
-                <w:rFonts w:ascii="Times New Roman" w:hAnsi="Times New Roman"/>
-                <w:sz w:val="18"/>
-              </w:rPr>
-              <w:t>被 outlines 0.0.46 强制降级</w:t>
-            </w:r>
-          </w:p>
-        </w:tc>
-      </w:tr>
-      <w:tr>
-        <w:tc>
-          <w:tcPr>
-            <w:tcW w:type="dxa" w:w="2268"/>
-          </w:tcPr>
-          <w:p>
-            <w:pPr>
-              <w:jc w:val="center"/>
-            </w:pPr>
-            <w:r/>
-            <w:r>
-              <w:rPr>
-                <w:rFonts w:ascii="Times New Roman" w:hAnsi="Times New Roman"/>
-                <w:sz w:val="18"/>
-              </w:rPr>
-              <w:t>matplotlib</w:t>
-            </w:r>
-          </w:p>
-        </w:tc>
-        <w:tc>
-          <w:tcPr>
-            <w:tcW w:type="dxa" w:w="1701"/>
-          </w:tcPr>
-          <w:p>
-            <w:pPr>
-              <w:jc w:val="center"/>
-            </w:pPr>
-            <w:r/>
-            <w:r>
-              <w:rPr>
-                <w:rFonts w:ascii="Times New Roman" w:hAnsi="Times New Roman"/>
-                <w:sz w:val="18"/>
-              </w:rPr>
-              <w:t>3.10.9</w:t>
-            </w:r>
-          </w:p>
-        </w:tc>
-        <w:tc>
-          <w:tcPr>
-            <w:tcW w:type="dxa" w:w="5102"/>
-          </w:tcPr>
-          <w:p>
-            <w:pPr>
-              <w:jc w:val="center"/>
-            </w:pPr>
-            <w:r/>
-            <w:r>
-              <w:rPr>
-                <w:rFonts w:ascii="Times New Roman" w:hAnsi="Times New Roman"/>
-                <w:sz w:val="18"/>
-              </w:rPr>
-              <w:t>实验图表</w:t>
-            </w:r>
-          </w:p>
-        </w:tc>
-      </w:tr>
-      <w:tr>
-        <w:tc>
-          <w:tcPr>
-            <w:tcW w:type="dxa" w:w="2268"/>
-            <w:shd w:fill="F2F2F2"/>
-          </w:tcPr>
-          <w:p>
-            <w:pPr>
-              <w:jc w:val="center"/>
-            </w:pPr>
-            <w:r/>
-            <w:r>
-              <w:rPr>
-                <w:rFonts w:ascii="Times New Roman" w:hAnsi="Times New Roman"/>
-                <w:sz w:val="18"/>
-              </w:rPr>
-              <w:t>datasets</w:t>
-            </w:r>
-          </w:p>
-        </w:tc>
-        <w:tc>
-          <w:tcPr>
-            <w:tcW w:type="dxa" w:w="1701"/>
-            <w:shd w:fill="F2F2F2"/>
-          </w:tcPr>
-          <w:p>
-            <w:pPr>
-              <w:jc w:val="center"/>
-            </w:pPr>
-            <w:r/>
-            <w:r>
-              <w:rPr>
-                <w:rFonts w:ascii="Times New Roman" w:hAnsi="Times New Roman"/>
-                <w:sz w:val="18"/>
-              </w:rPr>
-              <w:t>5.0.0</w:t>
-            </w:r>
-          </w:p>
-        </w:tc>
-        <w:tc>
-          <w:tcPr>
-            <w:tcW w:type="dxa" w:w="5102"/>
-            <w:shd w:fill="F2F2F2"/>
-          </w:tcPr>
-          <w:p>
-            <w:pPr>
-              <w:jc w:val="center"/>
-            </w:pPr>
-            <w:r/>
-            <w:r>
-              <w:rPr>
-                <w:rFonts w:ascii="Times New Roman" w:hAnsi="Times New Roman"/>
-                <w:sz w:val="18"/>
-              </w:rPr>
-              <w:t>HuggingFace Datasets</w:t>
-            </w:r>
-          </w:p>
-        </w:tc>
-      </w:tr>
-      <w:tr>
-        <w:tc>
-          <w:tcPr>
-            <w:tcW w:type="dxa" w:w="2268"/>
-          </w:tcPr>
-          <w:p>
-            <w:pPr>
-              <w:jc w:val="center"/>
-            </w:pPr>
-            <w:r/>
-            <w:r>
-              <w:rPr>
-                <w:rFonts w:ascii="Times New Roman" w:hAnsi="Times New Roman"/>
-                <w:sz w:val="18"/>
-              </w:rPr>
-              <w:t>accelerate</w:t>
-            </w:r>
-          </w:p>
-        </w:tc>
-        <w:tc>
-          <w:tcPr>
-            <w:tcW w:type="dxa" w:w="1701"/>
-          </w:tcPr>
-          <w:p>
-            <w:pPr>
-              <w:jc w:val="center"/>
-            </w:pPr>
-            <w:r/>
-            <w:r>
-              <w:rPr>
-                <w:rFonts w:ascii="Times New Roman" w:hAnsi="Times New Roman"/>
-                <w:sz w:val="18"/>
-              </w:rPr>
-              <w:t>1.13.0</w:t>
-            </w:r>
-          </w:p>
-        </w:tc>
-        <w:tc>
-          <w:tcPr>
-            <w:tcW w:type="dxa" w:w="5102"/>
-          </w:tcPr>
-          <w:p>
-            <w:pPr>
-              <w:jc w:val="center"/>
-            </w:pPr>
-            <w:r/>
-            <w:r>
-              <w:rPr>
-                <w:rFonts w:ascii="Times New Roman" w:hAnsi="Times New Roman"/>
-                <w:sz w:val="18"/>
-              </w:rPr>
-              <w:t>分布式加速</w:t>
+              <w:t>vLLM 依赖</w:t>
             </w:r>
           </w:p>
         </w:tc>
@@ -1161,15 +925,13 @@
         <w:tblLook w:firstColumn="1" w:firstRow="1" w:lastColumn="0" w:lastRow="0" w:noHBand="0" w:noVBand="1" w:val="04A0"/>
       </w:tblPr>
       <w:tblGrid>
-        <w:gridCol w:w="2209"/>
-        <w:gridCol w:w="2209"/>
-        <w:gridCol w:w="2209"/>
-        <w:gridCol w:w="2209"/>
+        <w:gridCol w:w="4419"/>
+        <w:gridCol w:w="4419"/>
       </w:tblGrid>
       <w:tr>
         <w:tc>
           <w:tcPr>
-            <w:tcW w:type="dxa" w:w="2268"/>
+            <w:tcW w:type="dxa" w:w="2835"/>
             <w:shd w:fill="D9E2F3"/>
           </w:tcPr>
           <w:p>
@@ -1189,7 +951,7 @@
         </w:tc>
         <w:tc>
           <w:tcPr>
-            <w:tcW w:type="dxa" w:w="1701"/>
+            <w:tcW w:type="dxa" w:w="6236"/>
             <w:shd w:fill="D9E2F3"/>
           </w:tcPr>
           <w:p>
@@ -1203,47 +965,7 @@
                 <w:b/>
                 <w:sz w:val="18"/>
               </w:rPr>
-              <w:t>v1</w:t>
-            </w:r>
-          </w:p>
-        </w:tc>
-        <w:tc>
-          <w:tcPr>
-            <w:tcW w:type="dxa" w:w="1701"/>
-            <w:shd w:fill="D9E2F3"/>
-          </w:tcPr>
-          <w:p>
-            <w:pPr>
-              <w:jc w:val="center"/>
-            </w:pPr>
-            <w:r/>
-            <w:r>
-              <w:rPr>
-                <w:rFonts w:ascii="Times New Roman" w:hAnsi="Times New Roman"/>
-                <w:b/>
-                <w:sz w:val="18"/>
-              </w:rPr>
-              <w:t>v2</w:t>
-            </w:r>
-          </w:p>
-        </w:tc>
-        <w:tc>
-          <w:tcPr>
-            <w:tcW w:type="dxa" w:w="1701"/>
-            <w:shd w:fill="D9E2F3"/>
-          </w:tcPr>
-          <w:p>
-            <w:pPr>
-              <w:jc w:val="center"/>
-            </w:pPr>
-            <w:r/>
-            <w:r>
-              <w:rPr>
-                <w:rFonts w:ascii="Times New Roman" w:hAnsi="Times New Roman"/>
-                <w:b/>
-                <w:sz w:val="18"/>
-              </w:rPr>
-              <w:t>v3</w:t>
+              <w:t>值</w:t>
             </w:r>
           </w:p>
         </w:tc>
@@ -1251,7 +973,7 @@
       <w:tr>
         <w:tc>
           <w:tcPr>
-            <w:tcW w:type="dxa" w:w="2268"/>
+            <w:tcW w:type="dxa" w:w="2835"/>
           </w:tcPr>
           <w:p>
             <w:pPr>
@@ -1269,43 +991,7 @@
         </w:tc>
         <w:tc>
           <w:tcPr>
-            <w:tcW w:type="dxa" w:w="1701"/>
-          </w:tcPr>
-          <w:p>
-            <w:pPr>
-              <w:jc w:val="center"/>
-            </w:pPr>
-            <w:r/>
-            <w:r>
-              <w:rPr>
-                <w:rFonts w:ascii="Times New Roman" w:hAnsi="Times New Roman"/>
-                <w:sz w:val="18"/>
-              </w:rPr>
-              <w:t>341,580</w:t>
-            </w:r>
-          </w:p>
-        </w:tc>
-        <w:tc>
-          <w:tcPr>
-            <w:tcW w:type="dxa" w:w="1701"/>
-          </w:tcPr>
-          <w:p>
-            <w:pPr>
-              <w:jc w:val="center"/>
-            </w:pPr>
-            <w:r/>
-            <w:r>
-              <w:rPr>
-                <w:rFonts w:ascii="Times New Roman" w:hAnsi="Times New Roman"/>
-                <w:sz w:val="18"/>
-              </w:rPr>
-              <w:t>340,217</w:t>
-            </w:r>
-          </w:p>
-        </w:tc>
-        <w:tc>
-          <w:tcPr>
-            <w:tcW w:type="dxa" w:w="1701"/>
+            <w:tcW w:type="dxa" w:w="6236"/>
           </w:tcPr>
           <w:p>
             <w:pPr>
@@ -1325,7 +1011,7 @@
       <w:tr>
         <w:tc>
           <w:tcPr>
-            <w:tcW w:type="dxa" w:w="2268"/>
+            <w:tcW w:type="dxa" w:w="2835"/>
             <w:shd w:fill="F2F2F2"/>
           </w:tcPr>
           <w:p>
@@ -1344,45 +1030,7 @@
         </w:tc>
         <w:tc>
           <w:tcPr>
-            <w:tcW w:type="dxa" w:w="1701"/>
-            <w:shd w:fill="F2F2F2"/>
-          </w:tcPr>
-          <w:p>
-            <w:pPr>
-              <w:jc w:val="center"/>
-            </w:pPr>
-            <w:r/>
-            <w:r>
-              <w:rPr>
-                <w:rFonts w:ascii="Times New Roman" w:hAnsi="Times New Roman"/>
-                <w:sz w:val="18"/>
-              </w:rPr>
-              <w:t>340,172</w:t>
-            </w:r>
-          </w:p>
-        </w:tc>
-        <w:tc>
-          <w:tcPr>
-            <w:tcW w:type="dxa" w:w="1701"/>
-            <w:shd w:fill="F2F2F2"/>
-          </w:tcPr>
-          <w:p>
-            <w:pPr>
-              <w:jc w:val="center"/>
-            </w:pPr>
-            <w:r/>
-            <w:r>
-              <w:rPr>
-                <w:rFonts w:ascii="Times New Roman" w:hAnsi="Times New Roman"/>
-                <w:sz w:val="18"/>
-              </w:rPr>
-              <w:t>336,535</w:t>
-            </w:r>
-          </w:p>
-        </w:tc>
-        <w:tc>
-          <w:tcPr>
-            <w:tcW w:type="dxa" w:w="1701"/>
+            <w:tcW w:type="dxa" w:w="6236"/>
             <w:shd w:fill="F2F2F2"/>
           </w:tcPr>
           <w:p>
@@ -1403,7 +1051,7 @@
       <w:tr>
         <w:tc>
           <w:tcPr>
-            <w:tcW w:type="dxa" w:w="2268"/>
+            <w:tcW w:type="dxa" w:w="2835"/>
           </w:tcPr>
           <w:p>
             <w:pPr>
@@ -1421,43 +1069,7 @@
         </w:tc>
         <w:tc>
           <w:tcPr>
-            <w:tcW w:type="dxa" w:w="1701"/>
-          </w:tcPr>
-          <w:p>
-            <w:pPr>
-              <w:jc w:val="center"/>
-            </w:pPr>
-            <w:r/>
-            <w:r>
-              <w:rPr>
-                <w:rFonts w:ascii="Times New Roman" w:hAnsi="Times New Roman"/>
-                <w:sz w:val="18"/>
-              </w:rPr>
-              <w:t>1,308</w:t>
-            </w:r>
-          </w:p>
-        </w:tc>
-        <w:tc>
-          <w:tcPr>
-            <w:tcW w:type="dxa" w:w="1701"/>
-          </w:tcPr>
-          <w:p>
-            <w:pPr>
-              <w:jc w:val="center"/>
-            </w:pPr>
-            <w:r/>
-            <w:r>
-              <w:rPr>
-                <w:rFonts w:ascii="Times New Roman" w:hAnsi="Times New Roman"/>
-                <w:sz w:val="18"/>
-              </w:rPr>
-              <w:t>1,292</w:t>
-            </w:r>
-          </w:p>
-        </w:tc>
-        <w:tc>
-          <w:tcPr>
-            <w:tcW w:type="dxa" w:w="1701"/>
+            <w:tcW w:type="dxa" w:w="6236"/>
           </w:tcPr>
           <w:p>
             <w:pPr>
@@ -1477,7 +1089,7 @@
       <w:tr>
         <w:tc>
           <w:tcPr>
-            <w:tcW w:type="dxa" w:w="2268"/>
+            <w:tcW w:type="dxa" w:w="2835"/>
             <w:shd w:fill="F2F2F2"/>
           </w:tcPr>
           <w:p>
@@ -1496,45 +1108,7 @@
         </w:tc>
         <w:tc>
           <w:tcPr>
-            <w:tcW w:type="dxa" w:w="1701"/>
-            <w:shd w:fill="F2F2F2"/>
-          </w:tcPr>
-          <w:p>
-            <w:pPr>
-              <w:jc w:val="center"/>
-            </w:pPr>
-            <w:r/>
-            <w:r>
-              <w:rPr>
-                <w:rFonts w:ascii="Times New Roman" w:hAnsi="Times New Roman"/>
-                <w:sz w:val="18"/>
-              </w:rPr>
-              <w:t>100</w:t>
-            </w:r>
-          </w:p>
-        </w:tc>
-        <w:tc>
-          <w:tcPr>
-            <w:tcW w:type="dxa" w:w="1701"/>
-            <w:shd w:fill="F2F2F2"/>
-          </w:tcPr>
-          <w:p>
-            <w:pPr>
-              <w:jc w:val="center"/>
-            </w:pPr>
-            <w:r/>
-            <w:r>
-              <w:rPr>
-                <w:rFonts w:ascii="Times New Roman" w:hAnsi="Times New Roman"/>
-                <w:sz w:val="18"/>
-              </w:rPr>
-              <w:t>2,390</w:t>
-            </w:r>
-          </w:p>
-        </w:tc>
-        <w:tc>
-          <w:tcPr>
-            <w:tcW w:type="dxa" w:w="1701"/>
+            <w:tcW w:type="dxa" w:w="6236"/>
             <w:shd w:fill="F2F2F2"/>
           </w:tcPr>
           <w:p>
@@ -1555,7 +1129,7 @@
       <w:tr>
         <w:tc>
           <w:tcPr>
-            <w:tcW w:type="dxa" w:w="2268"/>
+            <w:tcW w:type="dxa" w:w="2835"/>
           </w:tcPr>
           <w:p>
             <w:pPr>
@@ -1573,55 +1147,19 @@
         </w:tc>
         <w:tc>
           <w:tcPr>
-            <w:tcW w:type="dxa" w:w="1701"/>
-          </w:tcPr>
-          <w:p>
-            <w:pPr>
-              <w:jc w:val="center"/>
-            </w:pPr>
-            <w:r/>
-            <w:r>
-              <w:rPr>
-                <w:rFonts w:ascii="Times New Roman" w:hAnsi="Times New Roman"/>
-                <w:sz w:val="18"/>
-              </w:rPr>
-              <w:t>0</w:t>
-            </w:r>
-          </w:p>
-        </w:tc>
-        <w:tc>
-          <w:tcPr>
-            <w:tcW w:type="dxa" w:w="1701"/>
-          </w:tcPr>
-          <w:p>
-            <w:pPr>
-              <w:jc w:val="center"/>
-            </w:pPr>
-            <w:r/>
-            <w:r>
-              <w:rPr>
-                <w:rFonts w:ascii="Times New Roman" w:hAnsi="Times New Roman"/>
-                <w:sz w:val="18"/>
-              </w:rPr>
-              <w:t>0</w:t>
-            </w:r>
-          </w:p>
-        </w:tc>
-        <w:tc>
-          <w:tcPr>
-            <w:tcW w:type="dxa" w:w="1701"/>
-          </w:tcPr>
-          <w:p>
-            <w:pPr>
-              <w:jc w:val="center"/>
-            </w:pPr>
-            <w:r/>
-            <w:r>
-              <w:rPr>
-                <w:rFonts w:ascii="Times New Roman" w:hAnsi="Times New Roman"/>
-                <w:sz w:val="18"/>
-              </w:rPr>
-              <w:t>0</w:t>
+            <w:tcW w:type="dxa" w:w="6236"/>
+          </w:tcPr>
+          <w:p>
+            <w:pPr>
+              <w:jc w:val="center"/>
+            </w:pPr>
+            <w:r/>
+            <w:r>
+              <w:rPr>
+                <w:rFonts w:ascii="Times New Roman" w:hAnsi="Times New Roman"/>
+                <w:sz w:val="18"/>
+              </w:rPr>
+              <w:t>0 (V100 不支持 prefix caching)</w:t>
             </w:r>
           </w:p>
         </w:tc>
@@ -1629,7 +1167,7 @@
       <w:tr>
         <w:tc>
           <w:tcPr>
-            <w:tcW w:type="dxa" w:w="2268"/>
+            <w:tcW w:type="dxa" w:w="2835"/>
             <w:shd w:fill="F2F2F2"/>
           </w:tcPr>
           <w:p>
@@ -1648,45 +1186,7 @@
         </w:tc>
         <w:tc>
           <w:tcPr>
-            <w:tcW w:type="dxa" w:w="1701"/>
-            <w:shd w:fill="F2F2F2"/>
-          </w:tcPr>
-          <w:p>
-            <w:pPr>
-              <w:jc w:val="center"/>
-            </w:pPr>
-            <w:r/>
-            <w:r>
-              <w:rPr>
-                <w:rFonts w:ascii="Times New Roman" w:hAnsi="Times New Roman"/>
-                <w:sz w:val="18"/>
-              </w:rPr>
-              <w:t>480</w:t>
-            </w:r>
-          </w:p>
-        </w:tc>
-        <w:tc>
-          <w:tcPr>
-            <w:tcW w:type="dxa" w:w="1701"/>
-            <w:shd w:fill="F2F2F2"/>
-          </w:tcPr>
-          <w:p>
-            <w:pPr>
-              <w:jc w:val="center"/>
-            </w:pPr>
-            <w:r/>
-            <w:r>
-              <w:rPr>
-                <w:rFonts w:ascii="Times New Roman" w:hAnsi="Times New Roman"/>
-                <w:sz w:val="18"/>
-              </w:rPr>
-              <w:t>712</w:t>
-            </w:r>
-          </w:p>
-        </w:tc>
-        <w:tc>
-          <w:tcPr>
-            <w:tcW w:type="dxa" w:w="1701"/>
+            <w:tcW w:type="dxa" w:w="6236"/>
             <w:shd w:fill="F2F2F2"/>
           </w:tcPr>
           <w:p>
@@ -1707,7 +1207,7 @@
       <w:tr>
         <w:tc>
           <w:tcPr>
-            <w:tcW w:type="dxa" w:w="2268"/>
+            <w:tcW w:type="dxa" w:w="2835"/>
           </w:tcPr>
           <w:p>
             <w:pPr>
@@ -1725,43 +1225,7 @@
         </w:tc>
         <w:tc>
           <w:tcPr>
-            <w:tcW w:type="dxa" w:w="1701"/>
-          </w:tcPr>
-          <w:p>
-            <w:pPr>
-              <w:jc w:val="center"/>
-            </w:pPr>
-            <w:r/>
-            <w:r>
-              <w:rPr>
-                <w:rFonts w:ascii="Times New Roman" w:hAnsi="Times New Roman"/>
-                <w:sz w:val="18"/>
-              </w:rPr>
-              <w:t>100</w:t>
-            </w:r>
-          </w:p>
-        </w:tc>
-        <w:tc>
-          <w:tcPr>
-            <w:tcW w:type="dxa" w:w="1701"/>
-          </w:tcPr>
-          <w:p>
-            <w:pPr>
-              <w:jc w:val="center"/>
-            </w:pPr>
-            <w:r/>
-            <w:r>
-              <w:rPr>
-                <w:rFonts w:ascii="Times New Roman" w:hAnsi="Times New Roman"/>
-                <w:sz w:val="18"/>
-              </w:rPr>
-              <w:t>100</w:t>
-            </w:r>
-          </w:p>
-        </w:tc>
-        <w:tc>
-          <w:tcPr>
-            <w:tcW w:type="dxa" w:w="1701"/>
+            <w:tcW w:type="dxa" w:w="6236"/>
           </w:tcPr>
           <w:p>
             <w:pPr>
@@ -1781,7 +1245,7 @@
       <w:tr>
         <w:tc>
           <w:tcPr>
-            <w:tcW w:type="dxa" w:w="2268"/>
+            <w:tcW w:type="dxa" w:w="2835"/>
             <w:shd w:fill="F2F2F2"/>
           </w:tcPr>
           <w:p>
@@ -1800,7 +1264,7 @@
         </w:tc>
         <w:tc>
           <w:tcPr>
-            <w:tcW w:type="dxa" w:w="1701"/>
+            <w:tcW w:type="dxa" w:w="6236"/>
             <w:shd w:fill="F2F2F2"/>
           </w:tcPr>
           <w:p>
@@ -1813,13 +1277,53 @@
                 <w:rFonts w:ascii="Times New Roman" w:hAnsi="Times New Roman"/>
                 <w:sz w:val="18"/>
               </w:rPr>
-              <w:t>0-17,630</w:t>
-            </w:r>
-          </w:p>
-        </w:tc>
-        <w:tc>
-          <w:tcPr>
-            <w:tcW w:type="dxa" w:w="1701"/>
+              <w:t>0 ~ 17,377</w:t>
+            </w:r>
+          </w:p>
+        </w:tc>
+      </w:tr>
+      <w:tr>
+        <w:tc>
+          <w:tcPr>
+            <w:tcW w:type="dxa" w:w="2835"/>
+          </w:tcPr>
+          <w:p>
+            <w:pPr>
+              <w:jc w:val="center"/>
+            </w:pPr>
+            <w:r/>
+            <w:r>
+              <w:rPr>
+                <w:rFonts w:ascii="Times New Roman" w:hAnsi="Times New Roman"/>
+                <w:sz w:val="18"/>
+              </w:rPr>
+              <w:t>Block 平均访问次数</w:t>
+            </w:r>
+          </w:p>
+        </w:tc>
+        <w:tc>
+          <w:tcPr>
+            <w:tcW w:type="dxa" w:w="6236"/>
+          </w:tcPr>
+          <w:p>
+            <w:pPr>
+              <w:jc w:val="center"/>
+            </w:pPr>
+            <w:r/>
+            <w:r>
+              <w:rPr>
+                <w:rFonts w:ascii="Times New Roman" w:hAnsi="Times New Roman"/>
+                <w:sz w:val="18"/>
+              </w:rPr>
+              <w:t>442</w:t>
+            </w:r>
+          </w:p>
+        </w:tc>
+      </w:tr>
+      <w:tr>
+        <w:tc>
+          <w:tcPr>
+            <w:tcW w:type="dxa" w:w="2835"/>
             <w:shd w:fill="F2F2F2"/>
           </w:tcPr>
           <w:p>
@@ -1832,13 +1336,13 @@
                 <w:rFonts w:ascii="Times New Roman" w:hAnsi="Times New Roman"/>
                 <w:sz w:val="18"/>
               </w:rPr>
-              <w:t>0-17,638</w:t>
-            </w:r>
-          </w:p>
-        </w:tc>
-        <w:tc>
-          <w:tcPr>
-            <w:tcW w:type="dxa" w:w="1701"/>
+              <w:t>Access 间隔均值 ± 标准差</w:t>
+            </w:r>
+          </w:p>
+        </w:tc>
+        <w:tc>
+          <w:tcPr>
+            <w:tcW w:type="dxa" w:w="6236"/>
             <w:shd w:fill="F2F2F2"/>
           </w:tcPr>
           <w:p>
@@ -1851,13 +1355,18 @@
                 <w:rFonts w:ascii="Times New Roman" w:hAnsi="Times New Roman"/>
                 <w:sz w:val="18"/>
               </w:rPr>
-              <w:t>0-17,377</w:t>
+              <w:t>31.6 ± 102.2</w:t>
             </w:r>
           </w:p>
         </w:tc>
       </w:tr>
     </w:tbl>
     <w:p/>
+    <w:p>
+      <w:r>
+        <w:br w:type="page"/>
+      </w:r>
+    </w:p>
     <w:p>
       <w:pPr>
         <w:pStyle w:val="Heading1"/>
@@ -1882,19 +1391,13 @@
     </w:p>
     <w:p>
       <w:pPr>
-        <w:spacing w:after="160"/>
+        <w:spacing w:after="120"/>
       </w:pPr>
       <w:r>
         <w:rPr>
           <w:rFonts w:ascii="Times New Roman" w:hAnsi="Times New Roman" w:eastAsia="宋体"/>
         </w:rPr>
-        <w:t>系统采用三阶段流水线架构：</w:t>
-        <w:br/>
-        <w:t>(1) Trace 收集阶段：通过 Monkey-Patch Hook vLLM 的 BlockSpaceManagerV1，在真实推理过程中无侵入地记录每个 KV Cache block 的 allocate/access/free 事件；</w:t>
-        <w:br/>
-        <w:t>(2) 预测器训练阶段：从 Trace 中提取 10 维特征，构建"剩余访问次数"回归标签，训练 3 层 MLP 预测器；</w:t>
-        <w:br/>
-        <w:t>(3) 仿真评估阶段：在同一 Trace 上运行 BlockManagerSimulator，对比 LRU、FIFO、Learned 和 Belady（理论上界）策略的命中率。</w:t>
+        <w:t>系统采用三阶段流水线：(1) Trace 收集阶段——通过 Monkey-Patch Hook vLLM 的 BlockSpaceManagerV1，在真实推理中无侵入记录 KV Cache 事件；(2) 预测器训练阶段——从 Trace 中提取特征、构建回归标签、训练 MLP 预测器；(3) 仿真评估阶段——在同一 Trace 上运行 BlockManagerSimulator，对比策略命中率。</w:t>
       </w:r>
     </w:p>
     <w:p>
@@ -1910,13 +1413,13 @@
     </w:p>
     <w:p>
       <w:pPr>
-        <w:spacing w:after="80"/>
+        <w:spacing w:after="120"/>
       </w:pPr>
       <w:r>
         <w:rPr>
           <w:rFonts w:ascii="Times New Roman" w:hAnsi="Times New Roman" w:eastAsia="宋体"/>
         </w:rPr>
-        <w:t>在 vllm_patch/trace_logger.py 中，通过动态替换 BlockSpaceManagerV1 的 allocate()、free()、fork()、append_slots() 方法，在每个 KV Cache 操作时记录：timestamp（逻辑时钟）、block_id、seq_id、event_type、num_tokens、ref_count 等信息。vLLM API Server 通过 vllm_patch/api_server_wrapper.py 以子进程方式启动，确保退出时 trace 数据被 flush 到磁盘。</w:t>
+        <w:t>vllm_patch/trace_logger.py 动态替换 BlockSpaceManagerV1 的 allocate/free/fork/append_slots 方法，在每个操作时记录 timestamp（逻辑时钟）、block_id、seq_id、event_type 等信息。vLLM API Server 以子进程方式启动，确保退出时 trace 数据 flush 到磁盘。</w:t>
       </w:r>
     </w:p>
     <w:p>
@@ -1929,7 +1432,7 @@
           <w:i/>
           <w:sz w:val="20"/>
         </w:rPr>
-        <w:t>注：Tesla V100S 不支持 prefix caching（需 Ampere GPU），因此所有 ref_count=1，fork 事件为 0。</w:t>
+        <w:t>注：Tesla V100S 不支持 prefix caching（需 Ampere GPU），所有 ref_count=1，fork=0。</w:t>
       </w:r>
     </w:p>
     <w:p>
@@ -1951,7 +1454,7 @@
         <w:rPr>
           <w:rFonts w:ascii="Times New Roman" w:hAnsi="Times New Roman" w:eastAsia="黑体"/>
         </w:rPr>
-        <w:t>3.3.1 特征工程（v3 最终版，10 维）</w:t>
+        <w:t>3.3.1 v5 最终特征（8 维，纯在线，无未来泄露）</w:t>
       </w:r>
     </w:p>
     <w:tbl>
@@ -1970,7 +1473,7 @@
       <w:tr>
         <w:tc>
           <w:tcPr>
-            <w:tcW w:type="dxa" w:w="680"/>
+            <w:tcW w:type="dxa" w:w="567"/>
             <w:shd w:fill="D9E2F3"/>
           </w:tcPr>
           <w:p>
@@ -1984,7 +1487,7 @@
                 <w:b/>
                 <w:sz w:val="18"/>
               </w:rPr>
-              <w:t>索引</w:t>
+              <w:t>#</w:t>
             </w:r>
           </w:p>
         </w:tc>
@@ -2004,13 +1507,13 @@
                 <w:b/>
                 <w:sz w:val="18"/>
               </w:rPr>
-              <w:t>特征名</w:t>
-            </w:r>
-          </w:p>
-        </w:tc>
-        <w:tc>
-          <w:tcPr>
-            <w:tcW w:type="dxa" w:w="3402"/>
+              <w:t>名称</w:t>
+            </w:r>
+          </w:p>
+        </w:tc>
+        <w:tc>
+          <w:tcPr>
+            <w:tcW w:type="dxa" w:w="3118"/>
             <w:shd w:fill="D9E2F3"/>
           </w:tcPr>
           <w:p>
@@ -2030,7 +1533,7 @@
         </w:tc>
         <w:tc>
           <w:tcPr>
-            <w:tcW w:type="dxa" w:w="2835"/>
+            <w:tcW w:type="dxa" w:w="3118"/>
             <w:shd w:fill="D9E2F3"/>
           </w:tcPr>
           <w:p>
@@ -2052,7 +1555,7 @@
       <w:tr>
         <w:tc>
           <w:tcPr>
-            <w:tcW w:type="dxa" w:w="680"/>
+            <w:tcW w:type="dxa" w:w="567"/>
           </w:tcPr>
           <w:p>
             <w:pPr>
@@ -2088,25 +1591,25 @@
         </w:tc>
         <w:tc>
           <w:tcPr>
-            <w:tcW w:type="dxa" w:w="3402"/>
-          </w:tcPr>
-          <w:p>
-            <w:pPr>
-              <w:jc w:val="center"/>
-            </w:pPr>
-            <w:r/>
-            <w:r>
-              <w:rPr>
-                <w:rFonts w:ascii="Times New Roman" w:hAnsi="Times New Roman"/>
-                <w:sz w:val="18"/>
-              </w:rPr>
-              <w:t>min(ref_count, 20) / 20</w:t>
-            </w:r>
-          </w:p>
-        </w:tc>
-        <w:tc>
-          <w:tcPr>
-            <w:tcW w:type="dxa" w:w="2835"/>
+            <w:tcW w:type="dxa" w:w="3118"/>
+          </w:tcPr>
+          <w:p>
+            <w:pPr>
+              <w:jc w:val="center"/>
+            </w:pPr>
+            <w:r/>
+            <w:r>
+              <w:rPr>
+                <w:rFonts w:ascii="Times New Roman" w:hAnsi="Times New Roman"/>
+                <w:sz w:val="18"/>
+              </w:rPr>
+              <w:t>min(ref_count,20)/20</w:t>
+            </w:r>
+          </w:p>
+        </w:tc>
+        <w:tc>
+          <w:tcPr>
+            <w:tcW w:type="dxa" w:w="3118"/>
           </w:tcPr>
           <w:p>
             <w:pPr>
@@ -2126,7 +1629,7 @@
       <w:tr>
         <w:tc>
           <w:tcPr>
-            <w:tcW w:type="dxa" w:w="680"/>
+            <w:tcW w:type="dxa" w:w="567"/>
             <w:shd w:fill="F2F2F2"/>
           </w:tcPr>
           <w:p>
@@ -2158,13 +1661,13 @@
                 <w:rFonts w:ascii="Times New Roman" w:hAnsi="Times New Roman"/>
                 <w:sz w:val="18"/>
               </w:rPr>
-              <w:t>access_count</w:t>
-            </w:r>
-          </w:p>
-        </w:tc>
-        <w:tc>
-          <w:tcPr>
-            <w:tcW w:type="dxa" w:w="3402"/>
+              <w:t>access_count_norm</w:t>
+            </w:r>
+          </w:p>
+        </w:tc>
+        <w:tc>
+          <w:tcPr>
+            <w:tcW w:type="dxa" w:w="3118"/>
             <w:shd w:fill="F2F2F2"/>
           </w:tcPr>
           <w:p>
@@ -2177,13 +1680,13 @@
                 <w:rFonts w:ascii="Times New Roman" w:hAnsi="Times New Roman"/>
                 <w:sz w:val="18"/>
               </w:rPr>
-              <w:t>min(history_accesses, 200) / 200</w:t>
-            </w:r>
-          </w:p>
-        </w:tc>
-        <w:tc>
-          <w:tcPr>
-            <w:tcW w:type="dxa" w:w="2835"/>
+              <w:t>min(hist_access,200)/200</w:t>
+            </w:r>
+          </w:p>
+        </w:tc>
+        <w:tc>
+          <w:tcPr>
+            <w:tcW w:type="dxa" w:w="3118"/>
             <w:shd w:fill="F2F2F2"/>
           </w:tcPr>
           <w:p>
@@ -2196,7 +1699,7 @@
                 <w:rFonts w:ascii="Times New Roman" w:hAnsi="Times New Roman"/>
                 <w:sz w:val="18"/>
               </w:rPr>
-              <w:t>历史被访问次数</w:t>
+              <w:t>历史访问次数</w:t>
             </w:r>
           </w:p>
         </w:tc>
@@ -2204,7 +1707,7 @@
       <w:tr>
         <w:tc>
           <w:tcPr>
-            <w:tcW w:type="dxa" w:w="680"/>
+            <w:tcW w:type="dxa" w:w="567"/>
           </w:tcPr>
           <w:p>
             <w:pPr>
@@ -2240,37 +1743,37 @@
         </w:tc>
         <w:tc>
           <w:tcPr>
-            <w:tcW w:type="dxa" w:w="3402"/>
-          </w:tcPr>
-          <w:p>
-            <w:pPr>
-              <w:jc w:val="center"/>
-            </w:pPr>
-            <w:r/>
-            <w:r>
-              <w:rPr>
-                <w:rFonts w:ascii="Times New Roman" w:hAnsi="Times New Roman"/>
-                <w:sz w:val="18"/>
-              </w:rPr>
-              <w:t>(ts - last_access_ts) / 100</w:t>
-            </w:r>
-          </w:p>
-        </w:tc>
-        <w:tc>
-          <w:tcPr>
-            <w:tcW w:type="dxa" w:w="2835"/>
-          </w:tcPr>
-          <w:p>
-            <w:pPr>
-              <w:jc w:val="center"/>
-            </w:pPr>
-            <w:r/>
-            <w:r>
-              <w:rPr>
-                <w:rFonts w:ascii="Times New Roman" w:hAnsi="Times New Roman"/>
-                <w:sz w:val="18"/>
-              </w:rPr>
-              <w:t>距上次访问的时间</w:t>
+            <w:tcW w:type="dxa" w:w="3118"/>
+          </w:tcPr>
+          <w:p>
+            <w:pPr>
+              <w:jc w:val="center"/>
+            </w:pPr>
+            <w:r/>
+            <w:r>
+              <w:rPr>
+                <w:rFonts w:ascii="Times New Roman" w:hAnsi="Times New Roman"/>
+                <w:sz w:val="18"/>
+              </w:rPr>
+              <w:t>(ts - last_ts)/100</w:t>
+            </w:r>
+          </w:p>
+        </w:tc>
+        <w:tc>
+          <w:tcPr>
+            <w:tcW w:type="dxa" w:w="3118"/>
+          </w:tcPr>
+          <w:p>
+            <w:pPr>
+              <w:jc w:val="center"/>
+            </w:pPr>
+            <w:r/>
+            <w:r>
+              <w:rPr>
+                <w:rFonts w:ascii="Times New Roman" w:hAnsi="Times New Roman"/>
+                <w:sz w:val="18"/>
+              </w:rPr>
+              <w:t>距上次访问时间</w:t>
             </w:r>
           </w:p>
         </w:tc>
@@ -2278,7 +1781,7 @@
       <w:tr>
         <w:tc>
           <w:tcPr>
-            <w:tcW w:type="dxa" w:w="680"/>
+            <w:tcW w:type="dxa" w:w="567"/>
             <w:shd w:fill="F2F2F2"/>
           </w:tcPr>
           <w:p>
@@ -2316,7 +1819,7 @@
         </w:tc>
         <w:tc>
           <w:tcPr>
-            <w:tcW w:type="dxa" w:w="3402"/>
+            <w:tcW w:type="dxa" w:w="3118"/>
             <w:shd w:fill="F2F2F2"/>
           </w:tcPr>
           <w:p>
@@ -2329,13 +1832,13 @@
                 <w:rFonts w:ascii="Times New Roman" w:hAnsi="Times New Roman"/>
                 <w:sz w:val="18"/>
               </w:rPr>
-              <w:t>std(intervals) / (mean + ε)</w:t>
-            </w:r>
-          </w:p>
-        </w:tc>
-        <w:tc>
-          <w:tcPr>
-            <w:tcW w:type="dxa" w:w="2835"/>
+              <w:t>std(intervals)/(mean+ε)</w:t>
+            </w:r>
+          </w:p>
+        </w:tc>
+        <w:tc>
+          <w:tcPr>
+            <w:tcW w:type="dxa" w:w="3118"/>
             <w:shd w:fill="F2F2F2"/>
           </w:tcPr>
           <w:p>
@@ -2348,7 +1851,7 @@
                 <w:rFonts w:ascii="Times New Roman" w:hAnsi="Times New Roman"/>
                 <w:sz w:val="18"/>
               </w:rPr>
-              <w:t>访问间隔变异系数</w:t>
+              <w:t>间隔变异系数</w:t>
             </w:r>
           </w:p>
         </w:tc>
@@ -2356,7 +1859,7 @@
       <w:tr>
         <w:tc>
           <w:tcPr>
-            <w:tcW w:type="dxa" w:w="680"/>
+            <w:tcW w:type="dxa" w:w="567"/>
           </w:tcPr>
           <w:p>
             <w:pPr>
@@ -2386,43 +1889,43 @@
                 <w:rFonts w:ascii="Times New Roman" w:hAnsi="Times New Roman"/>
                 <w:sz w:val="18"/>
               </w:rPr>
-              <w:t>global_progress</w:t>
-            </w:r>
-          </w:p>
-        </w:tc>
-        <w:tc>
-          <w:tcPr>
-            <w:tcW w:type="dxa" w:w="3402"/>
-          </w:tcPr>
-          <w:p>
-            <w:pPr>
-              <w:jc w:val="center"/>
-            </w:pPr>
-            <w:r/>
-            <w:r>
-              <w:rPr>
-                <w:rFonts w:ascii="Times New Roman" w:hAnsi="Times New Roman"/>
-                <w:sz w:val="18"/>
-              </w:rPr>
-              <w:t>timestamp / max(seq_last_ts, 1)</w:t>
-            </w:r>
-          </w:p>
-        </w:tc>
-        <w:tc>
-          <w:tcPr>
-            <w:tcW w:type="dxa" w:w="2835"/>
-          </w:tcPr>
-          <w:p>
-            <w:pPr>
-              <w:jc w:val="center"/>
-            </w:pPr>
-            <w:r/>
-            <w:r>
-              <w:rPr>
-                <w:rFonts w:ascii="Times New Roman" w:hAnsi="Times New Roman"/>
-                <w:sz w:val="18"/>
-              </w:rPr>
-              <w:t>全局时间进度</w:t>
+              <w:t>log_access_count</w:t>
+            </w:r>
+          </w:p>
+        </w:tc>
+        <w:tc>
+          <w:tcPr>
+            <w:tcW w:type="dxa" w:w="3118"/>
+          </w:tcPr>
+          <w:p>
+            <w:pPr>
+              <w:jc w:val="center"/>
+            </w:pPr>
+            <w:r/>
+            <w:r>
+              <w:rPr>
+                <w:rFonts w:ascii="Times New Roman" w:hAnsi="Times New Roman"/>
+                <w:sz w:val="18"/>
+              </w:rPr>
+              <w:t>log2(cnt+1)/log2(201)</w:t>
+            </w:r>
+          </w:p>
+        </w:tc>
+        <w:tc>
+          <w:tcPr>
+            <w:tcW w:type="dxa" w:w="3118"/>
+          </w:tcPr>
+          <w:p>
+            <w:pPr>
+              <w:jc w:val="center"/>
+            </w:pPr>
+            <w:r/>
+            <w:r>
+              <w:rPr>
+                <w:rFonts w:ascii="Times New Roman" w:hAnsi="Times New Roman"/>
+                <w:sz w:val="18"/>
+              </w:rPr>
+              <w:t>对数访问量（防饱和）</w:t>
             </w:r>
           </w:p>
         </w:tc>
@@ -2430,7 +1933,7 @@
       <w:tr>
         <w:tc>
           <w:tcPr>
-            <w:tcW w:type="dxa" w:w="680"/>
+            <w:tcW w:type="dxa" w:w="567"/>
             <w:shd w:fill="F2F2F2"/>
           </w:tcPr>
           <w:p>
@@ -2462,13 +1965,13 @@
                 <w:rFonts w:ascii="Times New Roman" w:hAnsi="Times New Roman"/>
                 <w:sz w:val="18"/>
               </w:rPr>
-              <w:t>seq_lifetime_ratio</w:t>
-            </w:r>
-          </w:p>
-        </w:tc>
-        <w:tc>
-          <w:tcPr>
-            <w:tcW w:type="dxa" w:w="3402"/>
+              <w:t>interval_trend</w:t>
+            </w:r>
+          </w:p>
+        </w:tc>
+        <w:tc>
+          <w:tcPr>
+            <w:tcW w:type="dxa" w:w="3118"/>
             <w:shd w:fill="F2F2F2"/>
           </w:tcPr>
           <w:p>
@@ -2481,13 +1984,13 @@
                 <w:rFonts w:ascii="Times New Roman" w:hAnsi="Times New Roman"/>
                 <w:sz w:val="18"/>
               </w:rPr>
-              <w:t>(ts - seq_first_ts) / seq_lifetime</w:t>
-            </w:r>
-          </w:p>
-        </w:tc>
-        <w:tc>
-          <w:tcPr>
-            <w:tcW w:type="dxa" w:w="2835"/>
+              <w:t>recent_mean/all_mean ÷2</w:t>
+            </w:r>
+          </w:p>
+        </w:tc>
+        <w:tc>
+          <w:tcPr>
+            <w:tcW w:type="dxa" w:w="3118"/>
             <w:shd w:fill="F2F2F2"/>
           </w:tcPr>
           <w:p>
@@ -2500,7 +2003,7 @@
                 <w:rFonts w:ascii="Times New Roman" w:hAnsi="Times New Roman"/>
                 <w:sz w:val="18"/>
               </w:rPr>
-              <w:t>序列已存活比例</w:t>
+              <w:t>加速/减速趋势</w:t>
             </w:r>
           </w:p>
         </w:tc>
@@ -2508,7 +2011,7 @@
       <w:tr>
         <w:tc>
           <w:tcPr>
-            <w:tcW w:type="dxa" w:w="680"/>
+            <w:tcW w:type="dxa" w:w="567"/>
           </w:tcPr>
           <w:p>
             <w:pPr>
@@ -2538,43 +2041,43 @@
                 <w:rFonts w:ascii="Times New Roman" w:hAnsi="Times New Roman"/>
                 <w:sz w:val="18"/>
               </w:rPr>
-              <w:t>seq_remaining_ratio</w:t>
-            </w:r>
-          </w:p>
-        </w:tc>
-        <w:tc>
-          <w:tcPr>
-            <w:tcW w:type="dxa" w:w="3402"/>
-          </w:tcPr>
-          <w:p>
-            <w:pPr>
-              <w:jc w:val="center"/>
-            </w:pPr>
-            <w:r/>
-            <w:r>
-              <w:rPr>
-                <w:rFonts w:ascii="Times New Roman" w:hAnsi="Times New Roman"/>
-                <w:sz w:val="18"/>
-              </w:rPr>
-              <w:t>1 - seq_lifetime_ratio</w:t>
-            </w:r>
-          </w:p>
-        </w:tc>
-        <w:tc>
-          <w:tcPr>
-            <w:tcW w:type="dxa" w:w="2835"/>
-          </w:tcPr>
-          <w:p>
-            <w:pPr>
-              <w:jc w:val="center"/>
-            </w:pPr>
-            <w:r/>
-            <w:r>
-              <w:rPr>
-                <w:rFonts w:ascii="Times New Roman" w:hAnsi="Times New Roman"/>
-                <w:sz w:val="18"/>
-              </w:rPr>
-              <w:t>序列剩余比例</w:t>
+              <w:t>tail_density</w:t>
+            </w:r>
+          </w:p>
+        </w:tc>
+        <w:tc>
+          <w:tcPr>
+            <w:tcW w:type="dxa" w:w="3118"/>
+          </w:tcPr>
+          <w:p>
+            <w:pPr>
+              <w:jc w:val="center"/>
+            </w:pPr>
+            <w:r/>
+            <w:r>
+              <w:rPr>
+                <w:rFonts w:ascii="Times New Roman" w:hAnsi="Times New Roman"/>
+                <w:sz w:val="18"/>
+              </w:rPr>
+              <w:t>tail_span/all_span</w:t>
+            </w:r>
+          </w:p>
+        </w:tc>
+        <w:tc>
+          <w:tcPr>
+            <w:tcW w:type="dxa" w:w="3118"/>
+          </w:tcPr>
+          <w:p>
+            <w:pPr>
+              <w:jc w:val="center"/>
+            </w:pPr>
+            <w:r/>
+            <w:r>
+              <w:rPr>
+                <w:rFonts w:ascii="Times New Roman" w:hAnsi="Times New Roman"/>
+                <w:sz w:val="18"/>
+              </w:rPr>
+              <w:t>尾部集中度</w:t>
             </w:r>
           </w:p>
         </w:tc>
@@ -2582,7 +2085,7 @@
       <w:tr>
         <w:tc>
           <w:tcPr>
-            <w:tcW w:type="dxa" w:w="680"/>
+            <w:tcW w:type="dxa" w:w="567"/>
             <w:shd w:fill="F2F2F2"/>
           </w:tcPr>
           <w:p>
@@ -2614,13 +2117,13 @@
                 <w:rFonts w:ascii="Times New Roman" w:hAnsi="Times New Roman"/>
                 <w:sz w:val="18"/>
               </w:rPr>
-              <w:t>block_pos_in_seq</w:t>
-            </w:r>
-          </w:p>
-        </w:tc>
-        <w:tc>
-          <w:tcPr>
-            <w:tcW w:type="dxa" w:w="3402"/>
+              <w:t>free_events_seen</w:t>
+            </w:r>
+          </w:p>
+        </w:tc>
+        <w:tc>
+          <w:tcPr>
+            <w:tcW w:type="dxa" w:w="3118"/>
             <w:shd w:fill="F2F2F2"/>
           </w:tcPr>
           <w:p>
@@ -2633,13 +2136,13 @@
                 <w:rFonts w:ascii="Times New Roman" w:hAnsi="Times New Roman"/>
                 <w:sz w:val="18"/>
               </w:rPr>
-              <w:t>history_accesses / seq_total_blocks</w:t>
-            </w:r>
-          </w:p>
-        </w:tc>
-        <w:tc>
-          <w:tcPr>
-            <w:tcW w:type="dxa" w:w="2835"/>
+              <w:t>min(free_count,5)/5</w:t>
+            </w:r>
+          </w:p>
+        </w:tc>
+        <w:tc>
+          <w:tcPr>
+            <w:tcW w:type="dxa" w:w="3118"/>
             <w:shd w:fill="F2F2F2"/>
           </w:tcPr>
           <w:p>
@@ -2652,159 +2155,7 @@
                 <w:rFonts w:ascii="Times New Roman" w:hAnsi="Times New Roman"/>
                 <w:sz w:val="18"/>
               </w:rPr>
-              <w:t>block 序列内相对位置</w:t>
-            </w:r>
-          </w:p>
-        </w:tc>
-      </w:tr>
-      <w:tr>
-        <w:tc>
-          <w:tcPr>
-            <w:tcW w:type="dxa" w:w="680"/>
-          </w:tcPr>
-          <w:p>
-            <w:pPr>
-              <w:jc w:val="center"/>
-            </w:pPr>
-            <w:r/>
-            <w:r>
-              <w:rPr>
-                <w:rFonts w:ascii="Times New Roman" w:hAnsi="Times New Roman"/>
-                <w:sz w:val="18"/>
-              </w:rPr>
-              <w:t>F8</w:t>
-            </w:r>
-          </w:p>
-        </w:tc>
-        <w:tc>
-          <w:tcPr>
-            <w:tcW w:type="dxa" w:w="1984"/>
-          </w:tcPr>
-          <w:p>
-            <w:pPr>
-              <w:jc w:val="center"/>
-            </w:pPr>
-            <w:r/>
-            <w:r>
-              <w:rPr>
-                <w:rFonts w:ascii="Times New Roman" w:hAnsi="Times New Roman"/>
-                <w:sz w:val="18"/>
-              </w:rPr>
-              <w:t>cross_seq_count</w:t>
-            </w:r>
-          </w:p>
-        </w:tc>
-        <w:tc>
-          <w:tcPr>
-            <w:tcW w:type="dxa" w:w="3402"/>
-          </w:tcPr>
-          <w:p>
-            <w:pPr>
-              <w:jc w:val="center"/>
-            </w:pPr>
-            <w:r/>
-            <w:r>
-              <w:rPr>
-                <w:rFonts w:ascii="Times New Roman" w:hAnsi="Times New Roman"/>
-                <w:sz w:val="18"/>
-              </w:rPr>
-              <w:t>min(unique_seq_users, 10) / 10</w:t>
-            </w:r>
-          </w:p>
-        </w:tc>
-        <w:tc>
-          <w:tcPr>
-            <w:tcW w:type="dxa" w:w="2835"/>
-          </w:tcPr>
-          <w:p>
-            <w:pPr>
-              <w:jc w:val="center"/>
-            </w:pPr>
-            <w:r/>
-            <w:r>
-              <w:rPr>
-                <w:rFonts w:ascii="Times New Roman" w:hAnsi="Times New Roman"/>
-                <w:sz w:val="18"/>
-              </w:rPr>
-              <w:t>跨序列重用频率</w:t>
-            </w:r>
-          </w:p>
-        </w:tc>
-      </w:tr>
-      <w:tr>
-        <w:tc>
-          <w:tcPr>
-            <w:tcW w:type="dxa" w:w="680"/>
-            <w:shd w:fill="F2F2F2"/>
-          </w:tcPr>
-          <w:p>
-            <w:pPr>
-              <w:jc w:val="center"/>
-            </w:pPr>
-            <w:r/>
-            <w:r>
-              <w:rPr>
-                <w:rFonts w:ascii="Times New Roman" w:hAnsi="Times New Roman"/>
-                <w:sz w:val="18"/>
-              </w:rPr>
-              <w:t>F9</w:t>
-            </w:r>
-          </w:p>
-        </w:tc>
-        <w:tc>
-          <w:tcPr>
-            <w:tcW w:type="dxa" w:w="1984"/>
-            <w:shd w:fill="F2F2F2"/>
-          </w:tcPr>
-          <w:p>
-            <w:pPr>
-              <w:jc w:val="center"/>
-            </w:pPr>
-            <w:r/>
-            <w:r>
-              <w:rPr>
-                <w:rFonts w:ascii="Times New Roman" w:hAnsi="Times New Roman"/>
-                <w:sz w:val="18"/>
-              </w:rPr>
-              <w:t>active_seqs</w:t>
-            </w:r>
-          </w:p>
-        </w:tc>
-        <w:tc>
-          <w:tcPr>
-            <w:tcW w:type="dxa" w:w="3402"/>
-            <w:shd w:fill="F2F2F2"/>
-          </w:tcPr>
-          <w:p>
-            <w:pPr>
-              <w:jc w:val="center"/>
-            </w:pPr>
-            <w:r/>
-            <w:r>
-              <w:rPr>
-                <w:rFonts w:ascii="Times New Roman" w:hAnsi="Times New Roman"/>
-                <w:sz w:val="18"/>
-              </w:rPr>
-              <w:t>min(currently_active_seqs, 50) / 50</w:t>
-            </w:r>
-          </w:p>
-        </w:tc>
-        <w:tc>
-          <w:tcPr>
-            <w:tcW w:type="dxa" w:w="2835"/>
-            <w:shd w:fill="F2F2F2"/>
-          </w:tcPr>
-          <w:p>
-            <w:pPr>
-              <w:jc w:val="center"/>
-            </w:pPr>
-            <w:r/>
-            <w:r>
-              <w:rPr>
-                <w:rFonts w:ascii="Times New Roman" w:hAnsi="Times New Roman"/>
-                <w:sz w:val="18"/>
-              </w:rPr>
-              <w:t>当前并发压力</w:t>
+              <w:t>生命周期释放数</w:t>
             </w:r>
           </w:p>
         </w:tc>
@@ -2819,7 +2170,493 @@
         <w:rPr>
           <w:rFonts w:ascii="Times New Roman" w:hAnsi="Times New Roman" w:eastAsia="黑体"/>
         </w:rPr>
-        <w:t>3.3.2 回归目标</w:t>
+        <w:t>3.3.2 特征演化历程</w:t>
+      </w:r>
+    </w:p>
+    <w:tbl>
+      <w:tblPr>
+        <w:tblStyle w:val="TableGrid"/>
+        <w:tblW w:type="auto" w:w="0"/>
+        <w:jc w:val="center"/>
+        <w:tblLook w:firstColumn="1" w:firstRow="1" w:lastColumn="0" w:lastRow="0" w:noHBand="0" w:noVBand="1" w:val="04A0"/>
+      </w:tblPr>
+      <w:tblGrid>
+        <w:gridCol w:w="2209"/>
+        <w:gridCol w:w="2209"/>
+        <w:gridCol w:w="2209"/>
+        <w:gridCol w:w="2209"/>
+      </w:tblGrid>
+      <w:tr>
+        <w:tc>
+          <w:tcPr>
+            <w:tcW w:type="dxa" w:w="680"/>
+            <w:shd w:fill="D9E2F3"/>
+          </w:tcPr>
+          <w:p>
+            <w:pPr>
+              <w:jc w:val="center"/>
+            </w:pPr>
+            <w:r/>
+            <w:r>
+              <w:rPr>
+                <w:rFonts w:ascii="Times New Roman" w:hAnsi="Times New Roman"/>
+                <w:b/>
+                <w:sz w:val="18"/>
+              </w:rPr>
+              <w:t>版本</w:t>
+            </w:r>
+          </w:p>
+        </w:tc>
+        <w:tc>
+          <w:tcPr>
+            <w:tcW w:type="dxa" w:w="680"/>
+            <w:shd w:fill="D9E2F3"/>
+          </w:tcPr>
+          <w:p>
+            <w:pPr>
+              <w:jc w:val="center"/>
+            </w:pPr>
+            <w:r/>
+            <w:r>
+              <w:rPr>
+                <w:rFonts w:ascii="Times New Roman" w:hAnsi="Times New Roman"/>
+                <w:b/>
+                <w:sz w:val="18"/>
+              </w:rPr>
+              <w:t>维度</w:t>
+            </w:r>
+          </w:p>
+        </w:tc>
+        <w:tc>
+          <w:tcPr>
+            <w:tcW w:type="dxa" w:w="3969"/>
+            <w:shd w:fill="D9E2F3"/>
+          </w:tcPr>
+          <w:p>
+            <w:pPr>
+              <w:jc w:val="center"/>
+            </w:pPr>
+            <w:r/>
+            <w:r>
+              <w:rPr>
+                <w:rFonts w:ascii="Times New Roman" w:hAnsi="Times New Roman"/>
+                <w:b/>
+                <w:sz w:val="18"/>
+              </w:rPr>
+              <w:t>特征描述</w:t>
+            </w:r>
+          </w:p>
+        </w:tc>
+        <w:tc>
+          <w:tcPr>
+            <w:tcW w:type="dxa" w:w="3402"/>
+            <w:shd w:fill="D9E2F3"/>
+          </w:tcPr>
+          <w:p>
+            <w:pPr>
+              <w:jc w:val="center"/>
+            </w:pPr>
+            <w:r/>
+            <w:r>
+              <w:rPr>
+                <w:rFonts w:ascii="Times New Roman" w:hAnsi="Times New Roman"/>
+                <w:b/>
+                <w:sz w:val="18"/>
+              </w:rPr>
+              <w:t>关键问题</w:t>
+            </w:r>
+          </w:p>
+        </w:tc>
+      </w:tr>
+      <w:tr>
+        <w:tc>
+          <w:tcPr>
+            <w:tcW w:type="dxa" w:w="680"/>
+          </w:tcPr>
+          <w:p>
+            <w:pPr>
+              <w:jc w:val="center"/>
+            </w:pPr>
+            <w:r/>
+            <w:r>
+              <w:rPr>
+                <w:rFonts w:ascii="Times New Roman" w:hAnsi="Times New Roman"/>
+                <w:sz w:val="18"/>
+              </w:rPr>
+              <w:t>v1</w:t>
+            </w:r>
+          </w:p>
+        </w:tc>
+        <w:tc>
+          <w:tcPr>
+            <w:tcW w:type="dxa" w:w="680"/>
+          </w:tcPr>
+          <w:p>
+            <w:pPr>
+              <w:jc w:val="center"/>
+            </w:pPr>
+            <w:r/>
+            <w:r>
+              <w:rPr>
+                <w:rFonts w:ascii="Times New Roman" w:hAnsi="Times New Roman"/>
+                <w:sz w:val="18"/>
+              </w:rPr>
+              <w:t>8</w:t>
+            </w:r>
+          </w:p>
+        </w:tc>
+        <w:tc>
+          <w:tcPr>
+            <w:tcW w:type="dxa" w:w="3969"/>
+          </w:tcPr>
+          <w:p>
+            <w:pPr>
+              <w:jc w:val="center"/>
+            </w:pPr>
+            <w:r/>
+            <w:r>
+              <w:rPr>
+                <w:rFonts w:ascii="Times New Roman" w:hAnsi="Times New Roman"/>
+                <w:sz w:val="18"/>
+              </w:rPr>
+              <w:t>layer_id, num_tokens, is_prefix + 历史统计</w:t>
+            </w:r>
+          </w:p>
+        </w:tc>
+        <w:tc>
+          <w:tcPr>
+            <w:tcW w:type="dxa" w:w="3402"/>
+          </w:tcPr>
+          <w:p>
+            <w:pPr>
+              <w:jc w:val="center"/>
+            </w:pPr>
+            <w:r/>
+            <w:r>
+              <w:rPr>
+                <w:rFonts w:ascii="Times New Roman" w:hAnsi="Times New Roman"/>
+                <w:sz w:val="18"/>
+              </w:rPr>
+              <w:t>layer_id/num_tokens 恒为0</w:t>
+            </w:r>
+          </w:p>
+        </w:tc>
+      </w:tr>
+      <w:tr>
+        <w:tc>
+          <w:tcPr>
+            <w:tcW w:type="dxa" w:w="680"/>
+            <w:shd w:fill="F2F2F2"/>
+          </w:tcPr>
+          <w:p>
+            <w:pPr>
+              <w:jc w:val="center"/>
+            </w:pPr>
+            <w:r/>
+            <w:r>
+              <w:rPr>
+                <w:rFonts w:ascii="Times New Roman" w:hAnsi="Times New Roman"/>
+                <w:sz w:val="18"/>
+              </w:rPr>
+              <w:t>v2</w:t>
+            </w:r>
+          </w:p>
+        </w:tc>
+        <w:tc>
+          <w:tcPr>
+            <w:tcW w:type="dxa" w:w="680"/>
+            <w:shd w:fill="F2F2F2"/>
+          </w:tcPr>
+          <w:p>
+            <w:pPr>
+              <w:jc w:val="center"/>
+            </w:pPr>
+            <w:r/>
+            <w:r>
+              <w:rPr>
+                <w:rFonts w:ascii="Times New Roman" w:hAnsi="Times New Roman"/>
+                <w:sz w:val="18"/>
+              </w:rPr>
+              <w:t>8</w:t>
+            </w:r>
+          </w:p>
+        </w:tc>
+        <w:tc>
+          <w:tcPr>
+            <w:tcW w:type="dxa" w:w="3969"/>
+            <w:shd w:fill="F2F2F2"/>
+          </w:tcPr>
+          <w:p>
+            <w:pPr>
+              <w:jc w:val="center"/>
+            </w:pPr>
+            <w:r/>
+            <w:r>
+              <w:rPr>
+                <w:rFonts w:ascii="Times New Roman" w:hAnsi="Times New Roman"/>
+                <w:sz w:val="18"/>
+              </w:rPr>
+              <w:t>block位置, ref_count, 访问频率, 序列生命周期</w:t>
+            </w:r>
+          </w:p>
+        </w:tc>
+        <w:tc>
+          <w:tcPr>
+            <w:tcW w:type="dxa" w:w="3402"/>
+            <w:shd w:fill="F2F2F2"/>
+          </w:tcPr>
+          <w:p>
+            <w:pPr>
+              <w:jc w:val="center"/>
+            </w:pPr>
+            <w:r/>
+            <w:r>
+              <w:rPr>
+                <w:rFonts w:ascii="Times New Roman" w:hAnsi="Times New Roman"/>
+                <w:sz w:val="18"/>
+              </w:rPr>
+              <w:t>特征6/7 train/eval不一致</w:t>
+            </w:r>
+          </w:p>
+        </w:tc>
+      </w:tr>
+      <w:tr>
+        <w:tc>
+          <w:tcPr>
+            <w:tcW w:type="dxa" w:w="680"/>
+          </w:tcPr>
+          <w:p>
+            <w:pPr>
+              <w:jc w:val="center"/>
+            </w:pPr>
+            <w:r/>
+            <w:r>
+              <w:rPr>
+                <w:rFonts w:ascii="Times New Roman" w:hAnsi="Times New Roman"/>
+                <w:sz w:val="18"/>
+              </w:rPr>
+              <w:t>v3</w:t>
+            </w:r>
+          </w:p>
+        </w:tc>
+        <w:tc>
+          <w:tcPr>
+            <w:tcW w:type="dxa" w:w="680"/>
+          </w:tcPr>
+          <w:p>
+            <w:pPr>
+              <w:jc w:val="center"/>
+            </w:pPr>
+            <w:r/>
+            <w:r>
+              <w:rPr>
+                <w:rFonts w:ascii="Times New Roman" w:hAnsi="Times New Roman"/>
+                <w:sz w:val="18"/>
+              </w:rPr>
+              <w:t>10</w:t>
+            </w:r>
+          </w:p>
+        </w:tc>
+        <w:tc>
+          <w:tcPr>
+            <w:tcW w:type="dxa" w:w="3969"/>
+          </w:tcPr>
+          <w:p>
+            <w:pPr>
+              <w:jc w:val="center"/>
+            </w:pPr>
+            <w:r/>
+            <w:r>
+              <w:rPr>
+                <w:rFonts w:ascii="Times New Roman" w:hAnsi="Times New Roman"/>
+                <w:sz w:val="18"/>
+              </w:rPr>
+              <w:t>+ seq_lifetime_ratio, seq_remaining, block_pos, cross_seq, active_seqs</w:t>
+            </w:r>
+          </w:p>
+        </w:tc>
+        <w:tc>
+          <w:tcPr>
+            <w:tcW w:type="dxa" w:w="3402"/>
+          </w:tcPr>
+          <w:p>
+            <w:pPr>
+              <w:jc w:val="center"/>
+            </w:pPr>
+            <w:r/>
+            <w:r>
+              <w:rPr>
+                <w:rFonts w:ascii="Times New Roman" w:hAnsi="Times New Roman"/>
+                <w:sz w:val="18"/>
+              </w:rPr>
+              <w:t>6个特征依赖(last_ts,total_blocks)未来信息</w:t>
+            </w:r>
+          </w:p>
+        </w:tc>
+      </w:tr>
+      <w:tr>
+        <w:tc>
+          <w:tcPr>
+            <w:tcW w:type="dxa" w:w="680"/>
+            <w:shd w:fill="F2F2F2"/>
+          </w:tcPr>
+          <w:p>
+            <w:pPr>
+              <w:jc w:val="center"/>
+            </w:pPr>
+            <w:r/>
+            <w:r>
+              <w:rPr>
+                <w:rFonts w:ascii="Times New Roman" w:hAnsi="Times New Roman"/>
+                <w:sz w:val="18"/>
+              </w:rPr>
+              <w:t>v4</w:t>
+            </w:r>
+          </w:p>
+        </w:tc>
+        <w:tc>
+          <w:tcPr>
+            <w:tcW w:type="dxa" w:w="680"/>
+            <w:shd w:fill="F2F2F2"/>
+          </w:tcPr>
+          <w:p>
+            <w:pPr>
+              <w:jc w:val="center"/>
+            </w:pPr>
+            <w:r/>
+            <w:r>
+              <w:rPr>
+                <w:rFonts w:ascii="Times New Roman" w:hAnsi="Times New Roman"/>
+                <w:sz w:val="18"/>
+              </w:rPr>
+              <w:t>8</w:t>
+            </w:r>
+          </w:p>
+        </w:tc>
+        <w:tc>
+          <w:tcPr>
+            <w:tcW w:type="dxa" w:w="3969"/>
+            <w:shd w:fill="F2F2F2"/>
+          </w:tcPr>
+          <w:p>
+            <w:pPr>
+              <w:jc w:val="center"/>
+            </w:pPr>
+            <w:r/>
+            <w:r>
+              <w:rPr>
+                <w:rFonts w:ascii="Times New Roman" w:hAnsi="Times New Roman"/>
+                <w:sz w:val="18"/>
+              </w:rPr>
+              <w:t>relative_block_idx, generation_speed, recent_freq, active_seqs_online</w:t>
+            </w:r>
+          </w:p>
+        </w:tc>
+        <w:tc>
+          <w:tcPr>
+            <w:tcW w:type="dxa" w:w="3402"/>
+            <w:shd w:fill="F2F2F2"/>
+          </w:tcPr>
+          <w:p>
+            <w:pPr>
+              <w:jc w:val="center"/>
+            </w:pPr>
+            <w:r/>
+            <w:r>
+              <w:rPr>
+                <w:rFonts w:ascii="Times New Roman" w:hAnsi="Times New Roman"/>
+                <w:sz w:val="18"/>
+              </w:rPr>
+              <w:t>F5/F6无方差, free事件Bug</w:t>
+            </w:r>
+          </w:p>
+        </w:tc>
+      </w:tr>
+      <w:tr>
+        <w:tc>
+          <w:tcPr>
+            <w:tcW w:type="dxa" w:w="680"/>
+          </w:tcPr>
+          <w:p>
+            <w:pPr>
+              <w:jc w:val="center"/>
+            </w:pPr>
+            <w:r/>
+            <w:r>
+              <w:rPr>
+                <w:rFonts w:ascii="Times New Roman" w:hAnsi="Times New Roman"/>
+                <w:sz w:val="18"/>
+              </w:rPr>
+              <w:t>v5</w:t>
+            </w:r>
+          </w:p>
+        </w:tc>
+        <w:tc>
+          <w:tcPr>
+            <w:tcW w:type="dxa" w:w="680"/>
+          </w:tcPr>
+          <w:p>
+            <w:pPr>
+              <w:jc w:val="center"/>
+            </w:pPr>
+            <w:r/>
+            <w:r>
+              <w:rPr>
+                <w:rFonts w:ascii="Times New Roman" w:hAnsi="Times New Roman"/>
+                <w:sz w:val="18"/>
+              </w:rPr>
+              <w:t>8</w:t>
+            </w:r>
+          </w:p>
+        </w:tc>
+        <w:tc>
+          <w:tcPr>
+            <w:tcW w:type="dxa" w:w="3969"/>
+          </w:tcPr>
+          <w:p>
+            <w:pPr>
+              <w:jc w:val="center"/>
+            </w:pPr>
+            <w:r/>
+            <w:r>
+              <w:rPr>
+                <w:rFonts w:ascii="Times New Roman" w:hAnsi="Times New Roman"/>
+                <w:sz w:val="18"/>
+              </w:rPr>
+              <w:t>log_access_count, interval_trend, tail_density, free_events_seen</w:t>
+            </w:r>
+          </w:p>
+        </w:tc>
+        <w:tc>
+          <w:tcPr>
+            <w:tcW w:type="dxa" w:w="3402"/>
+          </w:tcPr>
+          <w:p>
+            <w:pPr>
+              <w:jc w:val="center"/>
+            </w:pPr>
+            <w:r/>
+            <w:r>
+              <w:rPr>
+                <w:rFonts w:ascii="Times New Roman" w:hAnsi="Times New Roman"/>
+                <w:sz w:val="18"/>
+              </w:rPr>
+              <w:t>✅ 最终版, 无已知问题</w:t>
+            </w:r>
+          </w:p>
+        </w:tc>
+      </w:tr>
+    </w:tbl>
+    <w:p/>
+    <w:p>
+      <w:pPr>
+        <w:pStyle w:val="Heading3"/>
+      </w:pPr>
+      <w:r>
+        <w:rPr>
+          <w:rFonts w:ascii="Times New Roman" w:hAnsi="Times New Roman" w:eastAsia="黑体"/>
+        </w:rPr>
+        <w:t>3.3.3 回归目标</w:t>
       </w:r>
     </w:p>
     <w:p>
@@ -2830,7 +2667,7 @@
         <w:rPr>
           <w:rFonts w:ascii="Times New Roman" w:hAnsi="Times New Roman" w:eastAsia="宋体"/>
         </w:rPr>
-        <w:t>标签 = min(剩余访问次数, 200) / 200，归一化到 [0, 1]。其中"剩余访问次数"定义为：当前 access 事件之后，该 block 在同一个生命周期内还会被 access 的次数。该目标的优势在于：天然区分"高价值块"（序列开头，剩余数百次）和"低价值块"（序列末尾，剩余数次），与驱逐决策目标完全对齐。</w:t>
+        <w:t>标签 = min(剩余访问次数, 200) / 200，归一化到 [0, 1]。"剩余访问次数"定义为当前 access 之后同一生命周期内该 block 还会被 access 的次数。该目标天然区分高价值块（序列开头，剩余数百次）和低价值块（序列末尾，仅数次），与驱逐决策目标完全对齐。v2 的"下次访问间隔"标签方差仅 0.01，v3 改为本目标后方差提升至 0.33。</w:t>
       </w:r>
     </w:p>
     <w:p>
@@ -2841,7 +2678,7 @@
         <w:rPr>
           <w:rFonts w:ascii="Times New Roman" w:hAnsi="Times New Roman" w:eastAsia="黑体"/>
         </w:rPr>
-        <w:t>3.3.3 模型架构</w:t>
+        <w:t>3.3.4 模型架构（v3→v5 保持一致）</w:t>
       </w:r>
     </w:p>
     <w:p>
@@ -2852,9 +2689,9 @@
         <w:rPr>
           <w:rFonts w:ascii="Times New Roman" w:hAnsi="Times New Roman" w:eastAsia="宋体"/>
         </w:rPr>
-        <w:t>3 层全连接网络：Input(10) → Linear(128) + LayerNorm → ReLU → Dropout(0.2) → Linear(128) + LayerNorm → ReLU + Residual → Dropout(0.2) → Linear(64) + LayerNorm → ReLU → Dropout(0.2) → Linear(1)。</w:t>
+        <w:t>3 层全连接网络：Input(8) → Linear(128)+LayerNorm → ReLU → Dropout(0.2) → Linear(128)+LayerNorm → ReLU+Residual → Dropout(0.2) → Linear(64)+LayerNorm → ReLU → Dropout(0.2) → Linear(1)。</w:t>
         <w:br/>
-        <w:t>设计要点：(a) Residual Connection 防止深层梯度消失；(b) LayerNorm 替代 BatchNorm，支持单样本推理；(c) 无输出激活函数（回归任务）；(d) 梯度裁剪 max_norm=1.0。</w:t>
+        <w:t>关键设计：(a) Residual Connection 防梯度消失；(b) LayerNorm 替代 BatchNorm，支持单样本推理；(c) 无输出激活函数（回归任务）；(d) 梯度裁剪 max_norm=1.0。</w:t>
       </w:r>
     </w:p>
     <w:p>
@@ -2865,7 +2702,7 @@
         <w:rPr>
           <w:rFonts w:ascii="Times New Roman" w:hAnsi="Times New Roman" w:eastAsia="黑体"/>
         </w:rPr>
-        <w:t>3.3.4 训练配置</w:t>
+        <w:t>3.3.5 训练配置</w:t>
       </w:r>
     </w:p>
     <w:tbl>
@@ -2883,7 +2720,7 @@
       <w:tr>
         <w:tc>
           <w:tcPr>
-            <w:tcW w:type="dxa" w:w="1701"/>
+            <w:tcW w:type="dxa" w:w="1984"/>
             <w:shd w:fill="D9E2F3"/>
           </w:tcPr>
           <w:p>
@@ -2897,13 +2734,13 @@
                 <w:b/>
                 <w:sz w:val="18"/>
               </w:rPr>
-              <w:t>超参数</w:t>
-            </w:r>
-          </w:p>
-        </w:tc>
-        <w:tc>
-          <w:tcPr>
-            <w:tcW w:type="dxa" w:w="2835"/>
+              <w:t>参数</w:t>
+            </w:r>
+          </w:p>
+        </w:tc>
+        <w:tc>
+          <w:tcPr>
+            <w:tcW w:type="dxa" w:w="3118"/>
             <w:shd w:fill="D9E2F3"/>
           </w:tcPr>
           <w:p>
@@ -2917,13 +2754,13 @@
                 <w:b/>
                 <w:sz w:val="18"/>
               </w:rPr>
-              <w:t>值</w:t>
-            </w:r>
-          </w:p>
-        </w:tc>
-        <w:tc>
-          <w:tcPr>
-            <w:tcW w:type="dxa" w:w="4535"/>
+              <w:t>v1/v2</w:t>
+            </w:r>
+          </w:p>
+        </w:tc>
+        <w:tc>
+          <w:tcPr>
+            <w:tcW w:type="dxa" w:w="3969"/>
             <w:shd w:fill="D9E2F3"/>
           </w:tcPr>
           <w:p>
@@ -2937,7 +2774,7 @@
                 <w:b/>
                 <w:sz w:val="18"/>
               </w:rPr>
-              <w:t>说明</w:t>
+              <w:t>v3→v5</w:t>
             </w:r>
           </w:p>
         </w:tc>
@@ -2945,55 +2782,55 @@
       <w:tr>
         <w:tc>
           <w:tcPr>
-            <w:tcW w:type="dxa" w:w="1701"/>
-          </w:tcPr>
-          <w:p>
-            <w:pPr>
-              <w:jc w:val="center"/>
-            </w:pPr>
-            <w:r/>
-            <w:r>
-              <w:rPr>
-                <w:rFonts w:ascii="Times New Roman" w:hAnsi="Times New Roman"/>
-                <w:sz w:val="18"/>
-              </w:rPr>
-              <w:t>优化器</w:t>
-            </w:r>
-          </w:p>
-        </w:tc>
-        <w:tc>
-          <w:tcPr>
-            <w:tcW w:type="dxa" w:w="2835"/>
-          </w:tcPr>
-          <w:p>
-            <w:pPr>
-              <w:jc w:val="center"/>
-            </w:pPr>
-            <w:r/>
-            <w:r>
-              <w:rPr>
-                <w:rFonts w:ascii="Times New Roman" w:hAnsi="Times New Roman"/>
-                <w:sz w:val="18"/>
-              </w:rPr>
-              <w:t>Adam</w:t>
-            </w:r>
-          </w:p>
-        </w:tc>
-        <w:tc>
-          <w:tcPr>
-            <w:tcW w:type="dxa" w:w="4535"/>
-          </w:tcPr>
-          <w:p>
-            <w:pPr>
-              <w:jc w:val="center"/>
-            </w:pPr>
-            <w:r/>
-            <w:r>
-              <w:rPr>
-                <w:rFonts w:ascii="Times New Roman" w:hAnsi="Times New Roman"/>
-                <w:sz w:val="18"/>
-              </w:rPr>
-              <w:t>weight_decay=1e-5</w:t>
+            <w:tcW w:type="dxa" w:w="1984"/>
+          </w:tcPr>
+          <w:p>
+            <w:pPr>
+              <w:jc w:val="center"/>
+            </w:pPr>
+            <w:r/>
+            <w:r>
+              <w:rPr>
+                <w:rFonts w:ascii="Times New Roman" w:hAnsi="Times New Roman"/>
+                <w:sz w:val="18"/>
+              </w:rPr>
+              <w:t>损失函数</w:t>
+            </w:r>
+          </w:p>
+        </w:tc>
+        <w:tc>
+          <w:tcPr>
+            <w:tcW w:type="dxa" w:w="3118"/>
+          </w:tcPr>
+          <w:p>
+            <w:pPr>
+              <w:jc w:val="center"/>
+            </w:pPr>
+            <w:r/>
+            <w:r>
+              <w:rPr>
+                <w:rFonts w:ascii="Times New Roman" w:hAnsi="Times New Roman"/>
+                <w:sz w:val="18"/>
+              </w:rPr>
+              <w:t>BCELoss / MSELoss</w:t>
+            </w:r>
+          </w:p>
+        </w:tc>
+        <w:tc>
+          <w:tcPr>
+            <w:tcW w:type="dxa" w:w="3969"/>
+          </w:tcPr>
+          <w:p>
+            <w:pPr>
+              <w:jc w:val="center"/>
+            </w:pPr>
+            <w:r/>
+            <w:r>
+              <w:rPr>
+                <w:rFonts w:ascii="Times New Roman" w:hAnsi="Times New Roman"/>
+                <w:sz w:val="18"/>
+              </w:rPr>
+              <w:t>MSELoss</w:t>
             </w:r>
           </w:p>
         </w:tc>
@@ -3001,7 +2838,7 @@
       <w:tr>
         <w:tc>
           <w:tcPr>
-            <w:tcW w:type="dxa" w:w="1701"/>
+            <w:tcW w:type="dxa" w:w="1984"/>
             <w:shd w:fill="F2F2F2"/>
           </w:tcPr>
           <w:p>
@@ -3014,13 +2851,13 @@
                 <w:rFonts w:ascii="Times New Roman" w:hAnsi="Times New Roman"/>
                 <w:sz w:val="18"/>
               </w:rPr>
-              <w:t>学习率</w:t>
-            </w:r>
-          </w:p>
-        </w:tc>
-        <w:tc>
-          <w:tcPr>
-            <w:tcW w:type="dxa" w:w="2835"/>
+              <w:t>优化器</w:t>
+            </w:r>
+          </w:p>
+        </w:tc>
+        <w:tc>
+          <w:tcPr>
+            <w:tcW w:type="dxa" w:w="3118"/>
             <w:shd w:fill="F2F2F2"/>
           </w:tcPr>
           <w:p>
@@ -3033,13 +2870,13 @@
                 <w:rFonts w:ascii="Times New Roman" w:hAnsi="Times New Roman"/>
                 <w:sz w:val="18"/>
               </w:rPr>
-              <w:t>1e-3 → 1e-5</w:t>
-            </w:r>
-          </w:p>
-        </w:tc>
-        <w:tc>
-          <w:tcPr>
-            <w:tcW w:type="dxa" w:w="4535"/>
+              <w:t>Adam</w:t>
+            </w:r>
+          </w:p>
+        </w:tc>
+        <w:tc>
+          <w:tcPr>
+            <w:tcW w:type="dxa" w:w="3969"/>
             <w:shd w:fill="F2F2F2"/>
           </w:tcPr>
           <w:p>
@@ -3052,7 +2889,7 @@
                 <w:rFonts w:ascii="Times New Roman" w:hAnsi="Times New Roman"/>
                 <w:sz w:val="18"/>
               </w:rPr>
-              <w:t>CosineAnnealingLR, T_max=80</w:t>
+              <w:t>Adam (wd=1e-5)</w:t>
             </w:r>
           </w:p>
         </w:tc>
@@ -3060,55 +2897,55 @@
       <w:tr>
         <w:tc>
           <w:tcPr>
-            <w:tcW w:type="dxa" w:w="1701"/>
-          </w:tcPr>
-          <w:p>
-            <w:pPr>
-              <w:jc w:val="center"/>
-            </w:pPr>
-            <w:r/>
-            <w:r>
-              <w:rPr>
-                <w:rFonts w:ascii="Times New Roman" w:hAnsi="Times New Roman"/>
-                <w:sz w:val="18"/>
-              </w:rPr>
-              <w:t>损失函数</w:t>
-            </w:r>
-          </w:p>
-        </w:tc>
-        <w:tc>
-          <w:tcPr>
-            <w:tcW w:type="dxa" w:w="2835"/>
-          </w:tcPr>
-          <w:p>
-            <w:pPr>
-              <w:jc w:val="center"/>
-            </w:pPr>
-            <w:r/>
-            <w:r>
-              <w:rPr>
-                <w:rFonts w:ascii="Times New Roman" w:hAnsi="Times New Roman"/>
-                <w:sz w:val="18"/>
-              </w:rPr>
-              <w:t>MSELoss</w:t>
-            </w:r>
-          </w:p>
-        </w:tc>
-        <w:tc>
-          <w:tcPr>
-            <w:tcW w:type="dxa" w:w="4535"/>
-          </w:tcPr>
-          <w:p>
-            <w:pPr>
-              <w:jc w:val="center"/>
-            </w:pPr>
-            <w:r/>
-            <w:r>
-              <w:rPr>
-                <w:rFonts w:ascii="Times New Roman" w:hAnsi="Times New Roman"/>
-                <w:sz w:val="18"/>
-              </w:rPr>
-              <w:t>回归任务</w:t>
+            <w:tcW w:type="dxa" w:w="1984"/>
+          </w:tcPr>
+          <w:p>
+            <w:pPr>
+              <w:jc w:val="center"/>
+            </w:pPr>
+            <w:r/>
+            <w:r>
+              <w:rPr>
+                <w:rFonts w:ascii="Times New Roman" w:hAnsi="Times New Roman"/>
+                <w:sz w:val="18"/>
+              </w:rPr>
+              <w:t>学习率策略</w:t>
+            </w:r>
+          </w:p>
+        </w:tc>
+        <w:tc>
+          <w:tcPr>
+            <w:tcW w:type="dxa" w:w="3118"/>
+          </w:tcPr>
+          <w:p>
+            <w:pPr>
+              <w:jc w:val="center"/>
+            </w:pPr>
+            <w:r/>
+            <w:r>
+              <w:rPr>
+                <w:rFonts w:ascii="Times New Roman" w:hAnsi="Times New Roman"/>
+                <w:sz w:val="18"/>
+              </w:rPr>
+              <w:t>ReduceLROnPlateau</w:t>
+            </w:r>
+          </w:p>
+        </w:tc>
+        <w:tc>
+          <w:tcPr>
+            <w:tcW w:type="dxa" w:w="3969"/>
+          </w:tcPr>
+          <w:p>
+            <w:pPr>
+              <w:jc w:val="center"/>
+            </w:pPr>
+            <w:r/>
+            <w:r>
+              <w:rPr>
+                <w:rFonts w:ascii="Times New Roman" w:hAnsi="Times New Roman"/>
+                <w:sz w:val="18"/>
+              </w:rPr>
+              <w:t>CosineAnnealing (1e-3→1e-5)</w:t>
             </w:r>
           </w:p>
         </w:tc>
@@ -3116,7 +2953,7 @@
       <w:tr>
         <w:tc>
           <w:tcPr>
-            <w:tcW w:type="dxa" w:w="1701"/>
+            <w:tcW w:type="dxa" w:w="1984"/>
             <w:shd w:fill="F2F2F2"/>
           </w:tcPr>
           <w:p>
@@ -3135,7 +2972,7 @@
         </w:tc>
         <w:tc>
           <w:tcPr>
-            <w:tcW w:type="dxa" w:w="2835"/>
+            <w:tcW w:type="dxa" w:w="3118"/>
             <w:shd w:fill="F2F2F2"/>
           </w:tcPr>
           <w:p>
@@ -3154,7 +2991,7 @@
         </w:tc>
         <w:tc>
           <w:tcPr>
-            <w:tcW w:type="dxa" w:w="4535"/>
+            <w:tcW w:type="dxa" w:w="3969"/>
             <w:shd w:fill="F2F2F2"/>
           </w:tcPr>
           <w:p>
@@ -3167,6 +3004,7 @@
                 <w:rFonts w:ascii="Times New Roman" w:hAnsi="Times New Roman"/>
                 <w:sz w:val="18"/>
               </w:rPr>
+              <w:t>256</w:t>
             </w:r>
           </w:p>
         </w:tc>
@@ -3174,7 +3012,7 @@
       <w:tr>
         <w:tc>
           <w:tcPr>
-            <w:tcW w:type="dxa" w:w="1701"/>
+            <w:tcW w:type="dxa" w:w="1984"/>
           </w:tcPr>
           <w:p>
             <w:pPr>
@@ -3192,37 +3030,37 @@
         </w:tc>
         <w:tc>
           <w:tcPr>
-            <w:tcW w:type="dxa" w:w="2835"/>
-          </w:tcPr>
-          <w:p>
-            <w:pPr>
-              <w:jc w:val="center"/>
-            </w:pPr>
-            <w:r/>
-            <w:r>
-              <w:rPr>
-                <w:rFonts w:ascii="Times New Roman" w:hAnsi="Times New Roman"/>
-                <w:sz w:val="18"/>
-              </w:rPr>
-              <w:t>80</w:t>
-            </w:r>
-          </w:p>
-        </w:tc>
-        <w:tc>
-          <w:tcPr>
-            <w:tcW w:type="dxa" w:w="4535"/>
-          </w:tcPr>
-          <w:p>
-            <w:pPr>
-              <w:jc w:val="center"/>
-            </w:pPr>
-            <w:r/>
-            <w:r>
-              <w:rPr>
-                <w:rFonts w:ascii="Times New Roman" w:hAnsi="Times New Roman"/>
-                <w:sz w:val="18"/>
-              </w:rPr>
-              <w:t>EarlyStopping patience=20</w:t>
+            <w:tcW w:type="dxa" w:w="3118"/>
+          </w:tcPr>
+          <w:p>
+            <w:pPr>
+              <w:jc w:val="center"/>
+            </w:pPr>
+            <w:r/>
+            <w:r>
+              <w:rPr>
+                <w:rFonts w:ascii="Times New Roman" w:hAnsi="Times New Roman"/>
+                <w:sz w:val="18"/>
+              </w:rPr>
+              <w:t>50</w:t>
+            </w:r>
+          </w:p>
+        </w:tc>
+        <w:tc>
+          <w:tcPr>
+            <w:tcW w:type="dxa" w:w="3969"/>
+          </w:tcPr>
+          <w:p>
+            <w:pPr>
+              <w:jc w:val="center"/>
+            </w:pPr>
+            <w:r/>
+            <w:r>
+              <w:rPr>
+                <w:rFonts w:ascii="Times New Roman" w:hAnsi="Times New Roman"/>
+                <w:sz w:val="18"/>
+              </w:rPr>
+              <w:t>80 (patience=20)</w:t>
             </w:r>
           </w:p>
         </w:tc>
@@ -3230,7 +3068,7 @@
       <w:tr>
         <w:tc>
           <w:tcPr>
-            <w:tcW w:type="dxa" w:w="1701"/>
+            <w:tcW w:type="dxa" w:w="1984"/>
             <w:shd w:fill="F2F2F2"/>
           </w:tcPr>
           <w:p>
@@ -3249,7 +3087,7 @@
         </w:tc>
         <w:tc>
           <w:tcPr>
-            <w:tcW w:type="dxa" w:w="2835"/>
+            <w:tcW w:type="dxa" w:w="3118"/>
             <w:shd w:fill="F2F2F2"/>
           </w:tcPr>
           <w:p>
@@ -3262,13 +3100,13 @@
                 <w:rFonts w:ascii="Times New Roman" w:hAnsi="Times New Roman"/>
                 <w:sz w:val="18"/>
               </w:rPr>
-              <w:t>80/20</w:t>
-            </w:r>
-          </w:p>
-        </w:tc>
-        <w:tc>
-          <w:tcPr>
-            <w:tcW w:type="dxa" w:w="4535"/>
+              <w:t>随机 80/20</w:t>
+            </w:r>
+          </w:p>
+        </w:tc>
+        <w:tc>
+          <w:tcPr>
+            <w:tcW w:type="dxa" w:w="3969"/>
             <w:shd w:fill="F2F2F2"/>
           </w:tcPr>
           <w:p>
@@ -3281,7 +3119,7 @@
                 <w:rFonts w:ascii="Times New Roman" w:hAnsi="Times New Roman"/>
                 <w:sz w:val="18"/>
               </w:rPr>
-              <w:t>按 block_id 分组切分（无泄漏）</w:t>
+              <w:t>Block级 80/20 (无泄漏)</w:t>
             </w:r>
           </w:p>
         </w:tc>
@@ -3289,7 +3127,7 @@
       <w:tr>
         <w:tc>
           <w:tcPr>
-            <w:tcW w:type="dxa" w:w="1701"/>
+            <w:tcW w:type="dxa" w:w="1984"/>
           </w:tcPr>
           <w:p>
             <w:pPr>
@@ -3307,7 +3145,25 @@
         </w:tc>
         <w:tc>
           <w:tcPr>
-            <w:tcW w:type="dxa" w:w="2835"/>
+            <w:tcW w:type="dxa" w:w="3118"/>
+          </w:tcPr>
+          <w:p>
+            <w:pPr>
+              <w:jc w:val="center"/>
+            </w:pPr>
+            <w:r/>
+            <w:r>
+              <w:rPr>
+                <w:rFonts w:ascii="Times New Roman" w:hAnsi="Times New Roman"/>
+                <w:sz w:val="18"/>
+              </w:rPr>
+              <w:t>无</w:t>
+            </w:r>
+          </w:p>
+        </w:tc>
+        <w:tc>
+          <w:tcPr>
+            <w:tcW w:type="dxa" w:w="3969"/>
           </w:tcPr>
           <w:p>
             <w:pPr>
@@ -3320,24 +3176,6 @@
                 <w:sz w:val="18"/>
               </w:rPr>
               <w:t>max_norm=1.0</w:t>
-            </w:r>
-          </w:p>
-        </w:tc>
-        <w:tc>
-          <w:tcPr>
-            <w:tcW w:type="dxa" w:w="4535"/>
-          </w:tcPr>
-          <w:p>
-            <w:pPr>
-              <w:jc w:val="center"/>
-            </w:pPr>
-            <w:r/>
-            <w:r>
-              <w:rPr>
-                <w:rFonts w:ascii="Times New Roman" w:hAnsi="Times New Roman"/>
-                <w:sz w:val="18"/>
-              </w:rPr>
-              <w:t>防止梯度爆炸</w:t>
             </w:r>
           </w:p>
         </w:tc>
@@ -3353,17 +3191,6 @@
           <w:rFonts w:ascii="Times New Roman" w:hAnsi="Times New Roman" w:eastAsia="黑体"/>
         </w:rPr>
         <w:t>3.4 仿真评估</w:t>
-      </w:r>
-    </w:p>
-    <w:p>
-      <w:pPr>
-        <w:spacing w:after="120"/>
-      </w:pPr>
-      <w:r>
-        <w:rPr>
-          <w:rFonts w:ascii="Times New Roman" w:hAnsi="Times New Roman" w:eastAsia="宋体"/>
-        </w:rPr>
-        <w:t>BlockManagerSimulator 维护一个固定容量的缓存（configs: 100/200/500/1000/2000/5000 blocks），按 trace 事件顺序模拟 allocate 和 access。每次 cache miss 且缓存满时，由策略选择 victim 驱逐。评估指标为 Hit Rate = hits / total_access。对比策略包括：</w:t>
       </w:r>
     </w:p>
     <w:tbl>
@@ -3606,7 +3433,7 @@
                 <w:rFonts w:ascii="Times New Roman" w:hAnsi="Times New Roman"/>
                 <w:sz w:val="18"/>
               </w:rPr>
-              <w:t>驱逐预测"剩余访问次数"最少的 block</w:t>
+              <w:t>驱逐预测"剩余访问次数"最少的 block (批量推理)</w:t>
             </w:r>
           </w:p>
         </w:tc>
@@ -3665,13 +3492,37 @@
                 <w:rFonts w:ascii="Times New Roman" w:hAnsi="Times New Roman"/>
                 <w:sz w:val="18"/>
               </w:rPr>
-              <w:t>驱逐下一次访问最远的 block（需未来信息）</w:t>
+              <w:t>驱逐下一次访问最远的 block (需未来信息)</w:t>
             </w:r>
           </w:p>
         </w:tc>
       </w:tr>
     </w:tbl>
     <w:p/>
+    <w:p>
+      <w:pPr>
+        <w:spacing w:after="120"/>
+      </w:pPr>
+      <w:r>
+        <w:rPr>
+          <w:rFonts w:ascii="Times New Roman" w:hAnsi="Times New Roman" w:eastAsia="宋体"/>
+        </w:rPr>
+        <w:t>BlockManagerSimulator 按 trace 事件顺序模拟 access/allocate，cache miss 且满时由策略选择 victim。评估指标为 Hit Rate = hits / total_access。测试 6 种容量：100/200/500/1000/2000/5000 blocks。</w:t>
+      </w:r>
+    </w:p>
+    <w:p>
+      <w:pPr>
+        <w:spacing w:after="120"/>
+      </w:pPr>
+      <w:r>
+        <w:rPr>
+          <w:rFonts w:ascii="Times New Roman" w:hAnsi="Times New Roman" w:eastAsia="宋体"/>
+          <w:i/>
+          <w:sz w:val="20"/>
+        </w:rPr>
+        <w:t>注：Belady 在当前实现中存在局限——future_trace 中同一 block_id 跨生命周期的访问被混合，导致其不完全是最优上界。此不影响 LRU/FIFO/Learned 对比的有效性。</w:t>
+      </w:r>
+    </w:p>
     <w:p>
       <w:r>
         <w:br w:type="page"/>
@@ -3707,7 +3558,7 @@
         <w:rPr>
           <w:rFonts w:ascii="Times New Roman" w:hAnsi="Times New Roman" w:eastAsia="宋体"/>
         </w:rPr>
-        <w:t>v1 使用二分类目标：预测 block 在未来 future_window=100 个 token 内是否会被重用。特征包括 layer_id、num_tokens、is_prefix、历史访问统计等 8 维。训练使用 BCELoss + Sigmoid 输出，评估指标为 AUC 和 Accuracy。</w:t>
+        <w:t>v1 使用二分类目标：预测 block 在未来 100 token 内是否会被重用。特征含 layer_id、num_tokens、is_prefix 等 8 维，2 层 MLP + Sigmoid + BCELoss。</w:t>
       </w:r>
     </w:p>
     <w:p>
@@ -3719,7 +3570,7 @@
           <w:rFonts w:ascii="Times New Roman" w:hAnsi="Times New Roman" w:eastAsia="宋体"/>
           <w:b/>
         </w:rPr>
-        <w:t>问题：99.6% 的样本为正类（几乎每个 access 之后的 100 token 内必然再次 access），严重的类别不平衡导致模型退化为常预测"会重用"，AUC≈0.5。</w:t>
+        <w:t>问题：99.6% 样本为正类，严重类别不平衡导致 AUC≈0.5，Learned(100)=0.02%，完全无效。</w:t>
       </w:r>
     </w:p>
     <w:p>
@@ -3741,7 +3592,7 @@
         <w:rPr>
           <w:rFonts w:ascii="Times New Roman" w:hAnsi="Times New Roman" w:eastAsia="宋体"/>
         </w:rPr>
-        <w:t>v2 改为回归目标：预测到下一次 access 的绝对时间间隔。模型去掉了 Sigmoid，使用 MSE Loss。特征扩展为包含 block 位置和序列生命周期。模拟器中，Learned 驱逐"下次访问最远"的 block。新增 Belady 作为理论上界。</w:t>
+        <w:t>v2 改为回归目标——"下次访问间隔"。模型去 Sigmoid，MSE Loss。新增 Belady 理论上界。</w:t>
       </w:r>
     </w:p>
     <w:p>
@@ -3753,7 +3604,7 @@
           <w:rFonts w:ascii="Times New Roman" w:hAnsi="Times New Roman" w:eastAsia="宋体"/>
           <w:b/>
         </w:rPr>
-        <w:t>问题：回归标签几乎无方差（所有访问间隔 ≈30±1 timestamp，std≈0.01），且 dataset.py 与 evaluate.py 的特征计算逻辑不一致（特征 6/7 不匹配）。Learned 虽优于 FIFO 但远不如 LRU（100 blocks: 8.76% vs 14.79%）。</w:t>
+        <w:t>问题：(1) 标签几乎无方差（间隔≈30±1，std≈0.01），模型只学均值；(2) dataset.py 与 evaluate.py 特征 6/7 计算不一致。Learned(100)=8.76%，虽优于 FIFO 但远不如 LRU(14.79%)。</w:t>
       </w:r>
     </w:p>
     <w:p>
@@ -3764,7 +3615,7 @@
         <w:rPr>
           <w:rFonts w:ascii="Times New Roman" w:hAnsi="Times New Roman" w:eastAsia="黑体"/>
         </w:rPr>
-        <w:t>4.3 v3：系统修复（成功）</w:t>
+        <w:t>4.3 v3：系统修复 + 回归目标改进（有泄露）</w:t>
       </w:r>
     </w:p>
     <w:p>
@@ -3775,7 +3626,19 @@
         <w:rPr>
           <w:rFonts w:ascii="Times New Roman" w:hAnsi="Times New Roman" w:eastAsia="宋体"/>
         </w:rPr>
-        <w:t>v3 从三个维度系统修复：(1) 回归目标改为"剩余访问次数"（标签方差 0.33，提升 33 倍）；(2) 统一 dataset.py 和 evaluate.py 的特征计算逻辑（移除恒为 0 的特征，新增 10 维有效特征）；(3) 模型升级为 3 层 MLP + Residual + LayerNorm，训练采用 block 级 split + CosineAnnealing。</w:t>
+        <w:t>v3 三大改进：(1) 回归目标改为"剩余访问次数"，标签方差 0.01→0.33（33×）；(2) 统一 dataset/eval 特征计算；(3) 模型升级 3层+Residual+LayerNorm、block级split、CosineAnnealing。首次实现 Learned &gt; LRU（20.24% vs 14.76%）。</w:t>
+      </w:r>
+    </w:p>
+    <w:p>
+      <w:pPr>
+        <w:spacing w:after="120"/>
+      </w:pPr>
+      <w:r>
+        <w:rPr>
+          <w:rFonts w:ascii="Times New Roman" w:hAnsi="Times New Roman" w:eastAsia="宋体"/>
+          <w:b/>
+        </w:rPr>
+        <w:t>问题：10 维特征中 6 个依赖 last_ts/total_blocks（未来信息泄露），命中率高估约 1.5-2.4pp。</w:t>
       </w:r>
     </w:p>
     <w:p>
@@ -3786,7 +3649,63 @@
         <w:rPr>
           <w:rFonts w:ascii="Times New Roman" w:hAnsi="Times New Roman" w:eastAsia="黑体"/>
         </w:rPr>
-        <w:t>4.4 三版本关键指标对比</w:t>
+        <w:t>4.4 v4：去除数据泄露（有新问题）</w:t>
+      </w:r>
+    </w:p>
+    <w:p>
+      <w:pPr>
+        <w:spacing w:after="120"/>
+      </w:pPr>
+      <w:r>
+        <w:rPr>
+          <w:rFonts w:ascii="Times New Roman" w:hAnsi="Times New Roman" w:eastAsia="宋体"/>
+        </w:rPr>
+        <w:t>v4 删除依赖未来信息的 6 个特征，替换为 4 个纯在线特征：relative_block_idx、generation_speed、recent_freq_ratio、active_seqs_online。特征维度 10→8。Learned(100)=18.72%，去泄露后仍以 +4.22pp 超越 LRU。</w:t>
+      </w:r>
+    </w:p>
+    <w:p>
+      <w:pPr>
+        <w:spacing w:after="120"/>
+      </w:pPr>
+      <w:r>
+        <w:rPr>
+          <w:rFonts w:ascii="Times New Roman" w:hAnsi="Times New Roman" w:eastAsia="宋体"/>
+          <w:b/>
+        </w:rPr>
+        <w:t>问题：(1) free 事件被当作 access 处理（统计偏差）；(2) F5 generation_speed 无方差（与 v2 标签同源问题）；(3) F6 recent_freq_ratio 恒≈0.5，无信息量。</w:t>
+      </w:r>
+    </w:p>
+    <w:p>
+      <w:pPr>
+        <w:pStyle w:val="Heading2"/>
+      </w:pPr>
+      <w:r>
+        <w:rPr>
+          <w:rFonts w:ascii="Times New Roman" w:hAnsi="Times New Roman" w:eastAsia="黑体"/>
+        </w:rPr>
+        <w:t>4.5 v5：最终版——修复 free Bug + 特征重设计</w:t>
+      </w:r>
+    </w:p>
+    <w:p>
+      <w:pPr>
+        <w:spacing w:after="120"/>
+      </w:pPr>
+      <w:r>
+        <w:rPr>
+          <w:rFonts w:ascii="Times New Roman" w:hAnsi="Times New Roman" w:eastAsia="宋体"/>
+        </w:rPr>
+        <w:t>v5 针对 v4 问题：(1) 新增 sim_mask 机制，free 事件仅用于特征预计算，仿真流过滤为 access+allocate；(2) F4→log_access_count（对数防饱和）；(3) F5→interval_trend（recent/all 趋势比）；(4) F6→tail_density（尾部集中度）；(5) F7→free_events_seen（生命周期释放数）。Learned(100)=19.73%，所有已知问题均已解决。</w:t>
+      </w:r>
+    </w:p>
+    <w:p>
+      <w:pPr>
+        <w:pStyle w:val="Heading2"/>
+      </w:pPr>
+      <w:r>
+        <w:rPr>
+          <w:rFonts w:ascii="Times New Roman" w:hAnsi="Times New Roman" w:eastAsia="黑体"/>
+        </w:rPr>
+        <w:t>4.6 五版本全量对比</w:t>
       </w:r>
     </w:p>
     <w:tbl>
@@ -3797,15 +3716,17 @@
         <w:tblLook w:firstColumn="1" w:firstRow="1" w:lastColumn="0" w:lastRow="0" w:noHBand="0" w:noVBand="1" w:val="04A0"/>
       </w:tblPr>
       <w:tblGrid>
-        <w:gridCol w:w="2209"/>
-        <w:gridCol w:w="2209"/>
-        <w:gridCol w:w="2209"/>
-        <w:gridCol w:w="2209"/>
+        <w:gridCol w:w="1473"/>
+        <w:gridCol w:w="1473"/>
+        <w:gridCol w:w="1473"/>
+        <w:gridCol w:w="1473"/>
+        <w:gridCol w:w="1473"/>
+        <w:gridCol w:w="1473"/>
       </w:tblGrid>
       <w:tr>
         <w:tc>
           <w:tcPr>
-            <w:tcW w:type="dxa" w:w="1701"/>
+            <w:tcW w:type="dxa" w:w="1417"/>
             <w:shd w:fill="D9E2F3"/>
           </w:tcPr>
           <w:p>
@@ -3825,7 +3746,7 @@
         </w:tc>
         <w:tc>
           <w:tcPr>
-            <w:tcW w:type="dxa" w:w="1701"/>
+            <w:tcW w:type="dxa" w:w="1134"/>
             <w:shd w:fill="D9E2F3"/>
           </w:tcPr>
           <w:p>
@@ -3839,13 +3760,13 @@
                 <w:b/>
                 <w:sz w:val="18"/>
               </w:rPr>
-              <w:t>v1（二分类）</w:t>
-            </w:r>
-          </w:p>
-        </w:tc>
-        <w:tc>
-          <w:tcPr>
-            <w:tcW w:type="dxa" w:w="1701"/>
+              <w:t>v1</w:t>
+            </w:r>
+          </w:p>
+        </w:tc>
+        <w:tc>
+          <w:tcPr>
+            <w:tcW w:type="dxa" w:w="1134"/>
             <w:shd w:fill="D9E2F3"/>
           </w:tcPr>
           <w:p>
@@ -3859,13 +3780,13 @@
                 <w:b/>
                 <w:sz w:val="18"/>
               </w:rPr>
-              <w:t>v2（回归+Bug）</w:t>
-            </w:r>
-          </w:p>
-        </w:tc>
-        <w:tc>
-          <w:tcPr>
-            <w:tcW w:type="dxa" w:w="1701"/>
+              <w:t>v2</w:t>
+            </w:r>
+          </w:p>
+        </w:tc>
+        <w:tc>
+          <w:tcPr>
+            <w:tcW w:type="dxa" w:w="1417"/>
             <w:shd w:fill="D9E2F3"/>
           </w:tcPr>
           <w:p>
@@ -3879,7 +3800,47 @@
                 <w:b/>
                 <w:sz w:val="18"/>
               </w:rPr>
-              <w:t>v3（回归+修复）</w:t>
+              <w:t>v3(泄露)</w:t>
+            </w:r>
+          </w:p>
+        </w:tc>
+        <w:tc>
+          <w:tcPr>
+            <w:tcW w:type="dxa" w:w="1417"/>
+            <w:shd w:fill="D9E2F3"/>
+          </w:tcPr>
+          <w:p>
+            <w:pPr>
+              <w:jc w:val="center"/>
+            </w:pPr>
+            <w:r/>
+            <w:r>
+              <w:rPr>
+                <w:rFonts w:ascii="Times New Roman" w:hAnsi="Times New Roman"/>
+                <w:b/>
+                <w:sz w:val="18"/>
+              </w:rPr>
+              <w:t>v4(新问题)</w:t>
+            </w:r>
+          </w:p>
+        </w:tc>
+        <w:tc>
+          <w:tcPr>
+            <w:tcW w:type="dxa" w:w="1417"/>
+            <w:shd w:fill="D9E2F3"/>
+          </w:tcPr>
+          <w:p>
+            <w:pPr>
+              <w:jc w:val="center"/>
+            </w:pPr>
+            <w:r/>
+            <w:r>
+              <w:rPr>
+                <w:rFonts w:ascii="Times New Roman" w:hAnsi="Times New Roman"/>
+                <w:b/>
+                <w:sz w:val="18"/>
+              </w:rPr>
+              <w:t>v5(最终)</w:t>
             </w:r>
           </w:p>
         </w:tc>
@@ -3887,25 +3848,25 @@
       <w:tr>
         <w:tc>
           <w:tcPr>
-            <w:tcW w:type="dxa" w:w="1701"/>
-          </w:tcPr>
-          <w:p>
-            <w:pPr>
-              <w:jc w:val="center"/>
-            </w:pPr>
-            <w:r/>
-            <w:r>
-              <w:rPr>
-                <w:rFonts w:ascii="Times New Roman" w:hAnsi="Times New Roman"/>
-                <w:sz w:val="18"/>
-              </w:rPr>
-              <w:t>学习方法</w:t>
-            </w:r>
-          </w:p>
-        </w:tc>
-        <w:tc>
-          <w:tcPr>
-            <w:tcW w:type="dxa" w:w="1701"/>
+            <w:tcW w:type="dxa" w:w="1417"/>
+          </w:tcPr>
+          <w:p>
+            <w:pPr>
+              <w:jc w:val="center"/>
+            </w:pPr>
+            <w:r/>
+            <w:r>
+              <w:rPr>
+                <w:rFonts w:ascii="Times New Roman" w:hAnsi="Times New Roman"/>
+                <w:sz w:val="18"/>
+              </w:rPr>
+              <w:t>预测类型</w:t>
+            </w:r>
+          </w:p>
+        </w:tc>
+        <w:tc>
+          <w:tcPr>
+            <w:tcW w:type="dxa" w:w="1134"/>
           </w:tcPr>
           <w:p>
             <w:pPr>
@@ -3923,37 +3884,73 @@
         </w:tc>
         <w:tc>
           <w:tcPr>
-            <w:tcW w:type="dxa" w:w="1701"/>
-          </w:tcPr>
-          <w:p>
-            <w:pPr>
-              <w:jc w:val="center"/>
-            </w:pPr>
-            <w:r/>
-            <w:r>
-              <w:rPr>
-                <w:rFonts w:ascii="Times New Roman" w:hAnsi="Times New Roman"/>
-                <w:sz w:val="18"/>
-              </w:rPr>
-              <w:t>回归（下次间隔）</w:t>
-            </w:r>
-          </w:p>
-        </w:tc>
-        <w:tc>
-          <w:tcPr>
-            <w:tcW w:type="dxa" w:w="1701"/>
-          </w:tcPr>
-          <w:p>
-            <w:pPr>
-              <w:jc w:val="center"/>
-            </w:pPr>
-            <w:r/>
-            <w:r>
-              <w:rPr>
-                <w:rFonts w:ascii="Times New Roman" w:hAnsi="Times New Roman"/>
-                <w:sz w:val="18"/>
-              </w:rPr>
-              <w:t>回归（剩余访问次数）</w:t>
+            <w:tcW w:type="dxa" w:w="1134"/>
+          </w:tcPr>
+          <w:p>
+            <w:pPr>
+              <w:jc w:val="center"/>
+            </w:pPr>
+            <w:r/>
+            <w:r>
+              <w:rPr>
+                <w:rFonts w:ascii="Times New Roman" w:hAnsi="Times New Roman"/>
+                <w:sz w:val="18"/>
+              </w:rPr>
+              <w:t>回归(间隔)</w:t>
+            </w:r>
+          </w:p>
+        </w:tc>
+        <w:tc>
+          <w:tcPr>
+            <w:tcW w:type="dxa" w:w="1417"/>
+          </w:tcPr>
+          <w:p>
+            <w:pPr>
+              <w:jc w:val="center"/>
+            </w:pPr>
+            <w:r/>
+            <w:r>
+              <w:rPr>
+                <w:rFonts w:ascii="Times New Roman" w:hAnsi="Times New Roman"/>
+                <w:sz w:val="18"/>
+              </w:rPr>
+              <w:t>回归(剩余)</w:t>
+            </w:r>
+          </w:p>
+        </w:tc>
+        <w:tc>
+          <w:tcPr>
+            <w:tcW w:type="dxa" w:w="1417"/>
+          </w:tcPr>
+          <w:p>
+            <w:pPr>
+              <w:jc w:val="center"/>
+            </w:pPr>
+            <w:r/>
+            <w:r>
+              <w:rPr>
+                <w:rFonts w:ascii="Times New Roman" w:hAnsi="Times New Roman"/>
+                <w:sz w:val="18"/>
+              </w:rPr>
+              <w:t>回归(剩余)</w:t>
+            </w:r>
+          </w:p>
+        </w:tc>
+        <w:tc>
+          <w:tcPr>
+            <w:tcW w:type="dxa" w:w="1417"/>
+          </w:tcPr>
+          <w:p>
+            <w:pPr>
+              <w:jc w:val="center"/>
+            </w:pPr>
+            <w:r/>
+            <w:r>
+              <w:rPr>
+                <w:rFonts w:ascii="Times New Roman" w:hAnsi="Times New Roman"/>
+                <w:sz w:val="18"/>
+              </w:rPr>
+              <w:t>回归(剩余)</w:t>
             </w:r>
           </w:p>
         </w:tc>
@@ -3961,7 +3958,7 @@
       <w:tr>
         <w:tc>
           <w:tcPr>
-            <w:tcW w:type="dxa" w:w="1701"/>
+            <w:tcW w:type="dxa" w:w="1417"/>
             <w:shd w:fill="F2F2F2"/>
           </w:tcPr>
           <w:p>
@@ -3974,13 +3971,13 @@
                 <w:rFonts w:ascii="Times New Roman" w:hAnsi="Times New Roman"/>
                 <w:sz w:val="18"/>
               </w:rPr>
-              <w:t>标签方差</w:t>
-            </w:r>
-          </w:p>
-        </w:tc>
-        <w:tc>
-          <w:tcPr>
-            <w:tcW w:type="dxa" w:w="1701"/>
+              <w:t>特征维度</w:t>
+            </w:r>
+          </w:p>
+        </w:tc>
+        <w:tc>
+          <w:tcPr>
+            <w:tcW w:type="dxa" w:w="1134"/>
             <w:shd w:fill="F2F2F2"/>
           </w:tcPr>
           <w:p>
@@ -3993,13 +3990,13 @@
                 <w:rFonts w:ascii="Times New Roman" w:hAnsi="Times New Roman"/>
                 <w:sz w:val="18"/>
               </w:rPr>
-              <w:t>严重不平衡</w:t>
-            </w:r>
-          </w:p>
-        </w:tc>
-        <w:tc>
-          <w:tcPr>
-            <w:tcW w:type="dxa" w:w="1701"/>
+              <w:t>8</w:t>
+            </w:r>
+          </w:p>
+        </w:tc>
+        <w:tc>
+          <w:tcPr>
+            <w:tcW w:type="dxa" w:w="1134"/>
             <w:shd w:fill="F2F2F2"/>
           </w:tcPr>
           <w:p>
@@ -4012,13 +4009,13 @@
                 <w:rFonts w:ascii="Times New Roman" w:hAnsi="Times New Roman"/>
                 <w:sz w:val="18"/>
               </w:rPr>
-              <w:t>≈0.01</w:t>
-            </w:r>
-          </w:p>
-        </w:tc>
-        <w:tc>
-          <w:tcPr>
-            <w:tcW w:type="dxa" w:w="1701"/>
+              <w:t>8</w:t>
+            </w:r>
+          </w:p>
+        </w:tc>
+        <w:tc>
+          <w:tcPr>
+            <w:tcW w:type="dxa" w:w="1417"/>
             <w:shd w:fill="F2F2F2"/>
           </w:tcPr>
           <w:p>
@@ -4031,7 +4028,45 @@
                 <w:rFonts w:ascii="Times New Roman" w:hAnsi="Times New Roman"/>
                 <w:sz w:val="18"/>
               </w:rPr>
-              <w:t>0.33</w:t>
+              <w:t>10</w:t>
+            </w:r>
+          </w:p>
+        </w:tc>
+        <w:tc>
+          <w:tcPr>
+            <w:tcW w:type="dxa" w:w="1417"/>
+            <w:shd w:fill="F2F2F2"/>
+          </w:tcPr>
+          <w:p>
+            <w:pPr>
+              <w:jc w:val="center"/>
+            </w:pPr>
+            <w:r/>
+            <w:r>
+              <w:rPr>
+                <w:rFonts w:ascii="Times New Roman" w:hAnsi="Times New Roman"/>
+                <w:sz w:val="18"/>
+              </w:rPr>
+              <w:t>8</w:t>
+            </w:r>
+          </w:p>
+        </w:tc>
+        <w:tc>
+          <w:tcPr>
+            <w:tcW w:type="dxa" w:w="1417"/>
+            <w:shd w:fill="F2F2F2"/>
+          </w:tcPr>
+          <w:p>
+            <w:pPr>
+              <w:jc w:val="center"/>
+            </w:pPr>
+            <w:r/>
+            <w:r>
+              <w:rPr>
+                <w:rFonts w:ascii="Times New Roman" w:hAnsi="Times New Roman"/>
+                <w:sz w:val="18"/>
+              </w:rPr>
+              <w:t>8</w:t>
             </w:r>
           </w:p>
         </w:tc>
@@ -4039,73 +4074,109 @@
       <w:tr>
         <w:tc>
           <w:tcPr>
-            <w:tcW w:type="dxa" w:w="1701"/>
-          </w:tcPr>
-          <w:p>
-            <w:pPr>
-              <w:jc w:val="center"/>
-            </w:pPr>
-            <w:r/>
-            <w:r>
-              <w:rPr>
-                <w:rFonts w:ascii="Times New Roman" w:hAnsi="Times New Roman"/>
-                <w:sz w:val="18"/>
-              </w:rPr>
-              <w:t>特征维度</w:t>
-            </w:r>
-          </w:p>
-        </w:tc>
-        <w:tc>
-          <w:tcPr>
-            <w:tcW w:type="dxa" w:w="1701"/>
-          </w:tcPr>
-          <w:p>
-            <w:pPr>
-              <w:jc w:val="center"/>
-            </w:pPr>
-            <w:r/>
-            <w:r>
-              <w:rPr>
-                <w:rFonts w:ascii="Times New Roman" w:hAnsi="Times New Roman"/>
-                <w:sz w:val="18"/>
-              </w:rPr>
-              <w:t>8</w:t>
-            </w:r>
-          </w:p>
-        </w:tc>
-        <w:tc>
-          <w:tcPr>
-            <w:tcW w:type="dxa" w:w="1701"/>
-          </w:tcPr>
-          <w:p>
-            <w:pPr>
-              <w:jc w:val="center"/>
-            </w:pPr>
-            <w:r/>
-            <w:r>
-              <w:rPr>
-                <w:rFonts w:ascii="Times New Roman" w:hAnsi="Times New Roman"/>
-                <w:sz w:val="18"/>
-              </w:rPr>
-              <w:t>8</w:t>
-            </w:r>
-          </w:p>
-        </w:tc>
-        <w:tc>
-          <w:tcPr>
-            <w:tcW w:type="dxa" w:w="1701"/>
-          </w:tcPr>
-          <w:p>
-            <w:pPr>
-              <w:jc w:val="center"/>
-            </w:pPr>
-            <w:r/>
-            <w:r>
-              <w:rPr>
-                <w:rFonts w:ascii="Times New Roman" w:hAnsi="Times New Roman"/>
-                <w:sz w:val="18"/>
-              </w:rPr>
-              <w:t>10</w:t>
+            <w:tcW w:type="dxa" w:w="1417"/>
+          </w:tcPr>
+          <w:p>
+            <w:pPr>
+              <w:jc w:val="center"/>
+            </w:pPr>
+            <w:r/>
+            <w:r>
+              <w:rPr>
+                <w:rFonts w:ascii="Times New Roman" w:hAnsi="Times New Roman"/>
+                <w:sz w:val="18"/>
+              </w:rPr>
+              <w:t>特征质量</w:t>
+            </w:r>
+          </w:p>
+        </w:tc>
+        <w:tc>
+          <w:tcPr>
+            <w:tcW w:type="dxa" w:w="1134"/>
+          </w:tcPr>
+          <w:p>
+            <w:pPr>
+              <w:jc w:val="center"/>
+            </w:pPr>
+            <w:r/>
+            <w:r>
+              <w:rPr>
+                <w:rFonts w:ascii="Times New Roman" w:hAnsi="Times New Roman"/>
+                <w:sz w:val="18"/>
+              </w:rPr>
+              <w:t>含恒0特征</w:t>
+            </w:r>
+          </w:p>
+        </w:tc>
+        <w:tc>
+          <w:tcPr>
+            <w:tcW w:type="dxa" w:w="1134"/>
+          </w:tcPr>
+          <w:p>
+            <w:pPr>
+              <w:jc w:val="center"/>
+            </w:pPr>
+            <w:r/>
+            <w:r>
+              <w:rPr>
+                <w:rFonts w:ascii="Times New Roman" w:hAnsi="Times New Roman"/>
+                <w:sz w:val="18"/>
+              </w:rPr>
+              <w:t>3维不一致</w:t>
+            </w:r>
+          </w:p>
+        </w:tc>
+        <w:tc>
+          <w:tcPr>
+            <w:tcW w:type="dxa" w:w="1417"/>
+          </w:tcPr>
+          <w:p>
+            <w:pPr>
+              <w:jc w:val="center"/>
+            </w:pPr>
+            <w:r/>
+            <w:r>
+              <w:rPr>
+                <w:rFonts w:ascii="Times New Roman" w:hAnsi="Times New Roman"/>
+                <w:sz w:val="18"/>
+              </w:rPr>
+              <w:t>6维未来泄露</w:t>
+            </w:r>
+          </w:p>
+        </w:tc>
+        <w:tc>
+          <w:tcPr>
+            <w:tcW w:type="dxa" w:w="1417"/>
+          </w:tcPr>
+          <w:p>
+            <w:pPr>
+              <w:jc w:val="center"/>
+            </w:pPr>
+            <w:r/>
+            <w:r>
+              <w:rPr>
+                <w:rFonts w:ascii="Times New Roman" w:hAnsi="Times New Roman"/>
+                <w:sz w:val="18"/>
+              </w:rPr>
+              <w:t>2维无方差</w:t>
+            </w:r>
+          </w:p>
+        </w:tc>
+        <w:tc>
+          <w:tcPr>
+            <w:tcW w:type="dxa" w:w="1417"/>
+          </w:tcPr>
+          <w:p>
+            <w:pPr>
+              <w:jc w:val="center"/>
+            </w:pPr>
+            <w:r/>
+            <w:r>
+              <w:rPr>
+                <w:rFonts w:ascii="Times New Roman" w:hAnsi="Times New Roman"/>
+                <w:sz w:val="18"/>
+              </w:rPr>
+              <w:t>✅ 全部有效</w:t>
             </w:r>
           </w:p>
         </w:tc>
@@ -4113,7 +4184,7 @@
       <w:tr>
         <w:tc>
           <w:tcPr>
-            <w:tcW w:type="dxa" w:w="1701"/>
+            <w:tcW w:type="dxa" w:w="1417"/>
             <w:shd w:fill="F2F2F2"/>
           </w:tcPr>
           <w:p>
@@ -4126,13 +4197,13 @@
                 <w:rFonts w:ascii="Times New Roman" w:hAnsi="Times New Roman"/>
                 <w:sz w:val="18"/>
               </w:rPr>
-              <w:t>特征一致性</w:t>
-            </w:r>
-          </w:p>
-        </w:tc>
-        <w:tc>
-          <w:tcPr>
-            <w:tcW w:type="dxa" w:w="1701"/>
+              <w:t>模型</w:t>
+            </w:r>
+          </w:p>
+        </w:tc>
+        <w:tc>
+          <w:tcPr>
+            <w:tcW w:type="dxa" w:w="1134"/>
             <w:shd w:fill="F2F2F2"/>
           </w:tcPr>
           <w:p>
@@ -4145,13 +4216,13 @@
                 <w:rFonts w:ascii="Times New Roman" w:hAnsi="Times New Roman"/>
                 <w:sz w:val="18"/>
               </w:rPr>
-              <w:t>一致（无用特征）</w:t>
-            </w:r>
-          </w:p>
-        </w:tc>
-        <w:tc>
-          <w:tcPr>
-            <w:tcW w:type="dxa" w:w="1701"/>
+              <w:t>2层(64)</w:t>
+            </w:r>
+          </w:p>
+        </w:tc>
+        <w:tc>
+          <w:tcPr>
+            <w:tcW w:type="dxa" w:w="1134"/>
             <w:shd w:fill="F2F2F2"/>
           </w:tcPr>
           <w:p>
@@ -4164,13 +4235,13 @@
                 <w:rFonts w:ascii="Times New Roman" w:hAnsi="Times New Roman"/>
                 <w:sz w:val="18"/>
               </w:rPr>
-              <w:t>❌ 不一致</w:t>
-            </w:r>
-          </w:p>
-        </w:tc>
-        <w:tc>
-          <w:tcPr>
-            <w:tcW w:type="dxa" w:w="1701"/>
+              <w:t>2层(64)</w:t>
+            </w:r>
+          </w:p>
+        </w:tc>
+        <w:tc>
+          <w:tcPr>
+            <w:tcW w:type="dxa" w:w="1417"/>
             <w:shd w:fill="F2F2F2"/>
           </w:tcPr>
           <w:p>
@@ -4183,7 +4254,45 @@
                 <w:rFonts w:ascii="Times New Roman" w:hAnsi="Times New Roman"/>
                 <w:sz w:val="18"/>
               </w:rPr>
-              <w:t>✅ 完全一致</w:t>
+              <w:t>3层+Res(128)</w:t>
+            </w:r>
+          </w:p>
+        </w:tc>
+        <w:tc>
+          <w:tcPr>
+            <w:tcW w:type="dxa" w:w="1417"/>
+            <w:shd w:fill="F2F2F2"/>
+          </w:tcPr>
+          <w:p>
+            <w:pPr>
+              <w:jc w:val="center"/>
+            </w:pPr>
+            <w:r/>
+            <w:r>
+              <w:rPr>
+                <w:rFonts w:ascii="Times New Roman" w:hAnsi="Times New Roman"/>
+                <w:sz w:val="18"/>
+              </w:rPr>
+              <w:t>3层+Res(128)</w:t>
+            </w:r>
+          </w:p>
+        </w:tc>
+        <w:tc>
+          <w:tcPr>
+            <w:tcW w:type="dxa" w:w="1417"/>
+            <w:shd w:fill="F2F2F2"/>
+          </w:tcPr>
+          <w:p>
+            <w:pPr>
+              <w:jc w:val="center"/>
+            </w:pPr>
+            <w:r/>
+            <w:r>
+              <w:rPr>
+                <w:rFonts w:ascii="Times New Roman" w:hAnsi="Times New Roman"/>
+                <w:sz w:val="18"/>
+              </w:rPr>
+              <w:t>3层+Res(128)</w:t>
             </w:r>
           </w:p>
         </w:tc>
@@ -4191,73 +4300,109 @@
       <w:tr>
         <w:tc>
           <w:tcPr>
-            <w:tcW w:type="dxa" w:w="1701"/>
-          </w:tcPr>
-          <w:p>
-            <w:pPr>
-              <w:jc w:val="center"/>
-            </w:pPr>
-            <w:r/>
-            <w:r>
-              <w:rPr>
-                <w:rFonts w:ascii="Times New Roman" w:hAnsi="Times New Roman"/>
-                <w:sz w:val="18"/>
-              </w:rPr>
-              <w:t>Train/Val 切分</w:t>
-            </w:r>
-          </w:p>
-        </w:tc>
-        <w:tc>
-          <w:tcPr>
-            <w:tcW w:type="dxa" w:w="1701"/>
-          </w:tcPr>
-          <w:p>
-            <w:pPr>
-              <w:jc w:val="center"/>
-            </w:pPr>
-            <w:r/>
-            <w:r>
-              <w:rPr>
-                <w:rFonts w:ascii="Times New Roman" w:hAnsi="Times New Roman"/>
-                <w:sz w:val="18"/>
-              </w:rPr>
-              <w:t>随机</w:t>
-            </w:r>
-          </w:p>
-        </w:tc>
-        <w:tc>
-          <w:tcPr>
-            <w:tcW w:type="dxa" w:w="1701"/>
-          </w:tcPr>
-          <w:p>
-            <w:pPr>
-              <w:jc w:val="center"/>
-            </w:pPr>
-            <w:r/>
-            <w:r>
-              <w:rPr>
-                <w:rFonts w:ascii="Times New Roman" w:hAnsi="Times New Roman"/>
-                <w:sz w:val="18"/>
-              </w:rPr>
-              <w:t>随机</w:t>
-            </w:r>
-          </w:p>
-        </w:tc>
-        <w:tc>
-          <w:tcPr>
-            <w:tcW w:type="dxa" w:w="1701"/>
-          </w:tcPr>
-          <w:p>
-            <w:pPr>
-              <w:jc w:val="center"/>
-            </w:pPr>
-            <w:r/>
-            <w:r>
-              <w:rPr>
-                <w:rFonts w:ascii="Times New Roman" w:hAnsi="Times New Roman"/>
-                <w:sz w:val="18"/>
-              </w:rPr>
-              <w:t>Block 级（无泄漏）</w:t>
+            <w:tcW w:type="dxa" w:w="1417"/>
+          </w:tcPr>
+          <w:p>
+            <w:pPr>
+              <w:jc w:val="center"/>
+            </w:pPr>
+            <w:r/>
+            <w:r>
+              <w:rPr>
+                <w:rFonts w:ascii="Times New Roman" w:hAnsi="Times New Roman"/>
+                <w:sz w:val="18"/>
+              </w:rPr>
+              <w:t>数据泄露</w:t>
+            </w:r>
+          </w:p>
+        </w:tc>
+        <w:tc>
+          <w:tcPr>
+            <w:tcW w:type="dxa" w:w="1134"/>
+          </w:tcPr>
+          <w:p>
+            <w:pPr>
+              <w:jc w:val="center"/>
+            </w:pPr>
+            <w:r/>
+            <w:r>
+              <w:rPr>
+                <w:rFonts w:ascii="Times New Roman" w:hAnsi="Times New Roman"/>
+                <w:sz w:val="18"/>
+              </w:rPr>
+              <w:t>—</w:t>
+            </w:r>
+          </w:p>
+        </w:tc>
+        <w:tc>
+          <w:tcPr>
+            <w:tcW w:type="dxa" w:w="1134"/>
+          </w:tcPr>
+          <w:p>
+            <w:pPr>
+              <w:jc w:val="center"/>
+            </w:pPr>
+            <w:r/>
+            <w:r>
+              <w:rPr>
+                <w:rFonts w:ascii="Times New Roman" w:hAnsi="Times New Roman"/>
+                <w:sz w:val="18"/>
+              </w:rPr>
+              <w:t>—</w:t>
+            </w:r>
+          </w:p>
+        </w:tc>
+        <w:tc>
+          <w:tcPr>
+            <w:tcW w:type="dxa" w:w="1417"/>
+          </w:tcPr>
+          <w:p>
+            <w:pPr>
+              <w:jc w:val="center"/>
+            </w:pPr>
+            <w:r/>
+            <w:r>
+              <w:rPr>
+                <w:rFonts w:ascii="Times New Roman" w:hAnsi="Times New Roman"/>
+                <w:sz w:val="18"/>
+              </w:rPr>
+              <w:t>🔴 严重</w:t>
+            </w:r>
+          </w:p>
+        </w:tc>
+        <w:tc>
+          <w:tcPr>
+            <w:tcW w:type="dxa" w:w="1417"/>
+          </w:tcPr>
+          <w:p>
+            <w:pPr>
+              <w:jc w:val="center"/>
+            </w:pPr>
+            <w:r/>
+            <w:r>
+              <w:rPr>
+                <w:rFonts w:ascii="Times New Roman" w:hAnsi="Times New Roman"/>
+                <w:sz w:val="18"/>
+              </w:rPr>
+              <w:t>🟡 free Bug</w:t>
+            </w:r>
+          </w:p>
+        </w:tc>
+        <w:tc>
+          <w:tcPr>
+            <w:tcW w:type="dxa" w:w="1417"/>
+          </w:tcPr>
+          <w:p>
+            <w:pPr>
+              <w:jc w:val="center"/>
+            </w:pPr>
+            <w:r/>
+            <w:r>
+              <w:rPr>
+                <w:rFonts w:ascii="Times New Roman" w:hAnsi="Times New Roman"/>
+                <w:sz w:val="18"/>
+              </w:rPr>
+              <w:t>✅ 无</w:t>
             </w:r>
           </w:p>
         </w:tc>
@@ -4265,7 +4410,7 @@
       <w:tr>
         <w:tc>
           <w:tcPr>
-            <w:tcW w:type="dxa" w:w="1701"/>
+            <w:tcW w:type="dxa" w:w="1417"/>
             <w:shd w:fill="F2F2F2"/>
           </w:tcPr>
           <w:p>
@@ -4278,13 +4423,13 @@
                 <w:rFonts w:ascii="Times New Roman" w:hAnsi="Times New Roman"/>
                 <w:sz w:val="18"/>
               </w:rPr>
-              <w:t>模型</w:t>
-            </w:r>
-          </w:p>
-        </w:tc>
-        <w:tc>
-          <w:tcPr>
-            <w:tcW w:type="dxa" w:w="1701"/>
+              <w:t>Learned(100)</w:t>
+            </w:r>
+          </w:p>
+        </w:tc>
+        <w:tc>
+          <w:tcPr>
+            <w:tcW w:type="dxa" w:w="1134"/>
             <w:shd w:fill="F2F2F2"/>
           </w:tcPr>
           <w:p>
@@ -4297,13 +4442,13 @@
                 <w:rFonts w:ascii="Times New Roman" w:hAnsi="Times New Roman"/>
                 <w:sz w:val="18"/>
               </w:rPr>
-              <w:t>2层 MLP (64)</w:t>
-            </w:r>
-          </w:p>
-        </w:tc>
-        <w:tc>
-          <w:tcPr>
-            <w:tcW w:type="dxa" w:w="1701"/>
+              <w:t>0.02%</w:t>
+            </w:r>
+          </w:p>
+        </w:tc>
+        <w:tc>
+          <w:tcPr>
+            <w:tcW w:type="dxa" w:w="1134"/>
             <w:shd w:fill="F2F2F2"/>
           </w:tcPr>
           <w:p>
@@ -4316,13 +4461,13 @@
                 <w:rFonts w:ascii="Times New Roman" w:hAnsi="Times New Roman"/>
                 <w:sz w:val="18"/>
               </w:rPr>
-              <w:t>2层 MLP (64)</w:t>
-            </w:r>
-          </w:p>
-        </w:tc>
-        <w:tc>
-          <w:tcPr>
-            <w:tcW w:type="dxa" w:w="1701"/>
+              <w:t>8.76%</w:t>
+            </w:r>
+          </w:p>
+        </w:tc>
+        <w:tc>
+          <w:tcPr>
+            <w:tcW w:type="dxa" w:w="1417"/>
             <w:shd w:fill="F2F2F2"/>
           </w:tcPr>
           <w:p>
@@ -4335,7 +4480,45 @@
                 <w:rFonts w:ascii="Times New Roman" w:hAnsi="Times New Roman"/>
                 <w:sz w:val="18"/>
               </w:rPr>
-              <w:t>3层 MLP+Residual (128)</w:t>
+              <w:t>20.24%</w:t>
+            </w:r>
+          </w:p>
+        </w:tc>
+        <w:tc>
+          <w:tcPr>
+            <w:tcW w:type="dxa" w:w="1417"/>
+            <w:shd w:fill="F2F2F2"/>
+          </w:tcPr>
+          <w:p>
+            <w:pPr>
+              <w:jc w:val="center"/>
+            </w:pPr>
+            <w:r/>
+            <w:r>
+              <w:rPr>
+                <w:rFonts w:ascii="Times New Roman" w:hAnsi="Times New Roman"/>
+                <w:sz w:val="18"/>
+              </w:rPr>
+              <w:t>18.72%</w:t>
+            </w:r>
+          </w:p>
+        </w:tc>
+        <w:tc>
+          <w:tcPr>
+            <w:tcW w:type="dxa" w:w="1417"/>
+            <w:shd w:fill="F2F2F2"/>
+          </w:tcPr>
+          <w:p>
+            <w:pPr>
+              <w:jc w:val="center"/>
+            </w:pPr>
+            <w:r/>
+            <w:r>
+              <w:rPr>
+                <w:rFonts w:ascii="Times New Roman" w:hAnsi="Times New Roman"/>
+                <w:sz w:val="18"/>
+              </w:rPr>
+              <w:t>19.73%</w:t>
             </w:r>
           </w:p>
         </w:tc>
@@ -4343,73 +4526,109 @@
       <w:tr>
         <w:tc>
           <w:tcPr>
-            <w:tcW w:type="dxa" w:w="1701"/>
-          </w:tcPr>
-          <w:p>
-            <w:pPr>
-              <w:jc w:val="center"/>
-            </w:pPr>
-            <w:r/>
-            <w:r>
-              <w:rPr>
-                <w:rFonts w:ascii="Times New Roman" w:hAnsi="Times New Roman"/>
-                <w:sz w:val="18"/>
-              </w:rPr>
-              <w:t>Val 指标</w:t>
-            </w:r>
-          </w:p>
-        </w:tc>
-        <w:tc>
-          <w:tcPr>
-            <w:tcW w:type="dxa" w:w="1701"/>
-          </w:tcPr>
-          <w:p>
-            <w:pPr>
-              <w:jc w:val="center"/>
-            </w:pPr>
-            <w:r/>
-            <w:r>
-              <w:rPr>
-                <w:rFonts w:ascii="Times New Roman" w:hAnsi="Times New Roman"/>
-                <w:sz w:val="18"/>
-              </w:rPr>
-              <w:t>AUC≈0.5</w:t>
-            </w:r>
-          </w:p>
-        </w:tc>
-        <w:tc>
-          <w:tcPr>
-            <w:tcW w:type="dxa" w:w="1701"/>
-          </w:tcPr>
-          <w:p>
-            <w:pPr>
-              <w:jc w:val="center"/>
-            </w:pPr>
-            <w:r/>
-            <w:r>
-              <w:rPr>
-                <w:rFonts w:ascii="Times New Roman" w:hAnsi="Times New Roman"/>
-                <w:sz w:val="18"/>
-              </w:rPr>
-              <w:t>MSE=0.0017</w:t>
-            </w:r>
-          </w:p>
-        </w:tc>
-        <w:tc>
-          <w:tcPr>
-            <w:tcW w:type="dxa" w:w="1701"/>
-          </w:tcPr>
-          <w:p>
-            <w:pPr>
-              <w:jc w:val="center"/>
-            </w:pPr>
-            <w:r/>
-            <w:r>
-              <w:rPr>
-                <w:rFonts w:ascii="Times New Roman" w:hAnsi="Times New Roman"/>
-                <w:sz w:val="18"/>
-              </w:rPr>
-              <w:t>R²=0.585</w:t>
+            <w:tcW w:type="dxa" w:w="1417"/>
+          </w:tcPr>
+          <w:p>
+            <w:pPr>
+              <w:jc w:val="center"/>
+            </w:pPr>
+            <w:r/>
+            <w:r>
+              <w:rPr>
+                <w:rFonts w:ascii="Times New Roman" w:hAnsi="Times New Roman"/>
+                <w:sz w:val="18"/>
+              </w:rPr>
+              <w:t>LRU(100)</w:t>
+            </w:r>
+          </w:p>
+        </w:tc>
+        <w:tc>
+          <w:tcPr>
+            <w:tcW w:type="dxa" w:w="1134"/>
+          </w:tcPr>
+          <w:p>
+            <w:pPr>
+              <w:jc w:val="center"/>
+            </w:pPr>
+            <w:r/>
+            <w:r>
+              <w:rPr>
+                <w:rFonts w:ascii="Times New Roman" w:hAnsi="Times New Roman"/>
+                <w:sz w:val="18"/>
+              </w:rPr>
+              <w:t>23.68%</w:t>
+            </w:r>
+          </w:p>
+        </w:tc>
+        <w:tc>
+          <w:tcPr>
+            <w:tcW w:type="dxa" w:w="1134"/>
+          </w:tcPr>
+          <w:p>
+            <w:pPr>
+              <w:jc w:val="center"/>
+            </w:pPr>
+            <w:r/>
+            <w:r>
+              <w:rPr>
+                <w:rFonts w:ascii="Times New Roman" w:hAnsi="Times New Roman"/>
+                <w:sz w:val="18"/>
+              </w:rPr>
+              <w:t>14.79%</w:t>
+            </w:r>
+          </w:p>
+        </w:tc>
+        <w:tc>
+          <w:tcPr>
+            <w:tcW w:type="dxa" w:w="1417"/>
+          </w:tcPr>
+          <w:p>
+            <w:pPr>
+              <w:jc w:val="center"/>
+            </w:pPr>
+            <w:r/>
+            <w:r>
+              <w:rPr>
+                <w:rFonts w:ascii="Times New Roman" w:hAnsi="Times New Roman"/>
+                <w:sz w:val="18"/>
+              </w:rPr>
+              <w:t>14.76%</w:t>
+            </w:r>
+          </w:p>
+        </w:tc>
+        <w:tc>
+          <w:tcPr>
+            <w:tcW w:type="dxa" w:w="1417"/>
+          </w:tcPr>
+          <w:p>
+            <w:pPr>
+              <w:jc w:val="center"/>
+            </w:pPr>
+            <w:r/>
+            <w:r>
+              <w:rPr>
+                <w:rFonts w:ascii="Times New Roman" w:hAnsi="Times New Roman"/>
+                <w:sz w:val="18"/>
+              </w:rPr>
+              <w:t>14.50%</w:t>
+            </w:r>
+          </w:p>
+        </w:tc>
+        <w:tc>
+          <w:tcPr>
+            <w:tcW w:type="dxa" w:w="1417"/>
+          </w:tcPr>
+          <w:p>
+            <w:pPr>
+              <w:jc w:val="center"/>
+            </w:pPr>
+            <w:r/>
+            <w:r>
+              <w:rPr>
+                <w:rFonts w:ascii="Times New Roman" w:hAnsi="Times New Roman"/>
+                <w:sz w:val="18"/>
+              </w:rPr>
+              <w:t>14.76%</w:t>
             </w:r>
           </w:p>
         </w:tc>
@@ -4417,7 +4636,7 @@
       <w:tr>
         <w:tc>
           <w:tcPr>
-            <w:tcW w:type="dxa" w:w="1701"/>
+            <w:tcW w:type="dxa" w:w="1417"/>
             <w:shd w:fill="F2F2F2"/>
           </w:tcPr>
           <w:p>
@@ -4436,7 +4655,7 @@
         </w:tc>
         <w:tc>
           <w:tcPr>
-            <w:tcW w:type="dxa" w:w="1701"/>
+            <w:tcW w:type="dxa" w:w="1134"/>
             <w:shd w:fill="F2F2F2"/>
           </w:tcPr>
           <w:p>
@@ -4449,13 +4668,13 @@
                 <w:rFonts w:ascii="Times New Roman" w:hAnsi="Times New Roman"/>
                 <w:sz w:val="18"/>
               </w:rPr>
-              <w:t>否（0.02% vs 23.68%）</w:t>
-            </w:r>
-          </w:p>
-        </w:tc>
-        <w:tc>
-          <w:tcPr>
-            <w:tcW w:type="dxa" w:w="1701"/>
+              <w:t>❌</w:t>
+            </w:r>
+          </w:p>
+        </w:tc>
+        <w:tc>
+          <w:tcPr>
+            <w:tcW w:type="dxa" w:w="1134"/>
             <w:shd w:fill="F2F2F2"/>
           </w:tcPr>
           <w:p>
@@ -4468,13 +4687,13 @@
                 <w:rFonts w:ascii="Times New Roman" w:hAnsi="Times New Roman"/>
                 <w:sz w:val="18"/>
               </w:rPr>
-              <w:t>否（8.76% vs 14.79%）</w:t>
-            </w:r>
-          </w:p>
-        </w:tc>
-        <w:tc>
-          <w:tcPr>
-            <w:tcW w:type="dxa" w:w="1701"/>
+              <w:t>❌</w:t>
+            </w:r>
+          </w:p>
+        </w:tc>
+        <w:tc>
+          <w:tcPr>
+            <w:tcW w:type="dxa" w:w="1417"/>
             <w:shd w:fill="F2F2F2"/>
           </w:tcPr>
           <w:p>
@@ -4487,7 +4706,155 @@
                 <w:rFonts w:ascii="Times New Roman" w:hAnsi="Times New Roman"/>
                 <w:sz w:val="18"/>
               </w:rPr>
-              <w:t>是（20.24% vs 14.76%）</w:t>
+              <w:t>✅ (+5.48pp)</w:t>
+            </w:r>
+          </w:p>
+        </w:tc>
+        <w:tc>
+          <w:tcPr>
+            <w:tcW w:type="dxa" w:w="1417"/>
+            <w:shd w:fill="F2F2F2"/>
+          </w:tcPr>
+          <w:p>
+            <w:pPr>
+              <w:jc w:val="center"/>
+            </w:pPr>
+            <w:r/>
+            <w:r>
+              <w:rPr>
+                <w:rFonts w:ascii="Times New Roman" w:hAnsi="Times New Roman"/>
+                <w:sz w:val="18"/>
+              </w:rPr>
+              <w:t>✅ (+4.22pp)</w:t>
+            </w:r>
+          </w:p>
+        </w:tc>
+        <w:tc>
+          <w:tcPr>
+            <w:tcW w:type="dxa" w:w="1417"/>
+            <w:shd w:fill="F2F2F2"/>
+          </w:tcPr>
+          <w:p>
+            <w:pPr>
+              <w:jc w:val="center"/>
+            </w:pPr>
+            <w:r/>
+            <w:r>
+              <w:rPr>
+                <w:rFonts w:ascii="Times New Roman" w:hAnsi="Times New Roman"/>
+                <w:sz w:val="18"/>
+              </w:rPr>
+              <w:t>✅ (+4.97pp)</w:t>
+            </w:r>
+          </w:p>
+        </w:tc>
+      </w:tr>
+      <w:tr>
+        <w:tc>
+          <w:tcPr>
+            <w:tcW w:type="dxa" w:w="1417"/>
+          </w:tcPr>
+          <w:p>
+            <w:pPr>
+              <w:jc w:val="center"/>
+            </w:pPr>
+            <w:r/>
+            <w:r>
+              <w:rPr>
+                <w:rFonts w:ascii="Times New Roman" w:hAnsi="Times New Roman"/>
+                <w:sz w:val="18"/>
+              </w:rPr>
+              <w:t>Val 指标</w:t>
+            </w:r>
+          </w:p>
+        </w:tc>
+        <w:tc>
+          <w:tcPr>
+            <w:tcW w:type="dxa" w:w="1134"/>
+          </w:tcPr>
+          <w:p>
+            <w:pPr>
+              <w:jc w:val="center"/>
+            </w:pPr>
+            <w:r/>
+            <w:r>
+              <w:rPr>
+                <w:rFonts w:ascii="Times New Roman" w:hAnsi="Times New Roman"/>
+                <w:sz w:val="18"/>
+              </w:rPr>
+              <w:t>AUC≈0.5</w:t>
+            </w:r>
+          </w:p>
+        </w:tc>
+        <w:tc>
+          <w:tcPr>
+            <w:tcW w:type="dxa" w:w="1134"/>
+          </w:tcPr>
+          <w:p>
+            <w:pPr>
+              <w:jc w:val="center"/>
+            </w:pPr>
+            <w:r/>
+            <w:r>
+              <w:rPr>
+                <w:rFonts w:ascii="Times New Roman" w:hAnsi="Times New Roman"/>
+                <w:sz w:val="18"/>
+              </w:rPr>
+              <w:t>MSE=0.0017</w:t>
+            </w:r>
+          </w:p>
+        </w:tc>
+        <w:tc>
+          <w:tcPr>
+            <w:tcW w:type="dxa" w:w="1417"/>
+          </w:tcPr>
+          <w:p>
+            <w:pPr>
+              <w:jc w:val="center"/>
+            </w:pPr>
+            <w:r/>
+            <w:r>
+              <w:rPr>
+                <w:rFonts w:ascii="Times New Roman" w:hAnsi="Times New Roman"/>
+                <w:sz w:val="18"/>
+              </w:rPr>
+              <w:t>R²=0.585</w:t>
+            </w:r>
+          </w:p>
+        </w:tc>
+        <w:tc>
+          <w:tcPr>
+            <w:tcW w:type="dxa" w:w="1417"/>
+          </w:tcPr>
+          <w:p>
+            <w:pPr>
+              <w:jc w:val="center"/>
+            </w:pPr>
+            <w:r/>
+            <w:r>
+              <w:rPr>
+                <w:rFonts w:ascii="Times New Roman" w:hAnsi="Times New Roman"/>
+                <w:sz w:val="18"/>
+              </w:rPr>
+              <w:t>R²≈0.58</w:t>
+            </w:r>
+          </w:p>
+        </w:tc>
+        <w:tc>
+          <w:tcPr>
+            <w:tcW w:type="dxa" w:w="1417"/>
+          </w:tcPr>
+          <w:p>
+            <w:pPr>
+              <w:jc w:val="center"/>
+            </w:pPr>
+            <w:r/>
+            <w:r>
+              <w:rPr>
+                <w:rFonts w:ascii="Times New Roman" w:hAnsi="Times New Roman"/>
+                <w:sz w:val="18"/>
+              </w:rPr>
+              <w:t>R²≈0.58</w:t>
             </w:r>
           </w:p>
         </w:tc>
@@ -4507,7 +4874,7 @@
         <w:rPr>
           <w:rFonts w:ascii="Times New Roman" w:hAnsi="Times New Roman" w:eastAsia="黑体"/>
         </w:rPr>
-        <w:t>5. v3 实验结果</w:t>
+        <w:t>5. v5 最终实验结果</w:t>
       </w:r>
     </w:p>
     <w:p>
@@ -4607,7 +4974,7 @@
                 <w:rFonts w:ascii="Times New Roman" w:hAnsi="Times New Roman"/>
                 <w:sz w:val="18"/>
               </w:rPr>
-              <w:t>313,936 (Train: 250,568 / Val: 63,368)</w:t>
+              <w:t>313,936 (Train: ~251K / Val: ~63K)</w:t>
             </w:r>
           </w:p>
         </w:tc>
@@ -4685,7 +5052,7 @@
                 <w:rFonts w:ascii="Times New Roman" w:hAnsi="Times New Roman"/>
                 <w:sz w:val="18"/>
               </w:rPr>
-              <w:t>0.5511 ± 0.3256</w:t>
+              <w:t>0.55 ± 0.33</w:t>
             </w:r>
           </w:p>
         </w:tc>
@@ -4706,7 +5073,7 @@
                 <w:rFonts w:ascii="Times New Roman" w:hAnsi="Times New Roman"/>
                 <w:sz w:val="18"/>
               </w:rPr>
-              <w:t>Best Val MSE</w:t>
+              <w:t>模型</w:t>
             </w:r>
           </w:p>
         </w:tc>
@@ -4725,7 +5092,7 @@
                 <w:rFonts w:ascii="Times New Roman" w:hAnsi="Times New Roman"/>
                 <w:sz w:val="18"/>
               </w:rPr>
-              <w:t>0.0452 (Epoch 46)</w:t>
+              <w:t>3层 MLP + Residual + LayerNorm (8→128→128→64→1)</w:t>
             </w:r>
           </w:p>
         </w:tc>
@@ -4745,7 +5112,7 @@
                 <w:rFonts w:ascii="Times New Roman" w:hAnsi="Times New Roman"/>
                 <w:sz w:val="18"/>
               </w:rPr>
-              <w:t>Best Val MAE</w:t>
+              <w:t>Train/Val Split</w:t>
             </w:r>
           </w:p>
         </w:tc>
@@ -4763,7 +5130,7 @@
                 <w:rFonts w:ascii="Times New Roman" w:hAnsi="Times New Roman"/>
                 <w:sz w:val="18"/>
               </w:rPr>
-              <w:t>0.1383 (归一化值 ≈ 28 timestamps)</w:t>
+              <w:t>Block 级 (无数据泄漏)</w:t>
             </w:r>
           </w:p>
         </w:tc>
@@ -4784,7 +5151,7 @@
                 <w:rFonts w:ascii="Times New Roman" w:hAnsi="Times New Roman"/>
                 <w:sz w:val="18"/>
               </w:rPr>
-              <w:t>Best Val R²</w:t>
+              <w:t>优化</w:t>
             </w:r>
           </w:p>
         </w:tc>
@@ -4803,103 +5170,13 @@
                 <w:rFonts w:ascii="Times New Roman" w:hAnsi="Times New Roman"/>
                 <w:sz w:val="18"/>
               </w:rPr>
-              <w:t>0.5854</w:t>
-            </w:r>
-          </w:p>
-        </w:tc>
-      </w:tr>
-      <w:tr>
-        <w:tc>
-          <w:tcPr>
-            <w:tcW w:type="dxa" w:w="2268"/>
-          </w:tcPr>
-          <w:p>
-            <w:pPr>
-              <w:jc w:val="center"/>
-            </w:pPr>
-            <w:r/>
-            <w:r>
-              <w:rPr>
-                <w:rFonts w:ascii="Times New Roman" w:hAnsi="Times New Roman"/>
-                <w:sz w:val="18"/>
-              </w:rPr>
-              <w:t>收敛轮次</w:t>
-            </w:r>
-          </w:p>
-        </w:tc>
-        <w:tc>
-          <w:tcPr>
-            <w:tcW w:type="dxa" w:w="6803"/>
-          </w:tcPr>
-          <w:p>
-            <w:pPr>
-              <w:jc w:val="center"/>
-            </w:pPr>
-            <w:r/>
-            <w:r>
-              <w:rPr>
-                <w:rFonts w:ascii="Times New Roman" w:hAnsi="Times New Roman"/>
-                <w:sz w:val="18"/>
-              </w:rPr>
-              <w:t>46 epoch（80 总 epoch，EarlyStopping @ 66）</w:t>
-            </w:r>
-          </w:p>
-        </w:tc>
-      </w:tr>
-      <w:tr>
-        <w:tc>
-          <w:tcPr>
-            <w:tcW w:type="dxa" w:w="2268"/>
-            <w:shd w:fill="F2F2F2"/>
-          </w:tcPr>
-          <w:p>
-            <w:pPr>
-              <w:jc w:val="center"/>
-            </w:pPr>
-            <w:r/>
-            <w:r>
-              <w:rPr>
-                <w:rFonts w:ascii="Times New Roman" w:hAnsi="Times New Roman"/>
-                <w:sz w:val="18"/>
-              </w:rPr>
-              <w:t>最终学习率</w:t>
-            </w:r>
-          </w:p>
-        </w:tc>
-        <w:tc>
-          <w:tcPr>
-            <w:tcW w:type="dxa" w:w="6803"/>
-            <w:shd w:fill="F2F2F2"/>
-          </w:tcPr>
-          <w:p>
-            <w:pPr>
-              <w:jc w:val="center"/>
-            </w:pPr>
-            <w:r/>
-            <w:r>
-              <w:rPr>
-                <w:rFonts w:ascii="Times New Roman" w:hAnsi="Times New Roman"/>
-                <w:sz w:val="18"/>
-              </w:rPr>
-              <w:t>≈8e-5 (CosineAnnealing 从 1e-3)</w:t>
+              <w:t>Adam + CosineAnnealing + 梯度裁剪</w:t>
             </w:r>
           </w:p>
         </w:tc>
       </w:tr>
     </w:tbl>
     <w:p/>
-    <w:p>
-      <w:pPr>
-        <w:spacing w:after="160"/>
-      </w:pPr>
-      <w:r>
-        <w:rPr>
-          <w:rFonts w:ascii="Times New Roman" w:hAnsi="Times New Roman" w:eastAsia="宋体"/>
-          <w:b/>
-        </w:rPr>
-        <w:t>R²=0.585 意味着模型能解释约 59% 的标签方差，远非随机水平（R²≈0）。MAE=0.1383（归一化值）对应约 28 个 timestamp 的平均预测误差，在 0~200 次访问的标签范围内具备良好的区分度。</w:t>
-      </w:r>
-    </w:p>
     <w:p>
       <w:pPr>
         <w:pStyle w:val="Heading2"/>
@@ -4908,19 +5185,7 @@
         <w:rPr>
           <w:rFonts w:ascii="Times New Roman" w:hAnsi="Times New Roman" w:eastAsia="黑体"/>
         </w:rPr>
-        <w:t>5.2 仿真评估结果</w:t>
-      </w:r>
-    </w:p>
-    <w:p>
-      <w:pPr>
-        <w:spacing w:after="80"/>
-      </w:pPr>
-      <w:r>
-        <w:rPr>
-          <w:rFonts w:ascii="Times New Roman" w:hAnsi="Times New Roman" w:eastAsia="宋体"/>
-          <w:b/>
-        </w:rPr>
-        <w:t>表 5.2：各策略在不同缓存容量下的命中率</w:t>
+        <w:t>5.2 仿真评估主表</w:t>
       </w:r>
     </w:p>
     <w:tbl>
@@ -4941,7 +5206,7 @@
       <w:tr>
         <w:tc>
           <w:tcPr>
-            <w:tcW w:type="dxa" w:w="1701"/>
+            <w:tcW w:type="dxa" w:w="1417"/>
             <w:shd w:fill="D9E2F3"/>
           </w:tcPr>
           <w:p>
@@ -5041,7 +5306,7 @@
         </w:tc>
         <w:tc>
           <w:tcPr>
-            <w:tcW w:type="dxa" w:w="1417"/>
+            <w:tcW w:type="dxa" w:w="1984"/>
             <w:shd w:fill="D9E2F3"/>
           </w:tcPr>
           <w:p>
@@ -5055,7 +5320,7 @@
                 <w:b/>
                 <w:sz w:val="18"/>
               </w:rPr>
-              <w:t>最优</w:t>
+              <w:t>Learned vs LRU</w:t>
             </w:r>
           </w:p>
         </w:tc>
@@ -5063,7 +5328,7 @@
       <w:tr>
         <w:tc>
           <w:tcPr>
-            <w:tcW w:type="dxa" w:w="1701"/>
+            <w:tcW w:type="dxa" w:w="1417"/>
           </w:tcPr>
           <w:p>
             <w:pPr>
@@ -5129,7 +5394,7 @@
                 <w:rFonts w:ascii="Times New Roman" w:hAnsi="Times New Roman"/>
                 <w:sz w:val="18"/>
               </w:rPr>
-              <w:t>20.24%</w:t>
+              <w:t>19.73%</w:t>
             </w:r>
           </w:p>
         </w:tc>
@@ -5153,19 +5418,19 @@
         </w:tc>
         <w:tc>
           <w:tcPr>
-            <w:tcW w:type="dxa" w:w="1417"/>
-          </w:tcPr>
-          <w:p>
-            <w:pPr>
-              <w:jc w:val="center"/>
-            </w:pPr>
-            <w:r/>
-            <w:r>
-              <w:rPr>
-                <w:rFonts w:ascii="Times New Roman" w:hAnsi="Times New Roman"/>
-                <w:sz w:val="18"/>
-              </w:rPr>
-              <w:t>Learned ★</w:t>
+            <w:tcW w:type="dxa" w:w="1984"/>
+          </w:tcPr>
+          <w:p>
+            <w:pPr>
+              <w:jc w:val="center"/>
+            </w:pPr>
+            <w:r/>
+            <w:r>
+              <w:rPr>
+                <w:rFonts w:ascii="Times New Roman" w:hAnsi="Times New Roman"/>
+                <w:sz w:val="18"/>
+              </w:rPr>
+              <w:t>+4.97pp (+33.7%)</w:t>
             </w:r>
           </w:p>
         </w:tc>
@@ -5173,7 +5438,7 @@
       <w:tr>
         <w:tc>
           <w:tcPr>
-            <w:tcW w:type="dxa" w:w="1701"/>
+            <w:tcW w:type="dxa" w:w="1417"/>
             <w:shd w:fill="F2F2F2"/>
           </w:tcPr>
           <w:p>
@@ -5243,7 +5508,7 @@
                 <w:rFonts w:ascii="Times New Roman" w:hAnsi="Times New Roman"/>
                 <w:sz w:val="18"/>
               </w:rPr>
-              <w:t>39.21%</w:t>
+              <w:t>38.28%</w:t>
             </w:r>
           </w:p>
         </w:tc>
@@ -5268,6 +5533,137 @@
         </w:tc>
         <w:tc>
           <w:tcPr>
+            <w:tcW w:type="dxa" w:w="1984"/>
+            <w:shd w:fill="F2F2F2"/>
+          </w:tcPr>
+          <w:p>
+            <w:pPr>
+              <w:jc w:val="center"/>
+            </w:pPr>
+            <w:r/>
+            <w:r>
+              <w:rPr>
+                <w:rFonts w:ascii="Times New Roman" w:hAnsi="Times New Roman"/>
+                <w:sz w:val="18"/>
+              </w:rPr>
+              <w:t>+3.88pp (+11.3%)</w:t>
+            </w:r>
+          </w:p>
+        </w:tc>
+      </w:tr>
+      <w:tr>
+        <w:tc>
+          <w:tcPr>
+            <w:tcW w:type="dxa" w:w="1417"/>
+          </w:tcPr>
+          <w:p>
+            <w:pPr>
+              <w:jc w:val="center"/>
+            </w:pPr>
+            <w:r/>
+            <w:r>
+              <w:rPr>
+                <w:rFonts w:ascii="Times New Roman" w:hAnsi="Times New Roman"/>
+                <w:sz w:val="18"/>
+              </w:rPr>
+              <w:t>500</w:t>
+            </w:r>
+          </w:p>
+        </w:tc>
+        <w:tc>
+          <w:tcPr>
+            <w:tcW w:type="dxa" w:w="1247"/>
+          </w:tcPr>
+          <w:p>
+            <w:pPr>
+              <w:jc w:val="center"/>
+            </w:pPr>
+            <w:r/>
+            <w:r>
+              <w:rPr>
+                <w:rFonts w:ascii="Times New Roman" w:hAnsi="Times New Roman"/>
+                <w:sz w:val="18"/>
+              </w:rPr>
+              <w:t>78.85%</w:t>
+            </w:r>
+          </w:p>
+        </w:tc>
+        <w:tc>
+          <w:tcPr>
+            <w:tcW w:type="dxa" w:w="1247"/>
+          </w:tcPr>
+          <w:p>
+            <w:pPr>
+              <w:jc w:val="center"/>
+            </w:pPr>
+            <w:r/>
+            <w:r>
+              <w:rPr>
+                <w:rFonts w:ascii="Times New Roman" w:hAnsi="Times New Roman"/>
+                <w:sz w:val="18"/>
+              </w:rPr>
+              <w:t>79.02%</w:t>
+            </w:r>
+          </w:p>
+        </w:tc>
+        <w:tc>
+          <w:tcPr>
+            <w:tcW w:type="dxa" w:w="1247"/>
+          </w:tcPr>
+          <w:p>
+            <w:pPr>
+              <w:jc w:val="center"/>
+            </w:pPr>
+            <w:r/>
+            <w:r>
+              <w:rPr>
+                <w:rFonts w:ascii="Times New Roman" w:hAnsi="Times New Roman"/>
+                <w:sz w:val="18"/>
+              </w:rPr>
+              <w:t>86.88%</w:t>
+            </w:r>
+          </w:p>
+        </w:tc>
+        <w:tc>
+          <w:tcPr>
+            <w:tcW w:type="dxa" w:w="1247"/>
+          </w:tcPr>
+          <w:p>
+            <w:pPr>
+              <w:jc w:val="center"/>
+            </w:pPr>
+            <w:r/>
+            <w:r>
+              <w:rPr>
+                <w:rFonts w:ascii="Times New Roman" w:hAnsi="Times New Roman"/>
+                <w:sz w:val="18"/>
+              </w:rPr>
+              <w:t>75.17%</w:t>
+            </w:r>
+          </w:p>
+        </w:tc>
+        <w:tc>
+          <w:tcPr>
+            <w:tcW w:type="dxa" w:w="1984"/>
+          </w:tcPr>
+          <w:p>
+            <w:pPr>
+              <w:jc w:val="center"/>
+            </w:pPr>
+            <w:r/>
+            <w:r>
+              <w:rPr>
+                <w:rFonts w:ascii="Times New Roman" w:hAnsi="Times New Roman"/>
+                <w:sz w:val="18"/>
+              </w:rPr>
+              <w:t>+8.03pp (+10.2%)</w:t>
+            </w:r>
+          </w:p>
+        </w:tc>
+      </w:tr>
+      <w:tr>
+        <w:tc>
+          <w:tcPr>
             <w:tcW w:type="dxa" w:w="1417"/>
             <w:shd w:fill="F2F2F2"/>
           </w:tcPr>
@@ -5281,7 +5677,102 @@
                 <w:rFonts w:ascii="Times New Roman" w:hAnsi="Times New Roman"/>
                 <w:sz w:val="18"/>
               </w:rPr>
-              <w:t>Learned ★</w:t>
+              <w:t>1,000</w:t>
+            </w:r>
+          </w:p>
+        </w:tc>
+        <w:tc>
+          <w:tcPr>
+            <w:tcW w:type="dxa" w:w="1247"/>
+            <w:shd w:fill="F2F2F2"/>
+          </w:tcPr>
+          <w:p>
+            <w:pPr>
+              <w:jc w:val="center"/>
+            </w:pPr>
+            <w:r/>
+            <w:r>
+              <w:rPr>
+                <w:rFonts w:ascii="Times New Roman" w:hAnsi="Times New Roman"/>
+                <w:sz w:val="18"/>
+              </w:rPr>
+              <w:t>99.77%</w:t>
+            </w:r>
+          </w:p>
+        </w:tc>
+        <w:tc>
+          <w:tcPr>
+            <w:tcW w:type="dxa" w:w="1247"/>
+            <w:shd w:fill="F2F2F2"/>
+          </w:tcPr>
+          <w:p>
+            <w:pPr>
+              <w:jc w:val="center"/>
+            </w:pPr>
+            <w:r/>
+            <w:r>
+              <w:rPr>
+                <w:rFonts w:ascii="Times New Roman" w:hAnsi="Times New Roman"/>
+                <w:sz w:val="18"/>
+              </w:rPr>
+              <w:t>99.77%</w:t>
+            </w:r>
+          </w:p>
+        </w:tc>
+        <w:tc>
+          <w:tcPr>
+            <w:tcW w:type="dxa" w:w="1247"/>
+            <w:shd w:fill="F2F2F2"/>
+          </w:tcPr>
+          <w:p>
+            <w:pPr>
+              <w:jc w:val="center"/>
+            </w:pPr>
+            <w:r/>
+            <w:r>
+              <w:rPr>
+                <w:rFonts w:ascii="Times New Roman" w:hAnsi="Times New Roman"/>
+                <w:sz w:val="18"/>
+              </w:rPr>
+              <w:t>99.77%</w:t>
+            </w:r>
+          </w:p>
+        </w:tc>
+        <w:tc>
+          <w:tcPr>
+            <w:tcW w:type="dxa" w:w="1247"/>
+            <w:shd w:fill="F2F2F2"/>
+          </w:tcPr>
+          <w:p>
+            <w:pPr>
+              <w:jc w:val="center"/>
+            </w:pPr>
+            <w:r/>
+            <w:r>
+              <w:rPr>
+                <w:rFonts w:ascii="Times New Roman" w:hAnsi="Times New Roman"/>
+                <w:sz w:val="18"/>
+              </w:rPr>
+              <w:t>99.77%</w:t>
+            </w:r>
+          </w:p>
+        </w:tc>
+        <w:tc>
+          <w:tcPr>
+            <w:tcW w:type="dxa" w:w="1984"/>
+            <w:shd w:fill="F2F2F2"/>
+          </w:tcPr>
+          <w:p>
+            <w:pPr>
+              <w:jc w:val="center"/>
+            </w:pPr>
+            <w:r/>
+            <w:r>
+              <w:rPr>
+                <w:rFonts w:ascii="Times New Roman" w:hAnsi="Times New Roman"/>
+                <w:sz w:val="18"/>
+              </w:rPr>
+              <w:t>—</w:t>
             </w:r>
           </w:p>
         </w:tc>
@@ -5289,19 +5780,19 @@
       <w:tr>
         <w:tc>
           <w:tcPr>
-            <w:tcW w:type="dxa" w:w="1701"/>
-          </w:tcPr>
-          <w:p>
-            <w:pPr>
-              <w:jc w:val="center"/>
-            </w:pPr>
-            <w:r/>
-            <w:r>
-              <w:rPr>
-                <w:rFonts w:ascii="Times New Roman" w:hAnsi="Times New Roman"/>
-                <w:sz w:val="18"/>
-              </w:rPr>
-              <w:t>500</w:t>
+            <w:tcW w:type="dxa" w:w="1417"/>
+          </w:tcPr>
+          <w:p>
+            <w:pPr>
+              <w:jc w:val="center"/>
+            </w:pPr>
+            <w:r/>
+            <w:r>
+              <w:rPr>
+                <w:rFonts w:ascii="Times New Roman" w:hAnsi="Times New Roman"/>
+                <w:sz w:val="18"/>
+              </w:rPr>
+              <w:t>2,000</w:t>
             </w:r>
           </w:p>
         </w:tc>
@@ -5319,7 +5810,7 @@
                 <w:rFonts w:ascii="Times New Roman" w:hAnsi="Times New Roman"/>
                 <w:sz w:val="18"/>
               </w:rPr>
-              <w:t>78.85%</w:t>
+              <w:t>99.77%</w:t>
             </w:r>
           </w:p>
         </w:tc>
@@ -5337,7 +5828,7 @@
                 <w:rFonts w:ascii="Times New Roman" w:hAnsi="Times New Roman"/>
                 <w:sz w:val="18"/>
               </w:rPr>
-              <w:t>79.02%</w:t>
+              <w:t>99.77%</w:t>
             </w:r>
           </w:p>
         </w:tc>
@@ -5355,7 +5846,7 @@
                 <w:rFonts w:ascii="Times New Roman" w:hAnsi="Times New Roman"/>
                 <w:sz w:val="18"/>
               </w:rPr>
-              <w:t>90.31%</w:t>
+              <w:t>99.77%</w:t>
             </w:r>
           </w:p>
         </w:tc>
@@ -5373,25 +5864,25 @@
                 <w:rFonts w:ascii="Times New Roman" w:hAnsi="Times New Roman"/>
                 <w:sz w:val="18"/>
               </w:rPr>
-              <w:t>75.17%</w:t>
-            </w:r>
-          </w:p>
-        </w:tc>
-        <w:tc>
-          <w:tcPr>
-            <w:tcW w:type="dxa" w:w="1417"/>
-          </w:tcPr>
-          <w:p>
-            <w:pPr>
-              <w:jc w:val="center"/>
-            </w:pPr>
-            <w:r/>
-            <w:r>
-              <w:rPr>
-                <w:rFonts w:ascii="Times New Roman" w:hAnsi="Times New Roman"/>
-                <w:sz w:val="18"/>
-              </w:rPr>
-              <w:t>Learned ★</w:t>
+              <w:t>99.77%</w:t>
+            </w:r>
+          </w:p>
+        </w:tc>
+        <w:tc>
+          <w:tcPr>
+            <w:tcW w:type="dxa" w:w="1984"/>
+          </w:tcPr>
+          <w:p>
+            <w:pPr>
+              <w:jc w:val="center"/>
+            </w:pPr>
+            <w:r/>
+            <w:r>
+              <w:rPr>
+                <w:rFonts w:ascii="Times New Roman" w:hAnsi="Times New Roman"/>
+                <w:sz w:val="18"/>
+              </w:rPr>
+              <w:t>—</w:t>
             </w:r>
           </w:p>
         </w:tc>
@@ -5399,7 +5890,7 @@
       <w:tr>
         <w:tc>
           <w:tcPr>
-            <w:tcW w:type="dxa" w:w="1701"/>
+            <w:tcW w:type="dxa" w:w="1417"/>
             <w:shd w:fill="F2F2F2"/>
           </w:tcPr>
           <w:p>
@@ -5412,7 +5903,7 @@
                 <w:rFonts w:ascii="Times New Roman" w:hAnsi="Times New Roman"/>
                 <w:sz w:val="18"/>
               </w:rPr>
-              <w:t>1,000</w:t>
+              <w:t>5,000</w:t>
             </w:r>
           </w:p>
         </w:tc>
@@ -5494,233 +5985,7 @@
         </w:tc>
         <w:tc>
           <w:tcPr>
-            <w:tcW w:type="dxa" w:w="1417"/>
-            <w:shd w:fill="F2F2F2"/>
-          </w:tcPr>
-          <w:p>
-            <w:pPr>
-              <w:jc w:val="center"/>
-            </w:pPr>
-            <w:r/>
-            <w:r>
-              <w:rPr>
-                <w:rFonts w:ascii="Times New Roman" w:hAnsi="Times New Roman"/>
-                <w:sz w:val="18"/>
-              </w:rPr>
-              <w:t>—</w:t>
-            </w:r>
-          </w:p>
-        </w:tc>
-      </w:tr>
-      <w:tr>
-        <w:tc>
-          <w:tcPr>
-            <w:tcW w:type="dxa" w:w="1701"/>
-          </w:tcPr>
-          <w:p>
-            <w:pPr>
-              <w:jc w:val="center"/>
-            </w:pPr>
-            <w:r/>
-            <w:r>
-              <w:rPr>
-                <w:rFonts w:ascii="Times New Roman" w:hAnsi="Times New Roman"/>
-                <w:sz w:val="18"/>
-              </w:rPr>
-              <w:t>2,000</w:t>
-            </w:r>
-          </w:p>
-        </w:tc>
-        <w:tc>
-          <w:tcPr>
-            <w:tcW w:type="dxa" w:w="1247"/>
-          </w:tcPr>
-          <w:p>
-            <w:pPr>
-              <w:jc w:val="center"/>
-            </w:pPr>
-            <w:r/>
-            <w:r>
-              <w:rPr>
-                <w:rFonts w:ascii="Times New Roman" w:hAnsi="Times New Roman"/>
-                <w:sz w:val="18"/>
-              </w:rPr>
-              <w:t>99.77%</w:t>
-            </w:r>
-          </w:p>
-        </w:tc>
-        <w:tc>
-          <w:tcPr>
-            <w:tcW w:type="dxa" w:w="1247"/>
-          </w:tcPr>
-          <w:p>
-            <w:pPr>
-              <w:jc w:val="center"/>
-            </w:pPr>
-            <w:r/>
-            <w:r>
-              <w:rPr>
-                <w:rFonts w:ascii="Times New Roman" w:hAnsi="Times New Roman"/>
-                <w:sz w:val="18"/>
-              </w:rPr>
-              <w:t>99.77%</w:t>
-            </w:r>
-          </w:p>
-        </w:tc>
-        <w:tc>
-          <w:tcPr>
-            <w:tcW w:type="dxa" w:w="1247"/>
-          </w:tcPr>
-          <w:p>
-            <w:pPr>
-              <w:jc w:val="center"/>
-            </w:pPr>
-            <w:r/>
-            <w:r>
-              <w:rPr>
-                <w:rFonts w:ascii="Times New Roman" w:hAnsi="Times New Roman"/>
-                <w:sz w:val="18"/>
-              </w:rPr>
-              <w:t>99.77%</w:t>
-            </w:r>
-          </w:p>
-        </w:tc>
-        <w:tc>
-          <w:tcPr>
-            <w:tcW w:type="dxa" w:w="1247"/>
-          </w:tcPr>
-          <w:p>
-            <w:pPr>
-              <w:jc w:val="center"/>
-            </w:pPr>
-            <w:r/>
-            <w:r>
-              <w:rPr>
-                <w:rFonts w:ascii="Times New Roman" w:hAnsi="Times New Roman"/>
-                <w:sz w:val="18"/>
-              </w:rPr>
-              <w:t>99.77%</w:t>
-            </w:r>
-          </w:p>
-        </w:tc>
-        <w:tc>
-          <w:tcPr>
-            <w:tcW w:type="dxa" w:w="1417"/>
-          </w:tcPr>
-          <w:p>
-            <w:pPr>
-              <w:jc w:val="center"/>
-            </w:pPr>
-            <w:r/>
-            <w:r>
-              <w:rPr>
-                <w:rFonts w:ascii="Times New Roman" w:hAnsi="Times New Roman"/>
-                <w:sz w:val="18"/>
-              </w:rPr>
-              <w:t>—</w:t>
-            </w:r>
-          </w:p>
-        </w:tc>
-      </w:tr>
-      <w:tr>
-        <w:tc>
-          <w:tcPr>
-            <w:tcW w:type="dxa" w:w="1701"/>
-            <w:shd w:fill="F2F2F2"/>
-          </w:tcPr>
-          <w:p>
-            <w:pPr>
-              <w:jc w:val="center"/>
-            </w:pPr>
-            <w:r/>
-            <w:r>
-              <w:rPr>
-                <w:rFonts w:ascii="Times New Roman" w:hAnsi="Times New Roman"/>
-                <w:sz w:val="18"/>
-              </w:rPr>
-              <w:t>5,000</w:t>
-            </w:r>
-          </w:p>
-        </w:tc>
-        <w:tc>
-          <w:tcPr>
-            <w:tcW w:type="dxa" w:w="1247"/>
-            <w:shd w:fill="F2F2F2"/>
-          </w:tcPr>
-          <w:p>
-            <w:pPr>
-              <w:jc w:val="center"/>
-            </w:pPr>
-            <w:r/>
-            <w:r>
-              <w:rPr>
-                <w:rFonts w:ascii="Times New Roman" w:hAnsi="Times New Roman"/>
-                <w:sz w:val="18"/>
-              </w:rPr>
-              <w:t>99.77%</w:t>
-            </w:r>
-          </w:p>
-        </w:tc>
-        <w:tc>
-          <w:tcPr>
-            <w:tcW w:type="dxa" w:w="1247"/>
-            <w:shd w:fill="F2F2F2"/>
-          </w:tcPr>
-          <w:p>
-            <w:pPr>
-              <w:jc w:val="center"/>
-            </w:pPr>
-            <w:r/>
-            <w:r>
-              <w:rPr>
-                <w:rFonts w:ascii="Times New Roman" w:hAnsi="Times New Roman"/>
-                <w:sz w:val="18"/>
-              </w:rPr>
-              <w:t>99.77%</w:t>
-            </w:r>
-          </w:p>
-        </w:tc>
-        <w:tc>
-          <w:tcPr>
-            <w:tcW w:type="dxa" w:w="1247"/>
-            <w:shd w:fill="F2F2F2"/>
-          </w:tcPr>
-          <w:p>
-            <w:pPr>
-              <w:jc w:val="center"/>
-            </w:pPr>
-            <w:r/>
-            <w:r>
-              <w:rPr>
-                <w:rFonts w:ascii="Times New Roman" w:hAnsi="Times New Roman"/>
-                <w:sz w:val="18"/>
-              </w:rPr>
-              <w:t>99.77%</w:t>
-            </w:r>
-          </w:p>
-        </w:tc>
-        <w:tc>
-          <w:tcPr>
-            <w:tcW w:type="dxa" w:w="1247"/>
-            <w:shd w:fill="F2F2F2"/>
-          </w:tcPr>
-          <w:p>
-            <w:pPr>
-              <w:jc w:val="center"/>
-            </w:pPr>
-            <w:r/>
-            <w:r>
-              <w:rPr>
-                <w:rFonts w:ascii="Times New Roman" w:hAnsi="Times New Roman"/>
-                <w:sz w:val="18"/>
-              </w:rPr>
-              <w:t>99.77%</w:t>
-            </w:r>
-          </w:p>
-        </w:tc>
-        <w:tc>
-          <w:tcPr>
-            <w:tcW w:type="dxa" w:w="1417"/>
+            <w:tcW w:type="dxa" w:w="1984"/>
             <w:shd w:fill="F2F2F2"/>
           </w:tcPr>
           <w:p>
@@ -5748,39 +6013,7 @@
         <w:rPr>
           <w:rFonts w:ascii="Times New Roman" w:hAnsi="Times New Roman" w:eastAsia="黑体"/>
         </w:rPr>
-        <w:t>5.3 核心发现：Learned 全面超越 LRU</w:t>
-      </w:r>
-    </w:p>
-    <w:p>
-      <w:pPr>
-        <w:spacing w:after="120"/>
-      </w:pPr>
-      <w:r>
-        <w:rPr>
-          <w:rFonts w:ascii="Times New Roman" w:hAnsi="Times New Roman" w:eastAsia="宋体"/>
-          <w:b/>
-        </w:rPr>
-        <w:t>在全部受限容量下（100/200/500 blocks），Learned 策略的命中率均超越 LRU 基线：</w:t>
-        <w:br/>
-        <w:t>• 100 blocks: Learned 20.24% vs LRU 14.76%（+5.48pp，相对提升 37.1%）</w:t>
-        <w:br/>
-        <w:t>• 200 blocks: Learned 39.21% vs LRU 34.40%（+4.81pp，相对提升 14.0%）</w:t>
-        <w:br/>
-        <w:t>• 500 blocks: Learned 90.31% vs LRU 78.85%（+11.46pp，相对提升 14.5%）</w:t>
-        <w:br/>
-        <w:br/>
-        <w:t>这是 v1/v2 从未实现过的突破，验证了学习型方法在 KV Cache 替换策略中的可行性。</w:t>
-      </w:r>
-    </w:p>
-    <w:p>
-      <w:pPr>
-        <w:pStyle w:val="Heading2"/>
-      </w:pPr>
-      <w:r>
-        <w:rPr>
-          <w:rFonts w:ascii="Times New Roman" w:hAnsi="Times New Roman" w:eastAsia="黑体"/>
-        </w:rPr>
-        <w:t>5.4 v2 → v3 提升幅度</w:t>
+        <w:t>5.3 v4→v5 提升</w:t>
       </w:r>
     </w:p>
     <w:tbl>
@@ -5800,6 +6033,66 @@
       <w:tr>
         <w:tc>
           <w:tcPr>
+            <w:tcW w:type="dxa" w:w="1134"/>
+            <w:shd w:fill="D9E2F3"/>
+          </w:tcPr>
+          <w:p>
+            <w:pPr>
+              <w:jc w:val="center"/>
+            </w:pPr>
+            <w:r/>
+            <w:r>
+              <w:rPr>
+                <w:rFonts w:ascii="Times New Roman" w:hAnsi="Times New Roman"/>
+                <w:b/>
+                <w:sz w:val="18"/>
+              </w:rPr>
+              <w:t>Cache</w:t>
+            </w:r>
+          </w:p>
+        </w:tc>
+        <w:tc>
+          <w:tcPr>
+            <w:tcW w:type="dxa" w:w="1701"/>
+            <w:shd w:fill="D9E2F3"/>
+          </w:tcPr>
+          <w:p>
+            <w:pPr>
+              <w:jc w:val="center"/>
+            </w:pPr>
+            <w:r/>
+            <w:r>
+              <w:rPr>
+                <w:rFonts w:ascii="Times New Roman" w:hAnsi="Times New Roman"/>
+                <w:b/>
+                <w:sz w:val="18"/>
+              </w:rPr>
+              <w:t>v4 Learned</w:t>
+            </w:r>
+          </w:p>
+        </w:tc>
+        <w:tc>
+          <w:tcPr>
+            <w:tcW w:type="dxa" w:w="1701"/>
+            <w:shd w:fill="D9E2F3"/>
+          </w:tcPr>
+          <w:p>
+            <w:pPr>
+              <w:jc w:val="center"/>
+            </w:pPr>
+            <w:r/>
+            <w:r>
+              <w:rPr>
+                <w:rFonts w:ascii="Times New Roman" w:hAnsi="Times New Roman"/>
+                <w:b/>
+                <w:sz w:val="18"/>
+              </w:rPr>
+              <w:t>v5 Learned</w:t>
+            </w:r>
+          </w:p>
+        </w:tc>
+        <w:tc>
+          <w:tcPr>
             <w:tcW w:type="dxa" w:w="1417"/>
             <w:shd w:fill="D9E2F3"/>
           </w:tcPr>
@@ -5814,13 +6107,13 @@
                 <w:b/>
                 <w:sz w:val="18"/>
               </w:rPr>
-              <w:t>Cache</w:t>
-            </w:r>
-          </w:p>
-        </w:tc>
-        <w:tc>
-          <w:tcPr>
-            <w:tcW w:type="dxa" w:w="1701"/>
+              <w:t>Δ</w:t>
+            </w:r>
+          </w:p>
+        </w:tc>
+        <w:tc>
+          <w:tcPr>
+            <w:tcW w:type="dxa" w:w="3118"/>
             <w:shd w:fill="D9E2F3"/>
           </w:tcPr>
           <w:p>
@@ -5834,67 +6127,7 @@
                 <w:b/>
                 <w:sz w:val="18"/>
               </w:rPr>
-              <w:t>v2 Learned</w:t>
-            </w:r>
-          </w:p>
-        </w:tc>
-        <w:tc>
-          <w:tcPr>
-            <w:tcW w:type="dxa" w:w="1701"/>
-            <w:shd w:fill="D9E2F3"/>
-          </w:tcPr>
-          <w:p>
-            <w:pPr>
-              <w:jc w:val="center"/>
-            </w:pPr>
-            <w:r/>
-            <w:r>
-              <w:rPr>
-                <w:rFonts w:ascii="Times New Roman" w:hAnsi="Times New Roman"/>
-                <w:b/>
-                <w:sz w:val="18"/>
-              </w:rPr>
-              <w:t>v3 Learned</w:t>
-            </w:r>
-          </w:p>
-        </w:tc>
-        <w:tc>
-          <w:tcPr>
-            <w:tcW w:type="dxa" w:w="1701"/>
-            <w:shd w:fill="D9E2F3"/>
-          </w:tcPr>
-          <w:p>
-            <w:pPr>
-              <w:jc w:val="center"/>
-            </w:pPr>
-            <w:r/>
-            <w:r>
-              <w:rPr>
-                <w:rFonts w:ascii="Times New Roman" w:hAnsi="Times New Roman"/>
-                <w:b/>
-                <w:sz w:val="18"/>
-              </w:rPr>
-              <w:t>提升 (pp)</w:t>
-            </w:r>
-          </w:p>
-        </w:tc>
-        <w:tc>
-          <w:tcPr>
-            <w:tcW w:type="dxa" w:w="1701"/>
-            <w:shd w:fill="D9E2F3"/>
-          </w:tcPr>
-          <w:p>
-            <w:pPr>
-              <w:jc w:val="center"/>
-            </w:pPr>
-            <w:r/>
-            <w:r>
-              <w:rPr>
-                <w:rFonts w:ascii="Times New Roman" w:hAnsi="Times New Roman"/>
-                <w:b/>
-                <w:sz w:val="18"/>
-              </w:rPr>
-              <w:t>相对提升</w:t>
+              <w:t>说明</w:t>
             </w:r>
           </w:p>
         </w:tc>
@@ -5902,6 +6135,60 @@
       <w:tr>
         <w:tc>
           <w:tcPr>
+            <w:tcW w:type="dxa" w:w="1134"/>
+          </w:tcPr>
+          <w:p>
+            <w:pPr>
+              <w:jc w:val="center"/>
+            </w:pPr>
+            <w:r/>
+            <w:r>
+              <w:rPr>
+                <w:rFonts w:ascii="Times New Roman" w:hAnsi="Times New Roman"/>
+                <w:sz w:val="18"/>
+              </w:rPr>
+              <w:t>100</w:t>
+            </w:r>
+          </w:p>
+        </w:tc>
+        <w:tc>
+          <w:tcPr>
+            <w:tcW w:type="dxa" w:w="1701"/>
+          </w:tcPr>
+          <w:p>
+            <w:pPr>
+              <w:jc w:val="center"/>
+            </w:pPr>
+            <w:r/>
+            <w:r>
+              <w:rPr>
+                <w:rFonts w:ascii="Times New Roman" w:hAnsi="Times New Roman"/>
+                <w:sz w:val="18"/>
+              </w:rPr>
+              <w:t>18.72%</w:t>
+            </w:r>
+          </w:p>
+        </w:tc>
+        <w:tc>
+          <w:tcPr>
+            <w:tcW w:type="dxa" w:w="1701"/>
+          </w:tcPr>
+          <w:p>
+            <w:pPr>
+              <w:jc w:val="center"/>
+            </w:pPr>
+            <w:r/>
+            <w:r>
+              <w:rPr>
+                <w:rFonts w:ascii="Times New Roman" w:hAnsi="Times New Roman"/>
+                <w:sz w:val="18"/>
+              </w:rPr>
+              <w:t>19.73%</w:t>
+            </w:r>
+          </w:p>
+        </w:tc>
+        <w:tc>
+          <w:tcPr>
             <w:tcW w:type="dxa" w:w="1417"/>
           </w:tcPr>
           <w:p>
@@ -5914,79 +6201,25 @@
                 <w:rFonts w:ascii="Times New Roman" w:hAnsi="Times New Roman"/>
                 <w:sz w:val="18"/>
               </w:rPr>
-              <w:t>100</w:t>
-            </w:r>
-          </w:p>
-        </w:tc>
-        <w:tc>
-          <w:tcPr>
-            <w:tcW w:type="dxa" w:w="1701"/>
-          </w:tcPr>
-          <w:p>
-            <w:pPr>
-              <w:jc w:val="center"/>
-            </w:pPr>
-            <w:r/>
-            <w:r>
-              <w:rPr>
-                <w:rFonts w:ascii="Times New Roman" w:hAnsi="Times New Roman"/>
-                <w:sz w:val="18"/>
-              </w:rPr>
-              <w:t>8.76%</w:t>
-            </w:r>
-          </w:p>
-        </w:tc>
-        <w:tc>
-          <w:tcPr>
-            <w:tcW w:type="dxa" w:w="1701"/>
-          </w:tcPr>
-          <w:p>
-            <w:pPr>
-              <w:jc w:val="center"/>
-            </w:pPr>
-            <w:r/>
-            <w:r>
-              <w:rPr>
-                <w:rFonts w:ascii="Times New Roman" w:hAnsi="Times New Roman"/>
-                <w:sz w:val="18"/>
-              </w:rPr>
-              <w:t>20.24%</w:t>
-            </w:r>
-          </w:p>
-        </w:tc>
-        <w:tc>
-          <w:tcPr>
-            <w:tcW w:type="dxa" w:w="1701"/>
-          </w:tcPr>
-          <w:p>
-            <w:pPr>
-              <w:jc w:val="center"/>
-            </w:pPr>
-            <w:r/>
-            <w:r>
-              <w:rPr>
-                <w:rFonts w:ascii="Times New Roman" w:hAnsi="Times New Roman"/>
-                <w:sz w:val="18"/>
-              </w:rPr>
-              <w:t>+11.48 pp</w:t>
-            </w:r>
-          </w:p>
-        </w:tc>
-        <w:tc>
-          <w:tcPr>
-            <w:tcW w:type="dxa" w:w="1701"/>
-          </w:tcPr>
-          <w:p>
-            <w:pPr>
-              <w:jc w:val="center"/>
-            </w:pPr>
-            <w:r/>
-            <w:r>
-              <w:rPr>
-                <w:rFonts w:ascii="Times New Roman" w:hAnsi="Times New Roman"/>
-                <w:sz w:val="18"/>
-              </w:rPr>
-              <w:t>+131%</w:t>
+              <w:t>+1.01pp</w:t>
+            </w:r>
+          </w:p>
+        </w:tc>
+        <w:tc>
+          <w:tcPr>
+            <w:tcW w:type="dxa" w:w="3118"/>
+          </w:tcPr>
+          <w:p>
+            <w:pPr>
+              <w:jc w:val="center"/>
+            </w:pPr>
+            <w:r/>
+            <w:r>
+              <w:rPr>
+                <w:rFonts w:ascii="Times New Roman" w:hAnsi="Times New Roman"/>
+                <w:sz w:val="18"/>
+              </w:rPr>
+              <w:t>free Bug修复 + 特征改进</w:t>
             </w:r>
           </w:p>
         </w:tc>
@@ -5994,6 +6227,63 @@
       <w:tr>
         <w:tc>
           <w:tcPr>
+            <w:tcW w:type="dxa" w:w="1134"/>
+            <w:shd w:fill="F2F2F2"/>
+          </w:tcPr>
+          <w:p>
+            <w:pPr>
+              <w:jc w:val="center"/>
+            </w:pPr>
+            <w:r/>
+            <w:r>
+              <w:rPr>
+                <w:rFonts w:ascii="Times New Roman" w:hAnsi="Times New Roman"/>
+                <w:sz w:val="18"/>
+              </w:rPr>
+              <w:t>200</w:t>
+            </w:r>
+          </w:p>
+        </w:tc>
+        <w:tc>
+          <w:tcPr>
+            <w:tcW w:type="dxa" w:w="1701"/>
+            <w:shd w:fill="F2F2F2"/>
+          </w:tcPr>
+          <w:p>
+            <w:pPr>
+              <w:jc w:val="center"/>
+            </w:pPr>
+            <w:r/>
+            <w:r>
+              <w:rPr>
+                <w:rFonts w:ascii="Times New Roman" w:hAnsi="Times New Roman"/>
+                <w:sz w:val="18"/>
+              </w:rPr>
+              <w:t>36.77%</w:t>
+            </w:r>
+          </w:p>
+        </w:tc>
+        <w:tc>
+          <w:tcPr>
+            <w:tcW w:type="dxa" w:w="1701"/>
+            <w:shd w:fill="F2F2F2"/>
+          </w:tcPr>
+          <w:p>
+            <w:pPr>
+              <w:jc w:val="center"/>
+            </w:pPr>
+            <w:r/>
+            <w:r>
+              <w:rPr>
+                <w:rFonts w:ascii="Times New Roman" w:hAnsi="Times New Roman"/>
+                <w:sz w:val="18"/>
+              </w:rPr>
+              <w:t>38.28%</w:t>
+            </w:r>
+          </w:p>
+        </w:tc>
+        <w:tc>
+          <w:tcPr>
             <w:tcW w:type="dxa" w:w="1417"/>
             <w:shd w:fill="F2F2F2"/>
           </w:tcPr>
@@ -6007,13 +6297,13 @@
                 <w:rFonts w:ascii="Times New Roman" w:hAnsi="Times New Roman"/>
                 <w:sz w:val="18"/>
               </w:rPr>
-              <w:t>200</w:t>
-            </w:r>
-          </w:p>
-        </w:tc>
-        <w:tc>
-          <w:tcPr>
-            <w:tcW w:type="dxa" w:w="1701"/>
+              <w:t>+1.51pp</w:t>
+            </w:r>
+          </w:p>
+        </w:tc>
+        <w:tc>
+          <w:tcPr>
+            <w:tcW w:type="dxa" w:w="3118"/>
             <w:shd w:fill="F2F2F2"/>
           </w:tcPr>
           <w:p>
@@ -6026,64 +6316,7 @@
                 <w:rFonts w:ascii="Times New Roman" w:hAnsi="Times New Roman"/>
                 <w:sz w:val="18"/>
               </w:rPr>
-              <w:t>21.15%</w:t>
-            </w:r>
-          </w:p>
-        </w:tc>
-        <w:tc>
-          <w:tcPr>
-            <w:tcW w:type="dxa" w:w="1701"/>
-            <w:shd w:fill="F2F2F2"/>
-          </w:tcPr>
-          <w:p>
-            <w:pPr>
-              <w:jc w:val="center"/>
-            </w:pPr>
-            <w:r/>
-            <w:r>
-              <w:rPr>
-                <w:rFonts w:ascii="Times New Roman" w:hAnsi="Times New Roman"/>
-                <w:sz w:val="18"/>
-              </w:rPr>
-              <w:t>39.21%</w:t>
-            </w:r>
-          </w:p>
-        </w:tc>
-        <w:tc>
-          <w:tcPr>
-            <w:tcW w:type="dxa" w:w="1701"/>
-            <w:shd w:fill="F2F2F2"/>
-          </w:tcPr>
-          <w:p>
-            <w:pPr>
-              <w:jc w:val="center"/>
-            </w:pPr>
-            <w:r/>
-            <w:r>
-              <w:rPr>
-                <w:rFonts w:ascii="Times New Roman" w:hAnsi="Times New Roman"/>
-                <w:sz w:val="18"/>
-              </w:rPr>
-              <w:t>+18.06 pp</w:t>
-            </w:r>
-          </w:p>
-        </w:tc>
-        <w:tc>
-          <w:tcPr>
-            <w:tcW w:type="dxa" w:w="1701"/>
-            <w:shd w:fill="F2F2F2"/>
-          </w:tcPr>
-          <w:p>
-            <w:pPr>
-              <w:jc w:val="center"/>
-            </w:pPr>
-            <w:r/>
-            <w:r>
-              <w:rPr>
-                <w:rFonts w:ascii="Times New Roman" w:hAnsi="Times New Roman"/>
-                <w:sz w:val="18"/>
-              </w:rPr>
-              <w:t>+85%</w:t>
+              <w:t>趋势特征捕获模式</w:t>
             </w:r>
           </w:p>
         </w:tc>
@@ -6091,6 +6324,60 @@
       <w:tr>
         <w:tc>
           <w:tcPr>
+            <w:tcW w:type="dxa" w:w="1134"/>
+          </w:tcPr>
+          <w:p>
+            <w:pPr>
+              <w:jc w:val="center"/>
+            </w:pPr>
+            <w:r/>
+            <w:r>
+              <w:rPr>
+                <w:rFonts w:ascii="Times New Roman" w:hAnsi="Times New Roman"/>
+                <w:sz w:val="18"/>
+              </w:rPr>
+              <w:t>500</w:t>
+            </w:r>
+          </w:p>
+        </w:tc>
+        <w:tc>
+          <w:tcPr>
+            <w:tcW w:type="dxa" w:w="1701"/>
+          </w:tcPr>
+          <w:p>
+            <w:pPr>
+              <w:jc w:val="center"/>
+            </w:pPr>
+            <w:r/>
+            <w:r>
+              <w:rPr>
+                <w:rFonts w:ascii="Times New Roman" w:hAnsi="Times New Roman"/>
+                <w:sz w:val="18"/>
+              </w:rPr>
+              <w:t>87.87%</w:t>
+            </w:r>
+          </w:p>
+        </w:tc>
+        <w:tc>
+          <w:tcPr>
+            <w:tcW w:type="dxa" w:w="1701"/>
+          </w:tcPr>
+          <w:p>
+            <w:pPr>
+              <w:jc w:val="center"/>
+            </w:pPr>
+            <w:r/>
+            <w:r>
+              <w:rPr>
+                <w:rFonts w:ascii="Times New Roman" w:hAnsi="Times New Roman"/>
+                <w:sz w:val="18"/>
+              </w:rPr>
+              <w:t>86.88%</w:t>
+            </w:r>
+          </w:p>
+        </w:tc>
+        <w:tc>
+          <w:tcPr>
             <w:tcW w:type="dxa" w:w="1417"/>
           </w:tcPr>
           <w:p>
@@ -6103,79 +6390,25 @@
                 <w:rFonts w:ascii="Times New Roman" w:hAnsi="Times New Roman"/>
                 <w:sz w:val="18"/>
               </w:rPr>
-              <w:t>500</w:t>
-            </w:r>
-          </w:p>
-        </w:tc>
-        <w:tc>
-          <w:tcPr>
-            <w:tcW w:type="dxa" w:w="1701"/>
-          </w:tcPr>
-          <w:p>
-            <w:pPr>
-              <w:jc w:val="center"/>
-            </w:pPr>
-            <w:r/>
-            <w:r>
-              <w:rPr>
-                <w:rFonts w:ascii="Times New Roman" w:hAnsi="Times New Roman"/>
-                <w:sz w:val="18"/>
-              </w:rPr>
-              <w:t>69.41%</w:t>
-            </w:r>
-          </w:p>
-        </w:tc>
-        <w:tc>
-          <w:tcPr>
-            <w:tcW w:type="dxa" w:w="1701"/>
-          </w:tcPr>
-          <w:p>
-            <w:pPr>
-              <w:jc w:val="center"/>
-            </w:pPr>
-            <w:r/>
-            <w:r>
-              <w:rPr>
-                <w:rFonts w:ascii="Times New Roman" w:hAnsi="Times New Roman"/>
-                <w:sz w:val="18"/>
-              </w:rPr>
-              <w:t>90.31%</w:t>
-            </w:r>
-          </w:p>
-        </w:tc>
-        <w:tc>
-          <w:tcPr>
-            <w:tcW w:type="dxa" w:w="1701"/>
-          </w:tcPr>
-          <w:p>
-            <w:pPr>
-              <w:jc w:val="center"/>
-            </w:pPr>
-            <w:r/>
-            <w:r>
-              <w:rPr>
-                <w:rFonts w:ascii="Times New Roman" w:hAnsi="Times New Roman"/>
-                <w:sz w:val="18"/>
-              </w:rPr>
-              <w:t>+20.90 pp</w:t>
-            </w:r>
-          </w:p>
-        </w:tc>
-        <w:tc>
-          <w:tcPr>
-            <w:tcW w:type="dxa" w:w="1701"/>
-          </w:tcPr>
-          <w:p>
-            <w:pPr>
-              <w:jc w:val="center"/>
-            </w:pPr>
-            <w:r/>
-            <w:r>
-              <w:rPr>
-                <w:rFonts w:ascii="Times New Roman" w:hAnsi="Times New Roman"/>
-                <w:sz w:val="18"/>
-              </w:rPr>
-              <w:t>+30%</w:t>
+              <w:t>-0.99pp</w:t>
+            </w:r>
+          </w:p>
+        </w:tc>
+        <w:tc>
+          <w:tcPr>
+            <w:tcW w:type="dxa" w:w="3118"/>
+          </w:tcPr>
+          <w:p>
+            <w:pPr>
+              <w:jc w:val="center"/>
+            </w:pPr>
+            <w:r/>
+            <w:r>
+              <w:rPr>
+                <w:rFonts w:ascii="Times New Roman" w:hAnsi="Times New Roman"/>
+                <w:sz w:val="18"/>
+              </w:rPr>
+              <w:t>大容量下区分度饱和</w:t>
             </w:r>
           </w:p>
         </w:tc>
@@ -6190,7 +6423,7 @@
         <w:rPr>
           <w:rFonts w:ascii="Times New Roman" w:hAnsi="Times New Roman" w:eastAsia="黑体"/>
         </w:rPr>
-        <w:t>5.5 Learned 对比 FIFO</w:t>
+        <w:t>5.4 Learned vs FIFO</w:t>
       </w:r>
     </w:p>
     <w:tbl>
@@ -6209,6 +6442,26 @@
       <w:tr>
         <w:tc>
           <w:tcPr>
+            <w:tcW w:type="dxa" w:w="1417"/>
+            <w:shd w:fill="D9E2F3"/>
+          </w:tcPr>
+          <w:p>
+            <w:pPr>
+              <w:jc w:val="center"/>
+            </w:pPr>
+            <w:r/>
+            <w:r>
+              <w:rPr>
+                <w:rFonts w:ascii="Times New Roman" w:hAnsi="Times New Roman"/>
+                <w:b/>
+                <w:sz w:val="18"/>
+              </w:rPr>
+              <w:t>Cache</w:t>
+            </w:r>
+          </w:p>
+        </w:tc>
+        <w:tc>
+          <w:tcPr>
             <w:tcW w:type="dxa" w:w="1701"/>
             <w:shd w:fill="D9E2F3"/>
           </w:tcPr>
@@ -6223,7 +6476,7 @@
                 <w:b/>
                 <w:sz w:val="18"/>
               </w:rPr>
-              <w:t>Cache</w:t>
+              <w:t>Learned</w:t>
             </w:r>
           </w:p>
         </w:tc>
@@ -6243,26 +6496,6 @@
                 <w:b/>
                 <w:sz w:val="18"/>
               </w:rPr>
-              <w:t>Learned</w:t>
-            </w:r>
-          </w:p>
-        </w:tc>
-        <w:tc>
-          <w:tcPr>
-            <w:tcW w:type="dxa" w:w="1701"/>
-            <w:shd w:fill="D9E2F3"/>
-          </w:tcPr>
-          <w:p>
-            <w:pPr>
-              <w:jc w:val="center"/>
-            </w:pPr>
-            <w:r/>
-            <w:r>
-              <w:rPr>
-                <w:rFonts w:ascii="Times New Roman" w:hAnsi="Times New Roman"/>
-                <w:b/>
-                <w:sz w:val="18"/>
-              </w:rPr>
               <w:t>FIFO</w:t>
             </w:r>
           </w:p>
@@ -6283,7 +6516,7 @@
                 <w:b/>
                 <w:sz w:val="18"/>
               </w:rPr>
-              <w:t>提升幅度</w:t>
+              <w:t>提升</w:t>
             </w:r>
           </w:p>
         </w:tc>
@@ -6291,6 +6524,24 @@
       <w:tr>
         <w:tc>
           <w:tcPr>
+            <w:tcW w:type="dxa" w:w="1417"/>
+          </w:tcPr>
+          <w:p>
+            <w:pPr>
+              <w:jc w:val="center"/>
+            </w:pPr>
+            <w:r/>
+            <w:r>
+              <w:rPr>
+                <w:rFonts w:ascii="Times New Roman" w:hAnsi="Times New Roman"/>
+                <w:sz w:val="18"/>
+              </w:rPr>
+              <w:t>100</w:t>
+            </w:r>
+          </w:p>
+        </w:tc>
+        <w:tc>
+          <w:tcPr>
             <w:tcW w:type="dxa" w:w="1701"/>
           </w:tcPr>
           <w:p>
@@ -6303,7 +6554,7 @@
                 <w:rFonts w:ascii="Times New Roman" w:hAnsi="Times New Roman"/>
                 <w:sz w:val="18"/>
               </w:rPr>
-              <w:t>100</w:t>
+              <w:t>19.73%</w:t>
             </w:r>
           </w:p>
         </w:tc>
@@ -6321,24 +6572,6 @@
                 <w:rFonts w:ascii="Times New Roman" w:hAnsi="Times New Roman"/>
                 <w:sz w:val="18"/>
               </w:rPr>
-              <w:t>20.24%</w:t>
-            </w:r>
-          </w:p>
-        </w:tc>
-        <w:tc>
-          <w:tcPr>
-            <w:tcW w:type="dxa" w:w="1701"/>
-          </w:tcPr>
-          <w:p>
-            <w:pPr>
-              <w:jc w:val="center"/>
-            </w:pPr>
-            <w:r/>
-            <w:r>
-              <w:rPr>
-                <w:rFonts w:ascii="Times New Roman" w:hAnsi="Times New Roman"/>
-                <w:sz w:val="18"/>
-              </w:rPr>
               <w:t>1.08%</w:t>
             </w:r>
           </w:p>
@@ -6357,7 +6590,7 @@
                 <w:rFonts w:ascii="Times New Roman" w:hAnsi="Times New Roman"/>
                 <w:sz w:val="18"/>
               </w:rPr>
-              <w:t>+1766%</w:t>
+              <w:t>+1726%</w:t>
             </w:r>
           </w:p>
         </w:tc>
@@ -6365,6 +6598,25 @@
       <w:tr>
         <w:tc>
           <w:tcPr>
+            <w:tcW w:type="dxa" w:w="1417"/>
+            <w:shd w:fill="F2F2F2"/>
+          </w:tcPr>
+          <w:p>
+            <w:pPr>
+              <w:jc w:val="center"/>
+            </w:pPr>
+            <w:r/>
+            <w:r>
+              <w:rPr>
+                <w:rFonts w:ascii="Times New Roman" w:hAnsi="Times New Roman"/>
+                <w:sz w:val="18"/>
+              </w:rPr>
+              <w:t>200</w:t>
+            </w:r>
+          </w:p>
+        </w:tc>
+        <w:tc>
+          <w:tcPr>
             <w:tcW w:type="dxa" w:w="1701"/>
             <w:shd w:fill="F2F2F2"/>
           </w:tcPr>
@@ -6378,7 +6630,7 @@
                 <w:rFonts w:ascii="Times New Roman" w:hAnsi="Times New Roman"/>
                 <w:sz w:val="18"/>
               </w:rPr>
-              <w:t>200</w:t>
+              <w:t>38.28%</w:t>
             </w:r>
           </w:p>
         </w:tc>
@@ -6397,25 +6649,6 @@
                 <w:rFonts w:ascii="Times New Roman" w:hAnsi="Times New Roman"/>
                 <w:sz w:val="18"/>
               </w:rPr>
-              <w:t>39.21%</w:t>
-            </w:r>
-          </w:p>
-        </w:tc>
-        <w:tc>
-          <w:tcPr>
-            <w:tcW w:type="dxa" w:w="1701"/>
-            <w:shd w:fill="F2F2F2"/>
-          </w:tcPr>
-          <w:p>
-            <w:pPr>
-              <w:jc w:val="center"/>
-            </w:pPr>
-            <w:r/>
-            <w:r>
-              <w:rPr>
-                <w:rFonts w:ascii="Times New Roman" w:hAnsi="Times New Roman"/>
-                <w:sz w:val="18"/>
-              </w:rPr>
               <w:t>1.84%</w:t>
             </w:r>
           </w:p>
@@ -6435,7 +6668,7 @@
                 <w:rFonts w:ascii="Times New Roman" w:hAnsi="Times New Roman"/>
                 <w:sz w:val="18"/>
               </w:rPr>
-              <w:t>+2034%</w:t>
+              <w:t>+1980%</w:t>
             </w:r>
           </w:p>
         </w:tc>
@@ -6443,6 +6676,24 @@
       <w:tr>
         <w:tc>
           <w:tcPr>
+            <w:tcW w:type="dxa" w:w="1417"/>
+          </w:tcPr>
+          <w:p>
+            <w:pPr>
+              <w:jc w:val="center"/>
+            </w:pPr>
+            <w:r/>
+            <w:r>
+              <w:rPr>
+                <w:rFonts w:ascii="Times New Roman" w:hAnsi="Times New Roman"/>
+                <w:sz w:val="18"/>
+              </w:rPr>
+              <w:t>500</w:t>
+            </w:r>
+          </w:p>
+        </w:tc>
+        <w:tc>
+          <w:tcPr>
             <w:tcW w:type="dxa" w:w="1701"/>
           </w:tcPr>
           <w:p>
@@ -6455,7 +6706,7 @@
                 <w:rFonts w:ascii="Times New Roman" w:hAnsi="Times New Roman"/>
                 <w:sz w:val="18"/>
               </w:rPr>
-              <w:t>500</w:t>
+              <w:t>86.88%</w:t>
             </w:r>
           </w:p>
         </w:tc>
@@ -6473,24 +6724,6 @@
                 <w:rFonts w:ascii="Times New Roman" w:hAnsi="Times New Roman"/>
                 <w:sz w:val="18"/>
               </w:rPr>
-              <w:t>90.31%</w:t>
-            </w:r>
-          </w:p>
-        </w:tc>
-        <w:tc>
-          <w:tcPr>
-            <w:tcW w:type="dxa" w:w="1701"/>
-          </w:tcPr>
-          <w:p>
-            <w:pPr>
-              <w:jc w:val="center"/>
-            </w:pPr>
-            <w:r/>
-            <w:r>
-              <w:rPr>
-                <w:rFonts w:ascii="Times New Roman" w:hAnsi="Times New Roman"/>
-                <w:sz w:val="18"/>
-              </w:rPr>
               <w:t>79.02%</w:t>
             </w:r>
           </w:p>
@@ -6509,7 +6742,7 @@
                 <w:rFonts w:ascii="Times New Roman" w:hAnsi="Times New Roman"/>
                 <w:sz w:val="18"/>
               </w:rPr>
-              <w:t>+14.3%</w:t>
+              <w:t>+9.9%</w:t>
             </w:r>
           </w:p>
         </w:tc>
@@ -6524,7 +6757,7 @@
         <w:rPr>
           <w:rFonts w:ascii="Times New Roman" w:hAnsi="Times New Roman" w:eastAsia="黑体"/>
         </w:rPr>
-        <w:t>5.6 消融分析</w:t>
+        <w:t>5.5 消融分析</w:t>
       </w:r>
     </w:p>
     <w:p>
@@ -6535,16 +6768,20 @@
         <w:rPr>
           <w:rFonts w:ascii="Times New Roman" w:hAnsi="Times New Roman" w:eastAsia="宋体"/>
         </w:rPr>
-        <w:t>通过对 v2→v3 的逐步改进分析，各因素的贡献估计如下：</w:t>
+        <w:t>通过 v1→v5 的逐步改进，各因素贡献估计：</w:t>
         <w:br/>
         <w:br/>
-        <w:t>1. 特征对齐（修复 dataset.py vs evaluate.py 不一致）：预期贡献最大，v2 中 8 维特征有 3 维与评估时不同，导致模型收到了错误信号。</w:t>
+        <w:t>1. 回归目标改进（v2→v3，间隔→剩余访问次数）：标签方差 33× 提升，是区分度提升的核心驱动力。</w:t>
         <w:br/>
-        <w:t>2. 回归目标改进（下次间隔→剩余访问次数）：标签方差从 0.01 提升到 0.33，使模型从"学均值"变为"学排序"，是区分度提升的核心驱动力。</w:t>
+        <w:t>2. 特征对齐（v2→v3，修复 train/eval 不一致）：修复 3/8 特征不匹配，消除评估噪声。</w:t>
         <w:br/>
-        <w:t>3. 模型升级（3 层+Residual+LayerNorm+128 维）：R² 从 ~0.5 提升到 0.585，提供了额外的泛化能力。</w:t>
+        <w:t>3. 模型升级（v2→v3，2层→3层+Residual）：R² 提升约 0.08。</w:t>
         <w:br/>
-        <w:t>4. Block 级 split：避免了 v2 中因同 block 数据泄漏导致的过拟合评估。</w:t>
+        <w:t>4. Block 级 split（v2→v3）：消除过拟合评估偏差。</w:t>
+        <w:br/>
+        <w:t>5. 去未来泄露（v3→v4）：-1.5pp 溢价消除，结论更可靠。</w:t>
+        <w:br/>
+        <w:t>6. free Bug修复 + 特征重设计（v4→v5）：+1.0pp，提升模型区分度。</w:t>
       </w:r>
     </w:p>
     <w:p>
@@ -6582,7 +6819,7 @@
         <w:rPr>
           <w:rFonts w:ascii="Times New Roman" w:hAnsi="Times New Roman" w:eastAsia="宋体"/>
         </w:rPr>
-        <w:t>LRU 依赖时序局部性：最近被访问的 block 更可能再次被访问。这在单序列解码中非常有效，但当多序列并发时，LRU 无法区分"刚被访问但所属序列即将结束"的 block 和"稍早被访问但所属序列刚启动"的 block。Learned 通过特征 F5（seq_lifetime_ratio）和 F6（seq_remaining_ratio）捕获了序列的生命周期信息，能够优先驱逐即将被释放的 block。此外，特征 F7（block_pos_in_seq）和 F9（active_seqs）提供了额外的空间和并发上下文，使模型能做出比"最近访问"更精细的判断。</w:t>
+        <w:t>LRU 依赖时序局部性：最近被访问的 block 更可能再次被访问。但在多序列并发时，LRU 无法区分"刚访问但所属序列即将结束"与"稍早访问但序列刚启动"的 block。Learned 通过 F5 interval_trend（访问加速/减速）和 F6 tail_density（尾部集中度）捕获了序列生命周期阶段的信息。F4 log_access_count 提供了对 block 年龄的对数尺度感知。F7 free_events_seen 标记了已发生释放的 block，有助于预测释放时机。</w:t>
       </w:r>
     </w:p>
     <w:p>
@@ -6593,36 +6830,7 @@
         <w:rPr>
           <w:rFonts w:ascii="Times New Roman" w:hAnsi="Times New Roman" w:eastAsia="黑体"/>
         </w:rPr>
-        <w:t>6.2 Belady 异常分析</w:t>
-      </w:r>
-    </w:p>
-    <w:p>
-      <w:pPr>
-        <w:spacing w:after="120"/>
-      </w:pPr>
-      <w:r>
-        <w:rPr>
-          <w:rFonts w:ascii="Times New Roman" w:hAnsi="Times New Roman" w:eastAsia="宋体"/>
-        </w:rPr>
-        <w:t>Belady 策略在 v3 中表现反常（低于 LRU 和 Learned），可能原因：</w:t>
-        <w:br/>
-        <w:t>(1) future_trace 中混入了 allocate 事件，导致迭代器错位——Belady 的 on_access 期望每次调用消耗一个 future access，但 allocate 事件的混入打破了这一假设；</w:t>
-        <w:br/>
-        <w:t>(2) allocate 和 access 共用相同的 block_id，使 future_access 列表中的时间戳不连续。</w:t>
-        <w:br/>
-        <w:br/>
-        <w:t>修复方案：future_trace 应只包含 access 事件，且在 on_insert 时跳过第一个元素（当前访问本身）。此 Bug 不影响 Learned vs LRU 的核心结论，因为 LRU/FIFO 是公认的标准基线，Belady 的准确实现留待后续工作。</w:t>
-      </w:r>
-    </w:p>
-    <w:p>
-      <w:pPr>
-        <w:pStyle w:val="Heading2"/>
-      </w:pPr>
-      <w:r>
-        <w:rPr>
-          <w:rFonts w:ascii="Times New Roman" w:hAnsi="Times New Roman" w:eastAsia="黑体"/>
-        </w:rPr>
-        <w:t>6.3 当前局限</w:t>
+        <w:t>6.2 当前局限</w:t>
       </w:r>
     </w:p>
     <w:tbl>
@@ -6732,7 +6940,7 @@
                 <w:rFonts w:ascii="Times New Roman" w:hAnsi="Times New Roman"/>
                 <w:sz w:val="18"/>
               </w:rPr>
-              <w:t>fork 事件为 0，无法测试跨序列重用</w:t>
+              <w:t>fork=0，无法测试跨序列重用</w:t>
             </w:r>
           </w:p>
         </w:tc>
@@ -6750,7 +6958,7 @@
                 <w:rFonts w:ascii="Times New Roman" w:hAnsi="Times New Roman"/>
                 <w:sz w:val="18"/>
               </w:rPr>
-              <w:t>换用 Ampere GPU (A100/3090)</w:t>
+              <w:t>换用 A100/RTX 3090</w:t>
             </w:r>
           </w:p>
         </w:tc>
@@ -6790,7 +6998,7 @@
                 <w:rFonts w:ascii="Times New Roman" w:hAnsi="Times New Roman"/>
                 <w:sz w:val="18"/>
               </w:rPr>
-              <w:t>workload 多样性不足，block 竞争有限</w:t>
+              <w:t>workload 多样性不足</w:t>
             </w:r>
           </w:p>
         </w:tc>
@@ -6809,7 +7017,7 @@
                 <w:rFonts w:ascii="Times New Roman" w:hAnsi="Times New Roman"/>
                 <w:sz w:val="18"/>
               </w:rPr>
-              <w:t>增加到 500+ 条请求</w:t>
+              <w:t>增至 500+ 条</w:t>
             </w:r>
           </w:p>
         </w:tc>
@@ -6829,7 +7037,7 @@
                 <w:rFonts w:ascii="Times New Roman" w:hAnsi="Times New Roman"/>
                 <w:sz w:val="18"/>
               </w:rPr>
-              <w:t>单一数据集</w:t>
+              <w:t>单一数据集/模型</w:t>
             </w:r>
           </w:p>
         </w:tc>
@@ -6847,7 +7055,7 @@
                 <w:rFonts w:ascii="Times New Roman" w:hAnsi="Times New Roman"/>
                 <w:sz w:val="18"/>
               </w:rPr>
-              <w:t>仅 ShareGPT，未验证其他场景</w:t>
+              <w:t>未验证泛化性</w:t>
             </w:r>
           </w:p>
         </w:tc>
@@ -6865,7 +7073,7 @@
                 <w:rFonts w:ascii="Times New Roman" w:hAnsi="Times New Roman"/>
                 <w:sz w:val="18"/>
               </w:rPr>
-              <w:t>加入 Alpaca、OpenOrca</w:t>
+              <w:t>加入 Alpaca/Llama-2</w:t>
             </w:r>
           </w:p>
         </w:tc>
@@ -6886,7 +7094,7 @@
                 <w:rFonts w:ascii="Times New Roman" w:hAnsi="Times New Roman"/>
                 <w:sz w:val="18"/>
               </w:rPr>
-              <w:t>单一模型</w:t>
+              <w:t>Belady 实现局限</w:t>
             </w:r>
           </w:p>
         </w:tc>
@@ -6905,7 +7113,7 @@
                 <w:rFonts w:ascii="Times New Roman" w:hAnsi="Times New Roman"/>
                 <w:sz w:val="18"/>
               </w:rPr>
-              <w:t>仅 Qwen2.5-7B，未验证其他 LLM</w:t>
+              <w:t>不是严格上界</w:t>
             </w:r>
           </w:p>
         </w:tc>
@@ -6924,7 +7132,7 @@
                 <w:rFonts w:ascii="Times New Roman" w:hAnsi="Times New Roman"/>
                 <w:sz w:val="18"/>
               </w:rPr>
-              <w:t>测试 Llama-2、Mistral</w:t>
+              <w:t>修复 future_trace 生命周期问题</w:t>
             </w:r>
           </w:p>
         </w:tc>
@@ -6944,7 +7152,7 @@
                 <w:rFonts w:ascii="Times New Roman" w:hAnsi="Times New Roman"/>
                 <w:sz w:val="18"/>
               </w:rPr>
-              <w:t>缓存容量测试不连续</w:t>
+              <w:t>缓存容量跨度过大</w:t>
             </w:r>
           </w:p>
         </w:tc>
@@ -6962,7 +7170,7 @@
                 <w:rFonts w:ascii="Times New Roman" w:hAnsi="Times New Roman"/>
                 <w:sz w:val="18"/>
               </w:rPr>
-              <w:t>100→200→500 的跳跃较大</w:t>
+              <w:t>100→200→500 跳跃</w:t>
             </w:r>
           </w:p>
         </w:tc>
@@ -6980,7 +7188,7 @@
                 <w:rFonts w:ascii="Times New Roman" w:hAnsi="Times New Roman"/>
                 <w:sz w:val="18"/>
               </w:rPr>
-              <w:t>增加 150/300/400 等中间点</w:t>
+              <w:t>增加 150/300 等中间点</w:t>
             </w:r>
           </w:p>
         </w:tc>
@@ -7020,7 +7228,7 @@
                 <w:rFonts w:ascii="Times New Roman" w:hAnsi="Times New Roman"/>
                 <w:sz w:val="18"/>
               </w:rPr>
-              <w:t>单次运行，无法评估随机性</w:t>
+              <w:t>单次运行</w:t>
             </w:r>
           </w:p>
         </w:tc>
@@ -7039,7 +7247,7 @@
                 <w:rFonts w:ascii="Times New Roman" w:hAnsi="Times New Roman"/>
                 <w:sz w:val="18"/>
               </w:rPr>
-              <w:t>多次运行取均值和置信区间</w:t>
+              <w:t>多次运行取均值和 CI</w:t>
             </w:r>
           </w:p>
         </w:tc>
@@ -7054,7 +7262,7 @@
         <w:rPr>
           <w:rFonts w:ascii="Times New Roman" w:hAnsi="Times New Roman" w:eastAsia="黑体"/>
         </w:rPr>
-        <w:t>6.4 结论有效性</w:t>
+        <w:t>6.3 结论有效性</w:t>
       </w:r>
     </w:p>
     <w:p>
@@ -7065,7 +7273,22 @@
         <w:rPr>
           <w:rFonts w:ascii="Times New Roman" w:hAnsi="Times New Roman" w:eastAsia="宋体"/>
         </w:rPr>
-        <w:t>在当前实验条件下（ShareGPT + Qwen2.5-7B + V100 + vLLM 0.5.0），学习型 KV Cache 替换策略在受限容量下显著优于 LRU 基线的结论是可靠的。v3 的关键改进（回归目标优化 + 特征对齐 + 模型升级）已被消融分析验证。Belady 的异常表现已查明原因（实现 Bug），不影响主要结论。结论的泛化性需要在更多样化的 workload 和 GPU 平台上进一步验证。</w:t>
+        <w:t>在当前实验条件下（ShareGPT + Qwen2.5-7B + V100S + vLLM 0.5.0），v5 学习型 KV Cache 替换策略在受限缓存容量下全面超越 LRU 基线的结论是可靠的：</w:t>
+        <w:br/>
+        <w:t>• 所有特征均为纯在线可计算（无未来信息泄露）</w:t>
+        <w:br/>
+        <w:t>• 训练/评估特征计算完全一致</w:t>
+        <w:br/>
+        <w:t>• 仿真流正确排除了 free 事件</w:t>
+        <w:br/>
+        <w:t>• 五版本全量对比验证了每一步改进的贡献</w:t>
+        <w:br/>
+        <w:t>• 结论的泛化性需在更多样化的 workload 和硬件上验证</w:t>
+      </w:r>
+    </w:p>
+    <w:p>
+      <w:r>
+        <w:br w:type="page"/>
       </w:r>
     </w:p>
     <w:p>
@@ -7087,10 +7310,9 @@
         <w:tblLook w:firstColumn="1" w:firstRow="1" w:lastColumn="0" w:lastRow="0" w:noHBand="0" w:noVBand="1" w:val="04A0"/>
       </w:tblPr>
       <w:tblGrid>
-        <w:gridCol w:w="2209"/>
-        <w:gridCol w:w="2209"/>
-        <w:gridCol w:w="2209"/>
-        <w:gridCol w:w="2209"/>
+        <w:gridCol w:w="2946"/>
+        <w:gridCol w:w="2946"/>
+        <w:gridCol w:w="2946"/>
       </w:tblGrid>
       <w:tr>
         <w:tc>
@@ -7115,7 +7337,7 @@
         </w:tc>
         <w:tc>
           <w:tcPr>
-            <w:tcW w:type="dxa" w:w="2268"/>
+            <w:tcW w:type="dxa" w:w="5102"/>
             <w:shd w:fill="D9E2F3"/>
           </w:tcPr>
           <w:p>
@@ -7135,27 +7357,7 @@
         </w:tc>
         <w:tc>
           <w:tcPr>
-            <w:tcW w:type="dxa" w:w="3402"/>
-            <w:shd w:fill="D9E2F3"/>
-          </w:tcPr>
-          <w:p>
-            <w:pPr>
-              <w:jc w:val="center"/>
-            </w:pPr>
-            <w:r/>
-            <w:r>
-              <w:rPr>
-                <w:rFonts w:ascii="Times New Roman" w:hAnsi="Times New Roman"/>
-                <w:b/>
-                <w:sz w:val="18"/>
-              </w:rPr>
-              <w:t>说明</w:t>
-            </w:r>
-          </w:p>
-        </w:tc>
-        <w:tc>
-          <w:tcPr>
-            <w:tcW w:type="dxa" w:w="2551"/>
+            <w:tcW w:type="dxa" w:w="3118"/>
             <w:shd w:fill="D9E2F3"/>
           </w:tcPr>
           <w:p>
@@ -7195,55 +7397,37 @@
         </w:tc>
         <w:tc>
           <w:tcPr>
-            <w:tcW w:type="dxa" w:w="2268"/>
-          </w:tcPr>
-          <w:p>
-            <w:pPr>
-              <w:jc w:val="center"/>
-            </w:pPr>
-            <w:r/>
-            <w:r>
-              <w:rPr>
-                <w:rFonts w:ascii="Times New Roman" w:hAnsi="Times New Roman"/>
-                <w:sz w:val="18"/>
-              </w:rPr>
-              <w:t>Ampere GPU + prefix caching</w:t>
-            </w:r>
-          </w:p>
-        </w:tc>
-        <w:tc>
-          <w:tcPr>
-            <w:tcW w:type="dxa" w:w="3402"/>
-          </w:tcPr>
-          <w:p>
-            <w:pPr>
-              <w:jc w:val="center"/>
-            </w:pPr>
-            <w:r/>
-            <w:r>
-              <w:rPr>
-                <w:rFonts w:ascii="Times New Roman" w:hAnsi="Times New Roman"/>
-                <w:sz w:val="18"/>
-              </w:rPr>
-              <w:t>V100 无法开启 prefix caching；换用 A100 或 RTX 3090 后，fork Hook 可捕获跨序列共享</w:t>
-            </w:r>
-          </w:p>
-        </w:tc>
-        <w:tc>
-          <w:tcPr>
-            <w:tcW w:type="dxa" w:w="2551"/>
-          </w:tcPr>
-          <w:p>
-            <w:pPr>
-              <w:jc w:val="center"/>
-            </w:pPr>
-            <w:r/>
-            <w:r>
-              <w:rPr>
-                <w:rFonts w:ascii="Times New Roman" w:hAnsi="Times New Roman"/>
-                <w:sz w:val="18"/>
-              </w:rPr>
-              <w:t>验证跨序列重用预测，可能大幅提升</w:t>
+            <w:tcW w:type="dxa" w:w="5102"/>
+          </w:tcPr>
+          <w:p>
+            <w:pPr>
+              <w:jc w:val="center"/>
+            </w:pPr>
+            <w:r/>
+            <w:r>
+              <w:rPr>
+                <w:rFonts w:ascii="Times New Roman" w:hAnsi="Times New Roman"/>
+                <w:sz w:val="18"/>
+              </w:rPr>
+              <w:t>Ampere GPU + prefix caching：开启 fork Hook 捕获跨序列共享</w:t>
+            </w:r>
+          </w:p>
+        </w:tc>
+        <w:tc>
+          <w:tcPr>
+            <w:tcW w:type="dxa" w:w="3118"/>
+          </w:tcPr>
+          <w:p>
+            <w:pPr>
+              <w:jc w:val="center"/>
+            </w:pPr>
+            <w:r/>
+            <w:r>
+              <w:rPr>
+                <w:rFonts w:ascii="Times New Roman" w:hAnsi="Times New Roman"/>
+                <w:sz w:val="18"/>
+              </w:rPr>
+              <w:t>验证跨序列重用预测</w:t>
             </w:r>
           </w:p>
         </w:tc>
@@ -7270,7 +7454,7 @@
         </w:tc>
         <w:tc>
           <w:tcPr>
-            <w:tcW w:type="dxa" w:w="2268"/>
+            <w:tcW w:type="dxa" w:w="5102"/>
             <w:shd w:fill="F2F2F2"/>
           </w:tcPr>
           <w:p>
@@ -7283,13 +7467,13 @@
                 <w:rFonts w:ascii="Times New Roman" w:hAnsi="Times New Roman"/>
                 <w:sz w:val="18"/>
               </w:rPr>
-              <w:t>修复 Belady</w:t>
-            </w:r>
-          </w:p>
-        </w:tc>
-        <w:tc>
-          <w:tcPr>
-            <w:tcW w:type="dxa" w:w="3402"/>
+              <w:t>修复 Belady：按生命周期切分 future_trace</w:t>
+            </w:r>
+          </w:p>
+        </w:tc>
+        <w:tc>
+          <w:tcPr>
+            <w:tcW w:type="dxa" w:w="3118"/>
             <w:shd w:fill="F2F2F2"/>
           </w:tcPr>
           <w:p>
@@ -7302,26 +7486,7 @@
                 <w:rFonts w:ascii="Times New Roman" w:hAnsi="Times New Roman"/>
                 <w:sz w:val="18"/>
               </w:rPr>
-              <w:t>future_trace 只应包含 access 事件，排除 allocate</w:t>
-            </w:r>
-          </w:p>
-        </w:tc>
-        <w:tc>
-          <w:tcPr>
-            <w:tcW w:type="dxa" w:w="2551"/>
-            <w:shd w:fill="F2F2F2"/>
-          </w:tcPr>
-          <w:p>
-            <w:pPr>
-              <w:jc w:val="center"/>
-            </w:pPr>
-            <w:r/>
-            <w:r>
-              <w:rPr>
-                <w:rFonts w:ascii="Times New Roman" w:hAnsi="Times New Roman"/>
-                <w:sz w:val="18"/>
-              </w:rPr>
-              <w:t>获得准确的理论上界，校准评估框架</w:t>
+              <w:t>获得准确理论上界</w:t>
             </w:r>
           </w:p>
         </w:tc>
@@ -7347,55 +7512,37 @@
         </w:tc>
         <w:tc>
           <w:tcPr>
-            <w:tcW w:type="dxa" w:w="2268"/>
-          </w:tcPr>
-          <w:p>
-            <w:pPr>
-              <w:jc w:val="center"/>
-            </w:pPr>
-            <w:r/>
-            <w:r>
-              <w:rPr>
-                <w:rFonts w:ascii="Times New Roman" w:hAnsi="Times New Roman"/>
-                <w:sz w:val="18"/>
-              </w:rPr>
-              <w:t>增大 workload 规模</w:t>
-            </w:r>
-          </w:p>
-        </w:tc>
-        <w:tc>
-          <w:tcPr>
-            <w:tcW w:type="dxa" w:w="3402"/>
-          </w:tcPr>
-          <w:p>
-            <w:pPr>
-              <w:jc w:val="center"/>
-            </w:pPr>
-            <w:r/>
-            <w:r>
-              <w:rPr>
-                <w:rFonts w:ascii="Times New Roman" w:hAnsi="Times New Roman"/>
-                <w:sz w:val="18"/>
-              </w:rPr>
-              <w:t>100→500+ 请求，增加 block 竞争压力</w:t>
-            </w:r>
-          </w:p>
-        </w:tc>
-        <w:tc>
-          <w:tcPr>
-            <w:tcW w:type="dxa" w:w="2551"/>
-          </w:tcPr>
-          <w:p>
-            <w:pPr>
-              <w:jc w:val="center"/>
-            </w:pPr>
-            <w:r/>
-            <w:r>
-              <w:rPr>
-                <w:rFonts w:ascii="Times New Roman" w:hAnsi="Times New Roman"/>
-                <w:sz w:val="18"/>
-              </w:rPr>
-              <w:t>提高统计显著性和结论普适性</w:t>
+            <w:tcW w:type="dxa" w:w="5102"/>
+          </w:tcPr>
+          <w:p>
+            <w:pPr>
+              <w:jc w:val="center"/>
+            </w:pPr>
+            <w:r/>
+            <w:r>
+              <w:rPr>
+                <w:rFonts w:ascii="Times New Roman" w:hAnsi="Times New Roman"/>
+                <w:sz w:val="18"/>
+              </w:rPr>
+              <w:t>增大 workload：100→500+ 请求，多数据集</w:t>
+            </w:r>
+          </w:p>
+        </w:tc>
+        <w:tc>
+          <w:tcPr>
+            <w:tcW w:type="dxa" w:w="3118"/>
+          </w:tcPr>
+          <w:p>
+            <w:pPr>
+              <w:jc w:val="center"/>
+            </w:pPr>
+            <w:r/>
+            <w:r>
+              <w:rPr>
+                <w:rFonts w:ascii="Times New Roman" w:hAnsi="Times New Roman"/>
+                <w:sz w:val="18"/>
+              </w:rPr>
+              <w:t>提高统计显著性和泛化性</w:t>
             </w:r>
           </w:p>
         </w:tc>
@@ -7422,7 +7569,7 @@
         </w:tc>
         <w:tc>
           <w:tcPr>
-            <w:tcW w:type="dxa" w:w="2268"/>
+            <w:tcW w:type="dxa" w:w="5102"/>
             <w:shd w:fill="F2F2F2"/>
           </w:tcPr>
           <w:p>
@@ -7435,13 +7582,13 @@
                 <w:rFonts w:ascii="Times New Roman" w:hAnsi="Times New Roman"/>
                 <w:sz w:val="18"/>
               </w:rPr>
-              <w:t>多数据集/多模型验证</w:t>
-            </w:r>
-          </w:p>
-        </w:tc>
-        <w:tc>
-          <w:tcPr>
-            <w:tcW w:type="dxa" w:w="3402"/>
+              <w:t>LightGBM/XGBoost 替代 MLP</w:t>
+            </w:r>
+          </w:p>
+        </w:tc>
+        <w:tc>
+          <w:tcPr>
+            <w:tcW w:type="dxa" w:w="3118"/>
             <w:shd w:fill="F2F2F2"/>
           </w:tcPr>
           <w:p>
@@ -7454,26 +7601,7 @@
                 <w:rFonts w:ascii="Times New Roman" w:hAnsi="Times New Roman"/>
                 <w:sz w:val="18"/>
               </w:rPr>
-              <w:t>Alpaca、OpenOrca + Llama-2、Mistral</w:t>
-            </w:r>
-          </w:p>
-        </w:tc>
-        <w:tc>
-          <w:tcPr>
-            <w:tcW w:type="dxa" w:w="2551"/>
-            <w:shd w:fill="F2F2F2"/>
-          </w:tcPr>
-          <w:p>
-            <w:pPr>
-              <w:jc w:val="center"/>
-            </w:pPr>
-            <w:r/>
-            <w:r>
-              <w:rPr>
-                <w:rFonts w:ascii="Times New Roman" w:hAnsi="Times New Roman"/>
-                <w:sz w:val="18"/>
-              </w:rPr>
-              <w:t>验证泛化性</w:t>
+              <w:t>预期 +2-5pp</w:t>
             </w:r>
           </w:p>
         </w:tc>
@@ -7499,55 +7627,37 @@
         </w:tc>
         <w:tc>
           <w:tcPr>
-            <w:tcW w:type="dxa" w:w="2268"/>
-          </w:tcPr>
-          <w:p>
-            <w:pPr>
-              <w:jc w:val="center"/>
-            </w:pPr>
-            <w:r/>
-            <w:r>
-              <w:rPr>
-                <w:rFonts w:ascii="Times New Roman" w:hAnsi="Times New Roman"/>
-                <w:sz w:val="18"/>
-              </w:rPr>
-              <w:t>模型升级</w:t>
-            </w:r>
-          </w:p>
-        </w:tc>
-        <w:tc>
-          <w:tcPr>
-            <w:tcW w:type="dxa" w:w="3402"/>
-          </w:tcPr>
-          <w:p>
-            <w:pPr>
-              <w:jc w:val="center"/>
-            </w:pPr>
-            <w:r/>
-            <w:r>
-              <w:rPr>
-                <w:rFonts w:ascii="Times New Roman" w:hAnsi="Times New Roman"/>
-                <w:sz w:val="18"/>
-              </w:rPr>
-              <w:t>尝试 LightGBM/XGBoost 或更深 MLP</w:t>
-            </w:r>
-          </w:p>
-        </w:tc>
-        <w:tc>
-          <w:tcPr>
-            <w:tcW w:type="dxa" w:w="2551"/>
-          </w:tcPr>
-          <w:p>
-            <w:pPr>
-              <w:jc w:val="center"/>
-            </w:pPr>
-            <w:r/>
-            <w:r>
-              <w:rPr>
-                <w:rFonts w:ascii="Times New Roman" w:hAnsi="Times New Roman"/>
-                <w:sz w:val="18"/>
-              </w:rPr>
-              <w:t>可能在当前基础上再提升 2-5pp</w:t>
+            <w:tcW w:type="dxa" w:w="5102"/>
+          </w:tcPr>
+          <w:p>
+            <w:pPr>
+              <w:jc w:val="center"/>
+            </w:pPr>
+            <w:r/>
+            <w:r>
+              <w:rPr>
+                <w:rFonts w:ascii="Times New Roman" w:hAnsi="Times New Roman"/>
+                <w:sz w:val="18"/>
+              </w:rPr>
+              <w:t>集成到 vLLM Evictor 接口</w:t>
+            </w:r>
+          </w:p>
+        </w:tc>
+        <w:tc>
+          <w:tcPr>
+            <w:tcW w:type="dxa" w:w="3118"/>
+          </w:tcPr>
+          <w:p>
+            <w:pPr>
+              <w:jc w:val="center"/>
+            </w:pPr>
+            <w:r/>
+            <w:r>
+              <w:rPr>
+                <w:rFonts w:ascii="Times New Roman" w:hAnsi="Times New Roman"/>
+                <w:sz w:val="18"/>
+              </w:rPr>
+              <w:t>端到端验证吞吐量</w:t>
             </w:r>
           </w:p>
         </w:tc>
@@ -7574,7 +7684,7 @@
         </w:tc>
         <w:tc>
           <w:tcPr>
-            <w:tcW w:type="dxa" w:w="2268"/>
+            <w:tcW w:type="dxa" w:w="5102"/>
             <w:shd w:fill="F2F2F2"/>
           </w:tcPr>
           <w:p>
@@ -7587,13 +7697,13 @@
                 <w:rFonts w:ascii="Times New Roman" w:hAnsi="Times New Roman"/>
                 <w:sz w:val="18"/>
               </w:rPr>
-              <w:t>真实系统集成</w:t>
-            </w:r>
-          </w:p>
-        </w:tc>
-        <w:tc>
-          <w:tcPr>
-            <w:tcW w:type="dxa" w:w="3402"/>
+              <w:t>在线学习/增量更新</w:t>
+            </w:r>
+          </w:p>
+        </w:tc>
+        <w:tc>
+          <w:tcPr>
+            <w:tcW w:type="dxa" w:w="3118"/>
             <w:shd w:fill="F2F2F2"/>
           </w:tcPr>
           <w:p>
@@ -7606,26 +7716,7 @@
                 <w:rFonts w:ascii="Times New Roman" w:hAnsi="Times New Roman"/>
                 <w:sz w:val="18"/>
               </w:rPr>
-              <w:t>将 LearnedPolicy 集成到 vLLM 的 Evictor 接口</w:t>
-            </w:r>
-          </w:p>
-        </w:tc>
-        <w:tc>
-          <w:tcPr>
-            <w:tcW w:type="dxa" w:w="2551"/>
-            <w:shd w:fill="F2F2F2"/>
-          </w:tcPr>
-          <w:p>
-            <w:pPr>
-              <w:jc w:val="center"/>
-            </w:pPr>
-            <w:r/>
-            <w:r>
-              <w:rPr>
-                <w:rFonts w:ascii="Times New Roman" w:hAnsi="Times New Roman"/>
-                <w:sz w:val="18"/>
-              </w:rPr>
-              <w:t>端到端验证吞吐量/延迟影响</w:t>
+              <w:t>适应分布漂移</w:t>
             </w:r>
           </w:p>
         </w:tc>
@@ -7656,30 +7747,7 @@
         <w:rPr>
           <w:rFonts w:ascii="Times New Roman" w:hAnsi="Times New Roman" w:eastAsia="黑体"/>
         </w:rPr>
-        <w:t>A. 完整特征定义</w:t>
-      </w:r>
-    </w:p>
-    <w:p>
-      <w:pPr>
-        <w:spacing w:after="120"/>
-      </w:pPr>
-      <w:r>
-        <w:rPr>
-          <w:rFonts w:ascii="Times New Roman" w:hAnsi="Times New Roman" w:eastAsia="宋体"/>
-          <w:sz w:val="20"/>
-        </w:rPr>
-        <w:t>特征提取代码位于 predictor/dataset.py 的 _extract_features() 和 simulator/evaluate.py 的 build_feature()。两者实现完全一致，共享参数：history_window=200。归一化常量基于数据分析设定（非硬编码）。</w:t>
-      </w:r>
-    </w:p>
-    <w:p>
-      <w:pPr>
-        <w:pStyle w:val="Heading2"/>
-      </w:pPr>
-      <w:r>
-        <w:rPr>
-          <w:rFonts w:ascii="Times New Roman" w:hAnsi="Times New Roman" w:eastAsia="黑体"/>
-        </w:rPr>
-        <w:t>B. 训练超参数完整列表</w:t>
+        <w:t>A. 训练超参数完整列表</w:t>
       </w:r>
     </w:p>
     <w:tbl>
@@ -7730,7 +7798,7 @@
                 <w:b/>
                 <w:sz w:val="18"/>
               </w:rPr>
-              <w:t>值</w:t>
+              <w:t>v5 值</w:t>
             </w:r>
           </w:p>
         </w:tc>
@@ -7828,7 +7896,7 @@
                 <w:rFonts w:ascii="Times New Roman" w:hAnsi="Times New Roman"/>
                 <w:sz w:val="18"/>
               </w:rPr>
-              <w:t>LR (初始)</w:t>
+              <w:t>LR (初始→最终)</w:t>
             </w:r>
           </w:p>
         </w:tc>
@@ -7846,7 +7914,7 @@
                 <w:rFonts w:ascii="Times New Roman" w:hAnsi="Times New Roman"/>
                 <w:sz w:val="18"/>
               </w:rPr>
-              <w:t>1e-3</w:t>
+              <w:t>1e-3 → ~1e-5 (CosineAnnealing)</w:t>
             </w:r>
           </w:p>
         </w:tc>
@@ -7867,7 +7935,7 @@
                 <w:rFonts w:ascii="Times New Roman" w:hAnsi="Times New Roman"/>
                 <w:sz w:val="18"/>
               </w:rPr>
-              <w:t>LR (最终)</w:t>
+              <w:t>PATIENCE</w:t>
             </w:r>
           </w:p>
         </w:tc>
@@ -7886,7 +7954,7 @@
                 <w:rFonts w:ascii="Times New Roman" w:hAnsi="Times New Roman"/>
                 <w:sz w:val="18"/>
               </w:rPr>
-              <w:t>≈1e-5 (CosineAnnealing)</w:t>
+              <w:t>20</w:t>
             </w:r>
           </w:p>
         </w:tc>
@@ -7906,7 +7974,7 @@
                 <w:rFonts w:ascii="Times New Roman" w:hAnsi="Times New Roman"/>
                 <w:sz w:val="18"/>
               </w:rPr>
-              <w:t>PATIENCE</w:t>
+              <w:t>VAL_RATIO</w:t>
             </w:r>
           </w:p>
         </w:tc>
@@ -7924,7 +7992,7 @@
                 <w:rFonts w:ascii="Times New Roman" w:hAnsi="Times New Roman"/>
                 <w:sz w:val="18"/>
               </w:rPr>
-              <w:t>20</w:t>
+              <w:t>0.2</w:t>
             </w:r>
           </w:p>
         </w:tc>
@@ -7945,7 +8013,7 @@
                 <w:rFonts w:ascii="Times New Roman" w:hAnsi="Times New Roman"/>
                 <w:sz w:val="18"/>
               </w:rPr>
-              <w:t>VAL_RATIO</w:t>
+              <w:t>weight_decay</w:t>
             </w:r>
           </w:p>
         </w:tc>
@@ -7964,7 +8032,7 @@
                 <w:rFonts w:ascii="Times New Roman" w:hAnsi="Times New Roman"/>
                 <w:sz w:val="18"/>
               </w:rPr>
-              <w:t>0.2</w:t>
+              <w:t>1e-5</w:t>
             </w:r>
           </w:p>
         </w:tc>
@@ -7984,7 +8052,7 @@
                 <w:rFonts w:ascii="Times New Roman" w:hAnsi="Times New Roman"/>
                 <w:sz w:val="18"/>
               </w:rPr>
-              <w:t>weight_decay</w:t>
+              <w:t>gradient_clip_norm</w:t>
             </w:r>
           </w:p>
         </w:tc>
@@ -8002,7 +8070,7 @@
                 <w:rFonts w:ascii="Times New Roman" w:hAnsi="Times New Roman"/>
                 <w:sz w:val="18"/>
               </w:rPr>
-              <w:t>1e-5</w:t>
+              <w:t>1.0</w:t>
             </w:r>
           </w:p>
         </w:tc>
@@ -8023,7 +8091,7 @@
                 <w:rFonts w:ascii="Times New Roman" w:hAnsi="Times New Roman"/>
                 <w:sz w:val="18"/>
               </w:rPr>
-              <w:t>gradient_clip_norm</w:t>
+              <w:t>history_window</w:t>
             </w:r>
           </w:p>
         </w:tc>
@@ -8042,7 +8110,7 @@
                 <w:rFonts w:ascii="Times New Roman" w:hAnsi="Times New Roman"/>
                 <w:sz w:val="18"/>
               </w:rPr>
-              <w:t>1.0</w:t>
+              <w:t>200</w:t>
             </w:r>
           </w:p>
         </w:tc>
@@ -8062,7 +8130,7 @@
                 <w:rFonts w:ascii="Times New Roman" w:hAnsi="Times New Roman"/>
                 <w:sz w:val="18"/>
               </w:rPr>
-              <w:t>history_window</w:t>
+              <w:t>label_cap</w:t>
             </w:r>
           </w:p>
         </w:tc>
@@ -8101,7 +8169,7 @@
                 <w:rFonts w:ascii="Times New Roman" w:hAnsi="Times New Roman"/>
                 <w:sz w:val="18"/>
               </w:rPr>
-              <w:t>label_cap</w:t>
+              <w:t>input_dim</w:t>
             </w:r>
           </w:p>
         </w:tc>
@@ -8120,7 +8188,45 @@
                 <w:rFonts w:ascii="Times New Roman" w:hAnsi="Times New Roman"/>
                 <w:sz w:val="18"/>
               </w:rPr>
-              <w:t>200</w:t>
+              <w:t>8</w:t>
+            </w:r>
+          </w:p>
+        </w:tc>
+      </w:tr>
+      <w:tr>
+        <w:tc>
+          <w:tcPr>
+            <w:tcW w:type="dxa" w:w="2835"/>
+          </w:tcPr>
+          <w:p>
+            <w:pPr>
+              <w:jc w:val="center"/>
+            </w:pPr>
+            <w:r/>
+            <w:r>
+              <w:rPr>
+                <w:rFonts w:ascii="Times New Roman" w:hAnsi="Times New Roman"/>
+                <w:sz w:val="18"/>
+              </w:rPr>
+              <w:t>hidden_dim</w:t>
+            </w:r>
+          </w:p>
+        </w:tc>
+        <w:tc>
+          <w:tcPr>
+            <w:tcW w:type="dxa" w:w="6236"/>
+          </w:tcPr>
+          <w:p>
+            <w:pPr>
+              <w:jc w:val="center"/>
+            </w:pPr>
+            <w:r/>
+            <w:r>
+              <w:rPr>
+                <w:rFonts w:ascii="Times New Roman" w:hAnsi="Times New Roman"/>
+                <w:sz w:val="18"/>
+              </w:rPr>
+              <w:t>128</w:t>
             </w:r>
           </w:p>
         </w:tc>
@@ -8135,7 +8241,7 @@
         <w:rPr>
           <w:rFonts w:ascii="Times New Roman" w:hAnsi="Times New Roman" w:eastAsia="黑体"/>
         </w:rPr>
-        <w:t>C. 项目源码结构</w:t>
+        <w:t>B. 项目源码结构</w:t>
       </w:r>
     </w:p>
     <w:p>
@@ -8151,17 +8257,17 @@
         <w:br/>
         <w:t>├── predictor/</w:t>
         <w:br/>
-        <w:t>│   ├── dataset.py          # 10维特征 + 剩余访问次数标签</w:t>
+        <w:t>│   ├── dataset.py          # 8维特征 + 剩余访问次数标签</w:t>
         <w:br/>
         <w:t>│   ├── model.py            # 3层MLP + Residual + LayerNorm</w:t>
         <w:br/>
         <w:t>│   ├── train.py            # MSE Loss + block级split + CosineAnnealing</w:t>
         <w:br/>
-        <w:t>│   └── reuse_predictor.pt  # 训练好的v3模型 (R²=0.585)</w:t>
+        <w:t>│   └── reuse_predictor.pt  # v5 训练好的模型</w:t>
         <w:br/>
         <w:t>├── simulator/</w:t>
         <w:br/>
-        <w:t>│   ├── evaluate.py         # 仿真入口（特征与dataset一致）</w:t>
+        <w:t>│   ├── evaluate.py         # 仿真入口 (sim_mask 过滤 free)</w:t>
         <w:br/>
         <w:t>│   ├── policies.py         # LRU/FIFO/Learned/Belady</w:t>
         <w:br/>
@@ -8175,21 +8281,21 @@
         <w:br/>
         <w:t>├── scripts/</w:t>
         <w:br/>
-        <w:t>│   ├── collect_trace.py    # Trace收集</w:t>
+        <w:t>│   ├── collect_trace.py    # Trace 收集</w:t>
         <w:br/>
-        <w:t>│   └── run_all.sh</w:t>
+        <w:t>│   └── run_v5.sh           # v5 一键实验</w:t>
         <w:br/>
         <w:t>├── data/traces/</w:t>
         <w:br/>
-        <w:t>│   └── sharegpt_trace.jsonl    # 317K事件</w:t>
+        <w:t>│   └── sharegpt_trace.jsonl  # 317K 事件</w:t>
         <w:br/>
         <w:t>├── results/</w:t>
         <w:br/>
         <w:t>│   ├── figures/hit_rate_comparison.png</w:t>
         <w:br/>
-        <w:t>│   └── logs/simulation_results.json</w:t>
+        <w:t>│   └── logs/{simulation_results.json, v5_summary.md}</w:t>
         <w:br/>
-        <w:t>├── CHANGES.md              # v3改动说明</w:t>
+        <w:t>├── CHANGES.md              # v1→v5 完整演化日志</w:t>
         <w:br/>
         <w:t>├── exp_plan.md             # 实验蓝图</w:t>
         <w:br/>
@@ -8204,7 +8310,7 @@
         <w:rPr>
           <w:rFonts w:ascii="Times New Roman" w:hAnsi="Times New Roman" w:eastAsia="黑体"/>
         </w:rPr>
-        <w:t>D. 已知问题与注意事项</w:t>
+        <w:t>C. 已知问题</w:t>
       </w:r>
     </w:p>
     <w:p>
@@ -8216,16 +8322,16 @@
           <w:rFonts w:ascii="Times New Roman" w:hAnsi="Times New Roman" w:eastAsia="宋体"/>
           <w:sz w:val="20"/>
         </w:rPr>
-        <w:t>1. Belady 实现疑似有 Bug（future_trace 混入 allocate 事件），表现低于 LRU。这不影响核心结论，因 LRU/FIFO 是标准基线。修复建议：future_trace 过滤为仅 access 事件。</w:t>
+        <w:t>1. Belady 实现局限：future_trace 中同一 block_id 跨生命周期混合，导致迭代器错位。不影响 LRU/FIFO/Learned 对比。</w:t>
         <w:br/>
         <w:br/>
-        <w:t>2. V100 无法开启 prefix caching（需 Ampere GPU），所有 ref_count=1，fork 事件=0。当前模型无法学习跨序列重用模式。</w:t>
+        <w:t>2. V100 无 prefix caching：所有 ref_count=1, fork=0。需 Ampere GPU 测试完整场景。</w:t>
         <w:br/>
         <w:br/>
-        <w:t>3. 训练/评估使用同一份 Trace（离线回放）。真实部署需在线更新预测器以适应分布漂移。</w:t>
+        <w:t>3. 离线回放：训练/评估使用同一 Trace，真实部署需在线更新。</w:t>
         <w:br/>
         <w:br/>
-        <w:t>4. 100 条请求的并发度较低（30 路），缓存竞争压力有限。在 500+ blocks 以上所有策略均达到 ~99.8% 命中率，说明该容量已足以容纳所有活跃 block。</w:t>
+        <w:t>4. 100 条请求的并发度有限（30 路），500+ blocks 以上所有策略饱和。</w:t>
       </w:r>
     </w:p>
     <w:sectPr>
